--- a/editorial/soderzhanie-knigi.docx
+++ b/editorial/soderzhanie-knigi.docx
@@ -133,7 +133,7 @@
         <w:rPr>
           <w:i/>
         </w:rPr>
-        <w:t>Состав утверждён 16.10.2026 (Checkpoint 0); текст — черновик</w:t>
+        <w:t>Состав утверждён 16.10.2026 (Checkpoint 0); текст — черновик после Checkpoint 3</w:t>
       </w:r>
     </w:p>
     <w:p>
@@ -313,7 +313,7 @@
         <w:rPr>
           <w:b/>
         </w:rPr>
-        <w:t>0.15. Угарный газ, дым, тепловой удар</w:t>
+        <w:t>0.15. Угарный газ и тепловой удар</w:t>
       </w:r>
     </w:p>
     <w:p>

--- a/editorial/soderzhanie-knigi.docx
+++ b/editorial/soderzhanie-knigi.docx
@@ -46,7 +46,7 @@
         <w:rPr>
           <w:i/>
         </w:rPr>
-        <w:t>Пишется после завершения всех тем</w:t>
+        <w:t>Перечень утверждён 16.10.2026 (Checkpoint 0); названия тем, разделов и приложений сверить после завершения всех тем</w:t>
       </w:r>
     </w:p>
     <w:p>
@@ -205,7 +205,7 @@
         <w:rPr>
           <w:b/>
         </w:rPr>
-        <w:t>0.6. Отёк и боль одной ноги: почему ехать нужно в тот же час</w:t>
+        <w:t>0.6. Отёк и боль одной ноги: почему ехать сразу</w:t>
       </w:r>
     </w:p>
     <w:p>
@@ -421,79 +421,79 @@
         <w:rPr>
           <w:i/>
         </w:rPr>
-        <w:t>Пишется после завершения всех тем</w:t>
-      </w:r>
-    </w:p>
-    <w:p>
-      <w:pPr>
-        <w:spacing w:after="40" w:before="0"/>
-        <w:ind w:left="794"/>
-      </w:pPr>
-      <w:r>
-        <w:t>1. Зачем нужно регулярное наблюдение беременности</w:t>
-      </w:r>
-    </w:p>
-    <w:p>
-      <w:pPr>
-        <w:spacing w:after="40" w:before="0"/>
-        <w:ind w:left="794"/>
-      </w:pPr>
-      <w:r>
-        <w:t>2. Почему программа наблюдения может различаться</w:t>
-      </w:r>
-    </w:p>
-    <w:p>
-      <w:pPr>
-        <w:spacing w:after="40" w:before="0"/>
-        <w:ind w:left="794"/>
-      </w:pPr>
-      <w:r>
-        <w:t>3. Анализы, скрининги и диагностические исследования: в чём разница</w:t>
-      </w:r>
-    </w:p>
-    <w:p>
-      <w:pPr>
-        <w:spacing w:after="40" w:before="0"/>
-        <w:ind w:left="794"/>
-      </w:pPr>
-      <w:r>
-        <w:t>4. Зачем делают УЗИ и другие обследования</w:t>
-      </w:r>
-    </w:p>
-    <w:p>
-      <w:pPr>
-        <w:spacing w:after="40" w:before="0"/>
-        <w:ind w:left="794"/>
-      </w:pPr>
-      <w:r>
-        <w:t>5. Что означает «по показаниям»</w:t>
-      </w:r>
-    </w:p>
-    <w:p>
-      <w:pPr>
-        <w:spacing w:after="40" w:before="0"/>
-        <w:ind w:left="794"/>
-      </w:pPr>
-      <w:r>
-        <w:t>6. Почему один результат анализа редко оценивается изолированно</w:t>
-      </w:r>
-    </w:p>
-    <w:p>
-      <w:pPr>
-        <w:spacing w:after="40" w:before="0"/>
-        <w:ind w:left="794"/>
-      </w:pPr>
-      <w:r>
-        <w:t>7. Что стоит записывать между визитами</w:t>
-      </w:r>
-    </w:p>
-    <w:p>
-      <w:pPr>
-        <w:spacing w:after="40" w:before="0"/>
-        <w:ind w:left="794"/>
-      </w:pPr>
-      <w:r>
-        <w:t>8. Какие вопросы имеет смысл приносить на приём</w:t>
+        <w:t>Черновик 16.10.2026 (Checkpoint 1)</w:t>
+      </w:r>
+    </w:p>
+    <w:p>
+      <w:pPr>
+        <w:spacing w:after="40" w:before="0"/>
+        <w:ind w:left="794"/>
+      </w:pPr>
+      <w:r>
+        <w:t>1. Регулярное наблюдение: зачем ходить к врачу, когда всё хорошо</w:t>
+      </w:r>
+    </w:p>
+    <w:p>
+      <w:pPr>
+        <w:spacing w:after="40" w:before="0"/>
+        <w:ind w:left="794"/>
+      </w:pPr>
+      <w:r>
+        <w:t>2. Программа наблюдения: почему у всех она разная</w:t>
+      </w:r>
+    </w:p>
+    <w:p>
+      <w:pPr>
+        <w:spacing w:after="40" w:before="0"/>
+        <w:ind w:left="794"/>
+      </w:pPr>
+      <w:r>
+        <w:t>3. Анализ, скрининг, диагностика: в чём разница</w:t>
+      </w:r>
+    </w:p>
+    <w:p>
+      <w:pPr>
+        <w:spacing w:after="40" w:before="0"/>
+        <w:ind w:left="794"/>
+      </w:pPr>
+      <w:r>
+        <w:t>4. УЗИ и другие обследования: что смотрят в каждый срок</w:t>
+      </w:r>
+    </w:p>
+    <w:p>
+      <w:pPr>
+        <w:spacing w:after="40" w:before="0"/>
+        <w:ind w:left="794"/>
+      </w:pPr>
+      <w:r>
+        <w:t>5. «По показаниям»: что это значит и что можно спросить</w:t>
+      </w:r>
+    </w:p>
+    <w:p>
+      <w:pPr>
+        <w:spacing w:after="40" w:before="0"/>
+        <w:ind w:left="794"/>
+      </w:pPr>
+      <w:r>
+        <w:t>6. Один результат: почему его не оценивают отдельно</w:t>
+      </w:r>
+    </w:p>
+    <w:p>
+      <w:pPr>
+        <w:spacing w:after="40" w:before="0"/>
+        <w:ind w:left="794"/>
+      </w:pPr>
+      <w:r>
+        <w:t>7. Между визитами: что стоит записывать</w:t>
+      </w:r>
+    </w:p>
+    <w:p>
+      <w:pPr>
+        <w:spacing w:after="40" w:before="0"/>
+        <w:ind w:left="794"/>
+      </w:pPr>
+      <w:r>
+        <w:t>8. На приём: какие вопросы взять с собой</w:t>
       </w:r>
     </w:p>
     <w:p>

--- a/editorial/soderzhanie-knigi.docx
+++ b/editorial/soderzhanie-knigi.docx
@@ -4045,7 +4045,7 @@
         <w:rPr>
           <w:b/>
         </w:rPr>
-        <w:t>9.9. Контакт с заболевшим: что считать контактом и что сообщить врачу</w:t>
+        <w:t>9.9. Контакт с заболевшим или сыпь у вас: что сообщить врачу</w:t>
       </w:r>
     </w:p>
     <w:p>
@@ -4834,7 +4834,7 @@
         <w:ind w:left="794"/>
       </w:pPr>
       <w:r>
-        <w:t>Пять уровней: от наблюдения до скорой помощи</w:t>
+        <w:t>Четыре уровня: от планового приёма до скорой помощи</w:t>
       </w:r>
     </w:p>
     <w:p>
@@ -5135,15 +5135,6 @@
           <w:i/>
         </w:rPr>
         <w:t>Короткая справочная страница; основное место — Тема 11, раздел 11.7 (решение 15.10.2026)</w:t>
-      </w:r>
-    </w:p>
-    <w:p>
-      <w:pPr>
-        <w:spacing w:after="40" w:before="0"/>
-        <w:ind w:left="794"/>
-      </w:pPr>
-      <w:r>
-        <w:t>Продолжить наблюдение</w:t>
       </w:r>
     </w:p>
     <w:p>

--- a/editorial/soderzhanie-knigi.docx
+++ b/editorial/soderzhanie-knigi.docx
@@ -4969,7 +4969,7 @@
         <w:rPr>
           <w:b/>
         </w:rPr>
-        <w:t>ПРИЛОЖЕНИЕ 1. Навигатор по симптомам</w:t>
+        <w:t>ПРИЛОЖЕНИЕ 1. Навигатор: что вы заметили и что случилось</w:t>
       </w:r>
     </w:p>
     <w:p>
@@ -4981,148 +4981,37 @@
         <w:rPr>
           <w:i/>
         </w:rPr>
-        <w:t>Формат: признак → где читать → нужно ли открыть Раздел 0 «Быстрая помощь»</w:t>
-      </w:r>
-    </w:p>
-    <w:p>
-      <w:pPr>
-        <w:spacing w:after="40" w:before="80"/>
-        <w:ind w:left="340"/>
-      </w:pPr>
-      <w:r>
-        <w:rPr>
-          <w:b/>
-        </w:rPr>
-        <w:t>ПРИЛОЖЕНИЕ 2. Навигатор по жизненным ситуациям</w:t>
-      </w:r>
-    </w:p>
-    <w:p>
-      <w:pPr>
-        <w:spacing w:after="40" w:before="0"/>
-        <w:ind w:left="794"/>
-      </w:pPr>
-      <w:r>
-        <w:t>Я приняла лекарство</w:t>
-      </w:r>
-    </w:p>
-    <w:p>
-      <w:pPr>
-        <w:spacing w:after="40" w:before="0"/>
-        <w:ind w:left="794"/>
-      </w:pPr>
-      <w:r>
-        <w:t>Мне назначили новый препарат</w:t>
-      </w:r>
-    </w:p>
-    <w:p>
-      <w:pPr>
-        <w:spacing w:after="40" w:before="0"/>
-        <w:ind w:left="794"/>
-      </w:pPr>
-      <w:r>
-        <w:t>Я выпила алкоголь до того, как узнала о беременности</w:t>
-      </w:r>
-    </w:p>
-    <w:p>
-      <w:pPr>
-        <w:spacing w:after="40" w:before="0"/>
-        <w:ind w:left="794"/>
-      </w:pPr>
-      <w:r>
-        <w:t>Я подверглась воздействию дыма или химического вещества</w:t>
-      </w:r>
-    </w:p>
-    <w:p>
-      <w:pPr>
-        <w:spacing w:after="40" w:before="0"/>
-        <w:ind w:left="794"/>
-      </w:pPr>
-      <w:r>
-        <w:t>Я контактировала с заболевшим человеком</w:t>
-      </w:r>
-    </w:p>
-    <w:p>
-      <w:pPr>
-        <w:spacing w:after="40" w:before="0"/>
-        <w:ind w:left="794"/>
-      </w:pPr>
-      <w:r>
-        <w:t>Меня укусил клещ</w:t>
-      </w:r>
-    </w:p>
-    <w:p>
-      <w:pPr>
-        <w:spacing w:after="40" w:before="0"/>
-        <w:ind w:left="794"/>
-      </w:pPr>
-      <w:r>
-        <w:t>Меня укусило животное</w:t>
-      </w:r>
-    </w:p>
-    <w:p>
-      <w:pPr>
-        <w:spacing w:after="40" w:before="0"/>
-        <w:ind w:left="794"/>
-      </w:pPr>
-      <w:r>
-        <w:t>Я упала</w:t>
-      </w:r>
-    </w:p>
-    <w:p>
-      <w:pPr>
-        <w:spacing w:after="40" w:before="0"/>
-        <w:ind w:left="794"/>
-      </w:pPr>
-      <w:r>
-        <w:t>Мне предстоит перелёт</w:t>
-      </w:r>
-    </w:p>
-    <w:p>
-      <w:pPr>
-        <w:spacing w:after="40" w:before="0"/>
-        <w:ind w:left="794"/>
-      </w:pPr>
-      <w:r>
-        <w:t>Мне нужно лечить зуб</w:t>
-      </w:r>
-    </w:p>
-    <w:p>
-      <w:pPr>
-        <w:spacing w:after="40" w:before="0"/>
-        <w:ind w:left="794"/>
-      </w:pPr>
-      <w:r>
-        <w:t>Я хочу использовать косметическое или лечебное средство</w:t>
-      </w:r>
-    </w:p>
-    <w:p>
-      <w:pPr>
-        <w:spacing w:after="40" w:before="0"/>
-        <w:ind w:left="794"/>
-      </w:pPr>
-      <w:r>
-        <w:t>Я съела продукт, безопасность которого вызывает сомнения</w:t>
-      </w:r>
-    </w:p>
-    <w:p>
-      <w:pPr>
-        <w:spacing w:after="40" w:before="0"/>
-        <w:ind w:left="794"/>
-      </w:pPr>
-      <w:r>
-        <w:t>Я заметила изменение шевелений ребёнка</w:t>
-      </w:r>
-    </w:p>
-    <w:p>
-      <w:pPr>
-        <w:spacing w:after="40" w:before="80"/>
-        <w:ind w:left="340"/>
-      </w:pPr>
-      <w:r>
-        <w:rPr>
-          <w:b/>
-        </w:rPr>
-        <w:t>ПРИЛОЖЕНИЕ 3. Как определить срочность обращения</w:t>
+        <w:t>Одна таблица в двух частях: строка → где читать → нужно ли сначала открыть Раздел 0 «Быстрая помощь» (решение пользователя 19.10.2026)</w:t>
+      </w:r>
+    </w:p>
+    <w:p>
+      <w:pPr>
+        <w:spacing w:after="40" w:before="0"/>
+        <w:ind w:left="794"/>
+      </w:pPr>
+      <w:r>
+        <w:t>Что вы заметили: признаки и симптомы</w:t>
+      </w:r>
+    </w:p>
+    <w:p>
+      <w:pPr>
+        <w:spacing w:after="40" w:before="0"/>
+        <w:ind w:left="794"/>
+      </w:pPr>
+      <w:r>
+        <w:t>Что случилось или предстоит: лекарство, алкоголь, дым и химия, контакт с заболевшим, укусы, падение, поездка, лечение зубов, сомнительный продукт, перегрев, анализ на антитела, прививка, работа, небезопасно дома</w:t>
+      </w:r>
+    </w:p>
+    <w:p>
+      <w:pPr>
+        <w:spacing w:after="40" w:before="80"/>
+        <w:ind w:left="340"/>
+      </w:pPr>
+      <w:r>
+        <w:rPr>
+          <w:b/>
+        </w:rPr>
+        <w:t>ПРИЛОЖЕНИЕ 2. Как определить срочность обращения</w:t>
       </w:r>
     </w:p>
     <w:p>
@@ -5182,7 +5071,7 @@
         <w:rPr>
           <w:b/>
         </w:rPr>
-        <w:t>ПРИЛОЖЕНИЕ 4. Как подготовиться к приёму или обращению за помощью</w:t>
+        <w:t>ПРИЛОЖЕНИЕ 3. Как подготовиться к приёму или обращению за помощью</w:t>
       </w:r>
     </w:p>
     <w:p>
@@ -5224,7 +5113,7 @@
         <w:rPr>
           <w:b/>
         </w:rPr>
-        <w:t>ПРИЛОЖЕНИЕ 5. Мои лекарства и добавки</w:t>
+        <w:t>ПРИЛОЖЕНИЕ 4. Мои лекарства и добавки</w:t>
       </w:r>
     </w:p>
     <w:p>
@@ -5290,7 +5179,7 @@
         <w:rPr>
           <w:b/>
         </w:rPr>
-        <w:t>ПРИЛОЖЕНИЕ 6. Как понимать медицинскую информацию</w:t>
+        <w:t>ПРИЛОЖЕНИЕ 5. Как понимать медицинскую информацию</w:t>
       </w:r>
     </w:p>
     <w:p>
@@ -5374,7 +5263,7 @@
         <w:rPr>
           <w:b/>
         </w:rPr>
-        <w:t>ПРИЛОЖЕНИЕ 7. Как проверять медицинскую информацию в интернете</w:t>
+        <w:t>ПРИЛОЖЕНИЕ 6. Как проверять медицинскую информацию в интернете</w:t>
       </w:r>
     </w:p>
     <w:p>
@@ -5476,7 +5365,7 @@
         <w:rPr>
           <w:b/>
         </w:rPr>
-        <w:t>ПРИЛОЖЕНИЕ 8. Чек-лист вопроса о лекарстве или другом средстве</w:t>
+        <w:t>ПРИЛОЖЕНИЕ 7. Чек-лист вопроса о лекарстве или другом средстве</w:t>
       </w:r>
     </w:p>
     <w:p>

--- a/editorial/soderzhanie-knigi.docx
+++ b/editorial/soderzhanie-knigi.docx
@@ -5011,7 +5011,7 @@
         <w:rPr>
           <w:b/>
         </w:rPr>
-        <w:t>ПРИЛОЖЕНИЕ 2. Как определить срочность обращения</w:t>
+        <w:t>ПРИЛОЖЕНИЕ 2. Мои лекарства и добавки</w:t>
       </w:r>
     </w:p>
     <w:p>
@@ -5023,421 +5023,223 @@
         <w:rPr>
           <w:i/>
         </w:rPr>
-        <w:t>Короткая справочная страница; основное место — Тема 11, раздел 11.7 (решение 15.10.2026)</w:t>
-      </w:r>
-    </w:p>
-    <w:p>
-      <w:pPr>
-        <w:spacing w:after="40" w:before="0"/>
-        <w:ind w:left="794"/>
-      </w:pPr>
-      <w:r>
-        <w:t>Обсудить на плановом приёме</w:t>
-      </w:r>
-    </w:p>
-    <w:p>
-      <w:pPr>
-        <w:spacing w:after="40" w:before="0"/>
-        <w:ind w:left="794"/>
-      </w:pPr>
-      <w:r>
-        <w:t>Связаться с врачом раньше планового визита</w:t>
-      </w:r>
-    </w:p>
-    <w:p>
-      <w:pPr>
-        <w:spacing w:after="40" w:before="0"/>
-        <w:ind w:left="794"/>
-      </w:pPr>
-      <w:r>
-        <w:t>Обратиться срочно</w:t>
-      </w:r>
-    </w:p>
-    <w:p>
-      <w:pPr>
-        <w:spacing w:after="40" w:before="0"/>
-        <w:ind w:left="794"/>
-      </w:pPr>
-      <w:r>
-        <w:t>Вызвать экстренную помощь</w:t>
-      </w:r>
-    </w:p>
-    <w:p>
-      <w:pPr>
-        <w:spacing w:after="40" w:before="80"/>
-        <w:ind w:left="340"/>
-      </w:pPr>
-      <w:r>
-        <w:rPr>
-          <w:b/>
-        </w:rPr>
-        <w:t>ПРИЛОЖЕНИЕ 3. Как подготовиться к приёму или обращению за помощью</w:t>
-      </w:r>
-    </w:p>
-    <w:p>
-      <w:pPr>
-        <w:spacing w:after="40" w:before="0"/>
-        <w:ind w:left="794"/>
-      </w:pPr>
-      <w:r>
-        <w:rPr>
-          <w:i/>
-        </w:rPr>
-        <w:t>Короткая справочная страница; основное место — Тема 11, раздел 11.8 (решение 15.10.2026)</w:t>
-      </w:r>
-    </w:p>
-    <w:p>
-      <w:pPr>
-        <w:spacing w:after="40" w:before="0"/>
-        <w:ind w:left="794"/>
-      </w:pPr>
-      <w:r>
-        <w:t>Плановый приём: что изменилось, новые симптомы, анализы, лекарства и добавки, назначенные домашние измерения, вопросы врачу</w:t>
-      </w:r>
-    </w:p>
-    <w:p>
-      <w:pPr>
-        <w:spacing w:after="40" w:before="0"/>
-        <w:ind w:left="794"/>
-      </w:pPr>
-      <w:r>
-        <w:t>Незапланированное обращение: срок беременности, что произошло, когда началось, как меняется, цифры измерений, что уже предпринималось</w:t>
-      </w:r>
-    </w:p>
-    <w:p>
-      <w:pPr>
-        <w:spacing w:after="40" w:before="80"/>
-        <w:ind w:left="340"/>
-      </w:pPr>
-      <w:r>
-        <w:rPr>
-          <w:b/>
-        </w:rPr>
-        <w:t>ПРИЛОЖЕНИЕ 4. Мои лекарства и добавки</w:t>
-      </w:r>
-    </w:p>
-    <w:p>
-      <w:pPr>
-        <w:spacing w:after="40" w:before="0"/>
-        <w:ind w:left="794"/>
-      </w:pPr>
-      <w:r>
-        <w:t>Название</w:t>
-      </w:r>
-    </w:p>
-    <w:p>
-      <w:pPr>
-        <w:spacing w:after="40" w:before="0"/>
-        <w:ind w:left="794"/>
-      </w:pPr>
-      <w:r>
-        <w:t>Действующее вещество</w:t>
-      </w:r>
-    </w:p>
-    <w:p>
-      <w:pPr>
-        <w:spacing w:after="40" w:before="0"/>
-        <w:ind w:left="794"/>
-      </w:pPr>
-      <w:r>
-        <w:t>Для чего используется</w:t>
-      </w:r>
-    </w:p>
-    <w:p>
-      <w:pPr>
-        <w:spacing w:after="40" w:before="0"/>
-        <w:ind w:left="794"/>
-      </w:pPr>
-      <w:r>
-        <w:t>Доза и режим</w:t>
-      </w:r>
-    </w:p>
-    <w:p>
-      <w:pPr>
-        <w:spacing w:after="40" w:before="0"/>
-        <w:ind w:left="794"/>
-      </w:pPr>
-      <w:r>
-        <w:t>Кто назначил</w:t>
-      </w:r>
-    </w:p>
-    <w:p>
-      <w:pPr>
-        <w:spacing w:after="40" w:before="0"/>
-        <w:ind w:left="794"/>
-      </w:pPr>
-      <w:r>
-        <w:t>Когда начат приём</w:t>
-      </w:r>
-    </w:p>
-    <w:p>
-      <w:pPr>
-        <w:spacing w:after="40" w:before="80"/>
-        <w:ind w:left="340"/>
-      </w:pPr>
-      <w:r>
-        <w:rPr>
-          <w:b/>
-        </w:rPr>
-        <w:t>ПРИЛОЖЕНИЕ 5. Как понимать медицинскую информацию</w:t>
-      </w:r>
-    </w:p>
-    <w:p>
-      <w:pPr>
-        <w:spacing w:after="40" w:before="0"/>
-        <w:ind w:left="794"/>
-      </w:pPr>
-      <w:r>
-        <w:t>Что означает «по показаниям»</w:t>
-      </w:r>
-    </w:p>
-    <w:p>
-      <w:pPr>
-        <w:spacing w:after="40" w:before="0"/>
-        <w:ind w:left="794"/>
-      </w:pPr>
-      <w:r>
-        <w:t>Симптом и диагноз — не одно и то же</w:t>
-      </w:r>
-    </w:p>
-    <w:p>
-      <w:pPr>
-        <w:spacing w:after="40" w:before="0"/>
-        <w:ind w:left="794"/>
-      </w:pPr>
-      <w:r>
-        <w:t>Фактор риска и прогноз — не одно и то же</w:t>
-      </w:r>
-    </w:p>
-    <w:p>
-      <w:pPr>
-        <w:spacing w:after="40" w:before="0"/>
-        <w:ind w:left="794"/>
-      </w:pPr>
-      <w:r>
-        <w:t>Скрининг и диагностика</w:t>
-      </w:r>
-    </w:p>
-    <w:p>
-      <w:pPr>
-        <w:spacing w:after="40" w:before="0"/>
-        <w:ind w:left="794"/>
-      </w:pPr>
-      <w:r>
-        <w:t>«Связано с» и «вызывает»</w:t>
-      </w:r>
-    </w:p>
-    <w:p>
-      <w:pPr>
-        <w:spacing w:after="40" w:before="0"/>
-        <w:ind w:left="794"/>
-      </w:pPr>
-      <w:r>
-        <w:t>Что означает нормальный результат</w:t>
-      </w:r>
-    </w:p>
-    <w:p>
-      <w:pPr>
-        <w:spacing w:after="40" w:before="0"/>
-        <w:ind w:left="794"/>
-      </w:pPr>
-      <w:r>
-        <w:t>Почему один показатель редко оценивается отдельно</w:t>
-      </w:r>
-    </w:p>
-    <w:p>
-      <w:pPr>
-        <w:spacing w:after="40" w:before="0"/>
-        <w:ind w:left="794"/>
-      </w:pPr>
-      <w:r>
-        <w:t>Как понимать медицинские цифры, нормы и пороги</w:t>
-      </w:r>
-    </w:p>
-    <w:p>
-      <w:pPr>
-        <w:spacing w:after="40" w:before="80"/>
-        <w:ind w:left="340"/>
-      </w:pPr>
-      <w:r>
-        <w:rPr>
-          <w:b/>
-        </w:rPr>
-        <w:t>ПРИЛОЖЕНИЕ 6. Как проверять медицинскую информацию в интернете</w:t>
-      </w:r>
-    </w:p>
-    <w:p>
-      <w:pPr>
-        <w:spacing w:after="40" w:before="0"/>
-        <w:ind w:left="794"/>
-      </w:pPr>
-      <w:r>
-        <w:t>Кто автор</w:t>
-      </w:r>
-    </w:p>
-    <w:p>
-      <w:pPr>
-        <w:spacing w:after="40" w:before="0"/>
-        <w:ind w:left="794"/>
-      </w:pPr>
-      <w:r>
-        <w:t>На какие источники он ссылается</w:t>
-      </w:r>
-    </w:p>
-    <w:p>
-      <w:pPr>
-        <w:spacing w:after="40" w:before="0"/>
-        <w:ind w:left="794"/>
-      </w:pPr>
-      <w:r>
-        <w:t>Когда информация обновлялась</w:t>
-      </w:r>
-    </w:p>
-    <w:p>
-      <w:pPr>
-        <w:spacing w:after="40" w:before="0"/>
-        <w:ind w:left="794"/>
-      </w:pPr>
-      <w:r>
-        <w:t>Относится ли она именно к беременности</w:t>
-      </w:r>
-    </w:p>
-    <w:p>
-      <w:pPr>
-        <w:spacing w:after="40" w:before="0"/>
-        <w:ind w:left="794"/>
-      </w:pPr>
-      <w:r>
-        <w:t>Для какой страны предназначена рекомендация</w:t>
-      </w:r>
-    </w:p>
-    <w:p>
-      <w:pPr>
-        <w:spacing w:after="40" w:before="0"/>
-        <w:ind w:left="794"/>
-      </w:pPr>
-      <w:r>
-        <w:t>Клиническая рекомендация, исследование, мнение или личная история</w:t>
-      </w:r>
-    </w:p>
-    <w:p>
-      <w:pPr>
-        <w:spacing w:after="40" w:before="0"/>
-        <w:ind w:left="794"/>
-      </w:pPr>
-      <w:r>
-        <w:t>Рекламный интерес</w:t>
-      </w:r>
-    </w:p>
-    <w:p>
-      <w:pPr>
-        <w:spacing w:after="40" w:before="0"/>
-        <w:ind w:left="794"/>
-      </w:pPr>
-      <w:r>
-        <w:t>Истории других беременных</w:t>
-      </w:r>
-    </w:p>
-    <w:p>
-      <w:pPr>
-        <w:spacing w:after="40" w:before="0"/>
-        <w:ind w:left="794"/>
-      </w:pPr>
-      <w:r>
-        <w:t>Социальные сети</w:t>
-      </w:r>
-    </w:p>
-    <w:p>
-      <w:pPr>
-        <w:spacing w:after="40" w:before="0"/>
-        <w:ind w:left="794"/>
-      </w:pPr>
-      <w:r>
-        <w:t>Ответы ИИ</w:t>
-      </w:r>
-    </w:p>
-    <w:p>
-      <w:pPr>
-        <w:spacing w:after="40" w:before="80"/>
-        <w:ind w:left="340"/>
-      </w:pPr>
-      <w:r>
-        <w:rPr>
-          <w:b/>
-        </w:rPr>
-        <w:t>ПРИЛОЖЕНИЕ 7. Чек-лист вопроса о лекарстве или другом средстве</w:t>
-      </w:r>
-    </w:p>
-    <w:p>
-      <w:pPr>
-        <w:spacing w:after="40" w:before="0"/>
-        <w:ind w:left="794"/>
-      </w:pPr>
-      <w:r>
-        <w:t>Как называется действующее вещество</w:t>
-      </w:r>
-    </w:p>
-    <w:p>
-      <w:pPr>
-        <w:spacing w:after="40" w:before="0"/>
-        <w:ind w:left="794"/>
-      </w:pPr>
-      <w:r>
-        <w:t>Для чего нужно средство</w:t>
-      </w:r>
-    </w:p>
-    <w:p>
-      <w:pPr>
-        <w:spacing w:after="40" w:before="0"/>
-        <w:ind w:left="794"/>
-      </w:pPr>
-      <w:r>
-        <w:t>Какой срок беременности</w:t>
-      </w:r>
-    </w:p>
-    <w:p>
-      <w:pPr>
-        <w:spacing w:after="40" w:before="0"/>
-        <w:ind w:left="794"/>
-      </w:pPr>
-      <w:r>
-        <w:t>Какая форма и доза</w:t>
-      </w:r>
-    </w:p>
-    <w:p>
-      <w:pPr>
-        <w:spacing w:after="40" w:before="0"/>
-        <w:ind w:left="794"/>
-      </w:pPr>
-      <w:r>
-        <w:t>Что ещё принимается</w:t>
-      </w:r>
-    </w:p>
-    <w:p>
-      <w:pPr>
-        <w:spacing w:after="40" w:before="0"/>
-        <w:ind w:left="794"/>
-      </w:pPr>
-      <w:r>
-        <w:t>Нет ли дублирования действующих веществ</w:t>
-      </w:r>
-    </w:p>
-    <w:p>
-      <w:pPr>
-        <w:spacing w:after="40" w:before="0"/>
-        <w:ind w:left="794"/>
-      </w:pPr>
-      <w:r>
-        <w:t>Кто рекомендовал средство</w:t>
-      </w:r>
-    </w:p>
-    <w:p>
-      <w:pPr>
-        <w:spacing w:after="40" w:before="0"/>
-        <w:ind w:left="794"/>
-      </w:pPr>
-      <w:r>
-        <w:t>Что делать, если оно уже было использовано</w:t>
+        <w:t>Таблица: название, действующее вещество, для чего, доза, кто назначил, с какого числа; в HTML — скачать пустую таблицу для печати</w:t>
+      </w:r>
+    </w:p>
+    <w:p>
+      <w:pPr>
+        <w:spacing w:after="40" w:before="80"/>
+        <w:ind w:left="340"/>
+      </w:pPr>
+      <w:r>
+        <w:rPr>
+          <w:b/>
+        </w:rPr>
+        <w:t>ПРИЛОЖЕНИЕ 3. Как понимать медицинскую информацию</w:t>
+      </w:r>
+    </w:p>
+    <w:p>
+      <w:pPr>
+        <w:spacing w:after="40" w:before="0"/>
+        <w:ind w:left="794"/>
+      </w:pPr>
+      <w:r>
+        <w:t>«По показаниям»</w:t>
+      </w:r>
+    </w:p>
+    <w:p>
+      <w:pPr>
+        <w:spacing w:after="40" w:before="0"/>
+        <w:ind w:left="794"/>
+      </w:pPr>
+      <w:r>
+        <w:t>«Противопоказано при беременности» в инструкции</w:t>
+      </w:r>
+    </w:p>
+    <w:p>
+      <w:pPr>
+        <w:spacing w:after="40" w:before="0"/>
+        <w:ind w:left="794"/>
+      </w:pPr>
+      <w:r>
+        <w:t>«Нет данных» — не то же, что «безопасно»</w:t>
+      </w:r>
+    </w:p>
+    <w:p>
+      <w:pPr>
+        <w:spacing w:after="40" w:before="0"/>
+        <w:ind w:left="794"/>
+      </w:pPr>
+      <w:r>
+        <w:t>Буква A, B, C, D или X рядом с названием препарата</w:t>
+      </w:r>
+    </w:p>
+    <w:p>
+      <w:pPr>
+        <w:spacing w:after="40" w:before="0"/>
+        <w:ind w:left="794"/>
+      </w:pPr>
+      <w:r>
+        <w:t>Симптом и диагноз</w:t>
+      </w:r>
+    </w:p>
+    <w:p>
+      <w:pPr>
+        <w:spacing w:after="40" w:before="0"/>
+        <w:ind w:left="794"/>
+      </w:pPr>
+      <w:r>
+        <w:t>Скрининг и диагностика; как читать дробь в результате скрининга</w:t>
+      </w:r>
+    </w:p>
+    <w:p>
+      <w:pPr>
+        <w:spacing w:after="40" w:before="0"/>
+        <w:ind w:left="794"/>
+      </w:pPr>
+      <w:r>
+        <w:t>Фактор риска — не прогноз</w:t>
+      </w:r>
+    </w:p>
+    <w:p>
+      <w:pPr>
+        <w:spacing w:after="40" w:before="0"/>
+        <w:ind w:left="794"/>
+      </w:pPr>
+      <w:r>
+        <w:t>«Связано с» и «вызывает»; «риск вырос в два раза»</w:t>
+      </w:r>
+    </w:p>
+    <w:p>
+      <w:pPr>
+        <w:spacing w:after="40" w:before="0"/>
+        <w:ind w:left="794"/>
+      </w:pPr>
+      <w:r>
+        <w:t>Нормальный результат отвечает только на свой вопрос</w:t>
+      </w:r>
+    </w:p>
+    <w:p>
+      <w:pPr>
+        <w:spacing w:after="40" w:before="0"/>
+        <w:ind w:left="794"/>
+      </w:pPr>
+      <w:r>
+        <w:t>Почему одну цифру не оценивают отдельно</w:t>
+      </w:r>
+    </w:p>
+    <w:p>
+      <w:pPr>
+        <w:spacing w:after="40" w:before="0"/>
+        <w:ind w:left="794"/>
+      </w:pPr>
+      <w:r>
+        <w:t>Порог — граница для действия, а не диагноз</w:t>
+      </w:r>
+    </w:p>
+    <w:p>
+      <w:pPr>
+        <w:spacing w:after="40" w:before="0"/>
+        <w:ind w:left="794"/>
+      </w:pPr>
+      <w:r>
+        <w:t>«Может», «обычно», «редко»</w:t>
+      </w:r>
+    </w:p>
+    <w:p>
+      <w:pPr>
+        <w:spacing w:after="40" w:before="80"/>
+        <w:ind w:left="340"/>
+      </w:pPr>
+      <w:r>
+        <w:rPr>
+          <w:b/>
+        </w:rPr>
+        <w:t>ПРИЛОЖЕНИЕ 4. Как проверять медицинскую информацию в интернете</w:t>
+      </w:r>
+    </w:p>
+    <w:p>
+      <w:pPr>
+        <w:spacing w:after="40" w:before="0"/>
+        <w:ind w:left="794"/>
+      </w:pPr>
+      <w:r>
+        <w:t>Где искать в первую очередь</w:t>
+      </w:r>
+    </w:p>
+    <w:p>
+      <w:pPr>
+        <w:spacing w:after="40" w:before="0"/>
+        <w:ind w:left="794"/>
+      </w:pPr>
+      <w:r>
+        <w:t>Пять вопросов к любому тексту</w:t>
+      </w:r>
+    </w:p>
+    <w:p>
+      <w:pPr>
+        <w:spacing w:after="40" w:before="0"/>
+        <w:ind w:left="794"/>
+      </w:pPr>
+      <w:r>
+        <w:t>Как спрашивать искусственный интеллект</w:t>
+      </w:r>
+    </w:p>
+    <w:p>
+      <w:pPr>
+        <w:spacing w:after="40" w:before="0"/>
+        <w:ind w:left="794"/>
+      </w:pPr>
+      <w:r>
+        <w:t>Готовые запросы для ИИ (в HTML — поле ввода и кнопка «Скопировать»)</w:t>
+      </w:r>
+    </w:p>
+    <w:p>
+      <w:pPr>
+        <w:spacing w:after="40" w:before="80"/>
+        <w:ind w:left="340"/>
+      </w:pPr>
+      <w:r>
+        <w:rPr>
+          <w:b/>
+        </w:rPr>
+        <w:t>ПРИЛОЖЕНИЕ 5. Чек-лист вопроса о лекарстве или другом средстве</w:t>
+      </w:r>
+    </w:p>
+    <w:p>
+      <w:pPr>
+        <w:spacing w:after="40" w:before="0"/>
+        <w:ind w:left="794"/>
+      </w:pPr>
+      <w:r>
+        <w:t>Шаг 1. Соберите сведения</w:t>
+      </w:r>
+    </w:p>
+    <w:p>
+      <w:pPr>
+        <w:spacing w:after="40" w:before="0"/>
+        <w:ind w:left="794"/>
+      </w:pPr>
+      <w:r>
+        <w:t>Шаг 2. Проверьте препарат по официальным источникам</w:t>
+      </w:r>
+    </w:p>
+    <w:p>
+      <w:pPr>
+        <w:spacing w:after="40" w:before="0"/>
+        <w:ind w:left="794"/>
+      </w:pPr>
+      <w:r>
+        <w:t>Шаг 3. Спросите врача</w:t>
+      </w:r>
+    </w:p>
+    <w:p>
+      <w:pPr>
+        <w:spacing w:after="40" w:before="0"/>
+        <w:ind w:left="794"/>
+      </w:pPr>
+      <w:r>
+        <w:t>Если средство уже использовано</w:t>
       </w:r>
     </w:p>
     <w:p>

--- a/editorial/soderzhanie-knigi.docx
+++ b/editorial/soderzhanie-knigi.docx
@@ -5044,106 +5044,16 @@
         <w:ind w:left="794"/>
       </w:pPr>
       <w:r>
-        <w:t>«По показаниям»</w:t>
-      </w:r>
-    </w:p>
-    <w:p>
-      <w:pPr>
-        <w:spacing w:after="40" w:before="0"/>
-        <w:ind w:left="794"/>
-      </w:pPr>
-      <w:r>
-        <w:t>«Противопоказано при беременности» в инструкции</w:t>
-      </w:r>
-    </w:p>
-    <w:p>
-      <w:pPr>
-        <w:spacing w:after="40" w:before="0"/>
-        <w:ind w:left="794"/>
-      </w:pPr>
-      <w:r>
-        <w:t>«Нет данных» — не то же, что «безопасно»</w:t>
-      </w:r>
-    </w:p>
-    <w:p>
-      <w:pPr>
-        <w:spacing w:after="40" w:before="0"/>
-        <w:ind w:left="794"/>
-      </w:pPr>
-      <w:r>
-        <w:t>Буква A, B, C, D или X рядом с названием препарата</w:t>
-      </w:r>
-    </w:p>
-    <w:p>
-      <w:pPr>
-        <w:spacing w:after="40" w:before="0"/>
-        <w:ind w:left="794"/>
-      </w:pPr>
-      <w:r>
-        <w:t>Симптом и диагноз</w:t>
-      </w:r>
-    </w:p>
-    <w:p>
-      <w:pPr>
-        <w:spacing w:after="40" w:before="0"/>
-        <w:ind w:left="794"/>
-      </w:pPr>
-      <w:r>
-        <w:t>Скрининг и диагностика; как читать дробь в результате скрининга</w:t>
-      </w:r>
-    </w:p>
-    <w:p>
-      <w:pPr>
-        <w:spacing w:after="40" w:before="0"/>
-        <w:ind w:left="794"/>
-      </w:pPr>
-      <w:r>
-        <w:t>Фактор риска — не прогноз</w:t>
-      </w:r>
-    </w:p>
-    <w:p>
-      <w:pPr>
-        <w:spacing w:after="40" w:before="0"/>
-        <w:ind w:left="794"/>
-      </w:pPr>
-      <w:r>
-        <w:t>«Связано с» и «вызывает»; «риск вырос в два раза»</w:t>
-      </w:r>
-    </w:p>
-    <w:p>
-      <w:pPr>
-        <w:spacing w:after="40" w:before="0"/>
-        <w:ind w:left="794"/>
-      </w:pPr>
-      <w:r>
-        <w:t>Нормальный результат отвечает только на свой вопрос</w:t>
-      </w:r>
-    </w:p>
-    <w:p>
-      <w:pPr>
-        <w:spacing w:after="40" w:before="0"/>
-        <w:ind w:left="794"/>
-      </w:pPr>
-      <w:r>
-        <w:t>Почему одну цифру не оценивают отдельно</w:t>
-      </w:r>
-    </w:p>
-    <w:p>
-      <w:pPr>
-        <w:spacing w:after="40" w:before="0"/>
-        <w:ind w:left="794"/>
-      </w:pPr>
-      <w:r>
-        <w:t>Порог — граница для действия, а не диагноз</w:t>
-      </w:r>
-    </w:p>
-    <w:p>
-      <w:pPr>
-        <w:spacing w:after="40" w:before="0"/>
-        <w:ind w:left="794"/>
-      </w:pPr>
-      <w:r>
-        <w:t>«Может», «обычно», «редко»</w:t>
+        <w:t>Часть 1. Слова из медицинских документов: анамнез; «клинический»; жалоба, симптом, диагноз; показания и противопоказания; «противопоказано при беременности» в инструкции; острый и хронический; экстренная, неотложная, плановая помощь; амбулаторно, дневной стационар, стационар; скрининг и диагностика; норма и референсные значения</w:t>
+      </w:r>
+    </w:p>
+    <w:p>
+      <w:pPr>
+        <w:spacing w:after="40" w:before="0"/>
+        <w:ind w:left="794"/>
+      </w:pPr>
+      <w:r>
+        <w:t>Часть 2. Как понимать слова о пользе и риске: «нет данных»; буквы A–X; фактор риска; «связано с»; «риск вырос в два раза»; анализ в норме; плохая цифра в одном анализе; порог; «может», «обычно», «редко»</w:t>
       </w:r>
     </w:p>
     <w:p>
@@ -5164,64 +5074,64 @@
         <w:ind w:left="794"/>
       </w:pPr>
       <w:r>
-        <w:t>Где искать в первую очередь</w:t>
-      </w:r>
-    </w:p>
-    <w:p>
-      <w:pPr>
-        <w:spacing w:after="40" w:before="0"/>
-        <w:ind w:left="794"/>
-      </w:pPr>
-      <w:r>
-        <w:t>Пять вопросов к любому тексту</w:t>
-      </w:r>
-    </w:p>
-    <w:p>
-      <w:pPr>
-        <w:spacing w:after="40" w:before="0"/>
-        <w:ind w:left="794"/>
-      </w:pPr>
-      <w:r>
-        <w:t>Как спрашивать искусственный интеллект</w:t>
-      </w:r>
-    </w:p>
-    <w:p>
-      <w:pPr>
-        <w:spacing w:after="40" w:before="0"/>
-        <w:ind w:left="794"/>
-      </w:pPr>
-      <w:r>
-        <w:t>Готовые запросы для ИИ (в HTML — поле ввода и кнопка «Скопировать»)</w:t>
-      </w:r>
-    </w:p>
-    <w:p>
-      <w:pPr>
-        <w:spacing w:after="40" w:before="80"/>
-        <w:ind w:left="340"/>
-      </w:pPr>
-      <w:r>
-        <w:rPr>
-          <w:b/>
-        </w:rPr>
-        <w:t>ПРИЛОЖЕНИЕ 5. Чек-лист вопроса о лекарстве или другом средстве</w:t>
-      </w:r>
-    </w:p>
-    <w:p>
-      <w:pPr>
-        <w:spacing w:after="40" w:before="0"/>
-        <w:ind w:left="794"/>
-      </w:pPr>
-      <w:r>
-        <w:t>Шаг 1. Соберите сведения</w:t>
-      </w:r>
-    </w:p>
-    <w:p>
-      <w:pPr>
-        <w:spacing w:after="40" w:before="0"/>
-        <w:ind w:left="794"/>
-      </w:pPr>
-      <w:r>
-        <w:t>Шаг 2. Проверьте препарат по официальным источникам</w:t>
+        <w:t>Где искать</w:t>
+      </w:r>
+    </w:p>
+    <w:p>
+      <w:pPr>
+        <w:spacing w:after="40" w:before="0"/>
+        <w:ind w:left="794"/>
+      </w:pPr>
+      <w:r>
+        <w:t>Можно ли верить тексту: четыре вопроса</w:t>
+      </w:r>
+    </w:p>
+    <w:p>
+      <w:pPr>
+        <w:spacing w:after="40" w:before="0"/>
+        <w:ind w:left="794"/>
+      </w:pPr>
+      <w:r>
+        <w:t>Как пользоваться искусственным интеллектом</w:t>
+      </w:r>
+    </w:p>
+    <w:p>
+      <w:pPr>
+        <w:spacing w:after="40" w:before="0"/>
+        <w:ind w:left="794"/>
+      </w:pPr>
+      <w:r>
+        <w:t>Готовые запросы для ИИ: проверить текст; еда и добавки; занятие и поездка; симптом; анализ; инфекция и прививка; уже случилось; подготовка к беременности</w:t>
+      </w:r>
+    </w:p>
+    <w:p>
+      <w:pPr>
+        <w:spacing w:after="40" w:before="80"/>
+        <w:ind w:left="340"/>
+      </w:pPr>
+      <w:r>
+        <w:rPr>
+          <w:b/>
+        </w:rPr>
+        <w:t>ПРИЛОЖЕНИЕ 5. Как проверить лекарство</w:t>
+      </w:r>
+    </w:p>
+    <w:p>
+      <w:pPr>
+        <w:spacing w:after="40" w:before="0"/>
+        <w:ind w:left="794"/>
+      </w:pPr>
+      <w:r>
+        <w:t>Шаг 1. Посмотрите на упаковку</w:t>
+      </w:r>
+    </w:p>
+    <w:p>
+      <w:pPr>
+        <w:spacing w:after="40" w:before="0"/>
+        <w:ind w:left="794"/>
+      </w:pPr>
+      <w:r>
+        <w:t>Шаг 2. Спросите ИИ</w:t>
       </w:r>
     </w:p>
     <w:p>
@@ -5239,7 +5149,16 @@
         <w:ind w:left="794"/>
       </w:pPr>
       <w:r>
-        <w:t>Если средство уже использовано</w:t>
+        <w:t>Если лекарство уже приняли</w:t>
+      </w:r>
+    </w:p>
+    <w:p>
+      <w:pPr>
+        <w:spacing w:after="40" w:before="0"/>
+        <w:ind w:left="794"/>
+      </w:pPr>
+      <w:r>
+        <w:t>Если хотите проверить сами</w:t>
       </w:r>
     </w:p>
     <w:p>

--- a/editorial/soderzhanie-knigi.docx
+++ b/editorial/soderzhanie-knigi.docx
@@ -4981,25 +4981,25 @@
         <w:rPr>
           <w:i/>
         </w:rPr>
-        <w:t>Одна таблица в двух частях: строка → где читать → нужно ли сначала открыть Раздел 0 «Быстрая помощь» (решение пользователя 19.10.2026)</w:t>
-      </w:r>
-    </w:p>
-    <w:p>
-      <w:pPr>
-        <w:spacing w:after="40" w:before="0"/>
-        <w:ind w:left="794"/>
-      </w:pPr>
-      <w:r>
-        <w:t>Что вы заметили: признаки и симптомы</w:t>
-      </w:r>
-    </w:p>
-    <w:p>
-      <w:pPr>
-        <w:spacing w:after="40" w:before="0"/>
-        <w:ind w:left="794"/>
-      </w:pPr>
-      <w:r>
-        <w:t>Что случилось или предстоит: лекарство, алкоголь, дым и химия, контакт с заболевшим, укусы, падение, поездка, лечение зубов, сомнительный продукт, перегрев, анализ на антитела, прививка, работа, небезопасно дома</w:t>
+        <w:t>Строка → где читать → когда позвонить врачу раньше приёма → когда сразу открыть Раздел 0 «Быстрая помощь»</w:t>
+      </w:r>
+    </w:p>
+    <w:p>
+      <w:pPr>
+        <w:spacing w:after="40" w:before="0"/>
+        <w:ind w:left="794"/>
+      </w:pPr>
+      <w:r>
+        <w:t>Что вы заметили: признаки по группам — живот и выделения; голова, давление, отёки; дыхание и температура; мочеиспускание и пищеварение; кожа; спина и ноги; сознание; сон и настроение; зубы; ребёнок; анализы</w:t>
+      </w:r>
+    </w:p>
+    <w:p>
+      <w:pPr>
+        <w:spacing w:after="40" w:before="0"/>
+        <w:ind w:left="794"/>
+      </w:pPr>
+      <w:r>
+        <w:t>Что случилось или предстоит: лекарство, алкоголь, дым и химия, контакт с заболевшим, укусы, падение, сомнительный продукт, поездка, лечение зубов, прививка, работа, небезопасно дома</w:t>
       </w:r>
     </w:p>
     <w:p>

--- a/editorial/soderzhanie-knigi.docx
+++ b/editorial/soderzhanie-knigi.docx
@@ -4786,16 +4786,16 @@
         <w:rPr>
           <w:b/>
         </w:rPr>
-        <w:t>11.6. Какие изменения сообщать врачу и как быстро: таблица срочности</w:t>
-      </w:r>
-    </w:p>
-    <w:p>
-      <w:pPr>
-        <w:spacing w:after="40" w:before="0"/>
-        <w:ind w:left="794"/>
-      </w:pPr>
-      <w:r>
-        <w:t>Таблица срочности</w:t>
+        <w:t>11.6. Какие изменения сообщать врачу и как быстро</w:t>
+      </w:r>
+    </w:p>
+    <w:p>
+      <w:pPr>
+        <w:spacing w:after="40" w:before="0"/>
+        <w:ind w:left="794"/>
+      </w:pPr>
+      <w:r>
+        <w:t>Четыре уровня срочности; указатель по признакам — Приложение 1</w:t>
       </w:r>
     </w:p>
     <w:p>

--- a/editorial/soderzhanie-knigi.docx
+++ b/editorial/soderzhanie-knigi.docx
@@ -5023,7 +5023,7 @@
         <w:rPr>
           <w:i/>
         </w:rPr>
-        <w:t>Таблица: название, действующее вещество, для чего, доза, кто назначил, с какого числа; в HTML — скачать пустую таблицу для печати</w:t>
+        <w:t>Как вести список лекарств и добавок; бланк для печати (А4, горизонтально); ссылки: реестр лекарственных средств, Приложение 5</w:t>
       </w:r>
     </w:p>
     <w:p>

--- a/editorial/soderzhanie-knigi.docx
+++ b/editorial/soderzhanie-knigi.docx
@@ -5023,7 +5023,7 @@
         <w:rPr>
           <w:i/>
         </w:rPr>
-        <w:t>Как вести список лекарств и добавок; бланк для печати (А4, горизонтально); ссылки: реестр лекарственных средств, Приложение 5</w:t>
+        <w:t>Как вести список лекарств и добавок; бланк для печати (А4, горизонтально); как проверить лекарство: инструкция, подлинность упаковки, изъятые серии, лицензия аптеки</w:t>
       </w:r>
     </w:p>
     <w:p>

--- a/editorial/soderzhanie-knigi.docx
+++ b/editorial/soderzhanie-knigi.docx
@@ -5044,16 +5044,34 @@
         <w:ind w:left="794"/>
       </w:pPr>
       <w:r>
-        <w:t>Часть 1. Слова из медицинских документов: анамнез; «клинический»; жалоба, симптом, диагноз; показания и противопоказания; «противопоказано при беременности» в инструкции; острый и хронический; экстренная, неотложная, плановая помощь; амбулаторно, дневной стационар, стационар; скрининг и диагностика; норма и референсные значения</w:t>
-      </w:r>
-    </w:p>
-    <w:p>
-      <w:pPr>
-        <w:spacing w:after="40" w:before="0"/>
-        <w:ind w:left="794"/>
-      </w:pPr>
-      <w:r>
-        <w:t>Часть 2. Как понимать слова о пользе и риске: «нет данных»; буквы A–X; фактор риска; «связано с»; «риск вырос в два раза»; анализ в норме; плохая цифра в одном анализе; порог; «может», «обычно», «редко»</w:t>
+        <w:t>В обменной карте и заключении врача: акушерский срок; анамнез; жалоба, симптом, диагноз; показания и противопоказания; острый и хронический; экстренная, неотложная, плановая помощь; амбулаторно и стационар</w:t>
+      </w:r>
+    </w:p>
+    <w:p>
+      <w:pPr>
+        <w:spacing w:after="40" w:before="0"/>
+        <w:ind w:left="794"/>
+      </w:pPr>
+      <w:r>
+        <w:t>В бланке анализа и результате УЗИ: как читать бланк анализа; скрининг и диагностика; риск 1:100; цифра-порог</w:t>
+      </w:r>
+    </w:p>
+    <w:p>
+      <w:pPr>
+        <w:spacing w:after="40" w:before="0"/>
+        <w:ind w:left="794"/>
+      </w:pPr>
+      <w:r>
+        <w:t>В инструкции к лекарству: «противопоказано при беременности»; «нет данных»; буквы A–X</w:t>
+      </w:r>
+    </w:p>
+    <w:p>
+      <w:pPr>
+        <w:spacing w:after="40" w:before="0"/>
+        <w:ind w:left="794"/>
+      </w:pPr>
+      <w:r>
+        <w:t>В статьях и новостях: «клинический»; фактор риска; «связано с»; «риск вырос в два раза»; «может», «обычно», «редко»</w:t>
       </w:r>
     </w:p>
     <w:p>

--- a/editorial/soderzhanie-knigi.docx
+++ b/editorial/soderzhanie-knigi.docx
@@ -5011,31 +5011,7 @@
         <w:rPr>
           <w:b/>
         </w:rPr>
-        <w:t>ПРИЛОЖЕНИЕ 2. Мои лекарства и добавки</w:t>
-      </w:r>
-    </w:p>
-    <w:p>
-      <w:pPr>
-        <w:spacing w:after="40" w:before="0"/>
-        <w:ind w:left="794"/>
-      </w:pPr>
-      <w:r>
-        <w:rPr>
-          <w:i/>
-        </w:rPr>
-        <w:t>Как вести список лекарств и добавок; бланк для печати (А4, горизонтально); как проверить лекарство: инструкция, подлинность упаковки, изъятые серии, лицензия аптеки</w:t>
-      </w:r>
-    </w:p>
-    <w:p>
-      <w:pPr>
-        <w:spacing w:after="40" w:before="80"/>
-        <w:ind w:left="340"/>
-      </w:pPr>
-      <w:r>
-        <w:rPr>
-          <w:b/>
-        </w:rPr>
-        <w:t>ПРИЛОЖЕНИЕ 3. Как понимать медицинскую информацию</w:t>
+        <w:t>ПРИЛОЖЕНИЕ 2. Как понимать медицинскую информацию</w:t>
       </w:r>
     </w:p>
     <w:p>
@@ -5062,7 +5038,7 @@
         <w:ind w:left="794"/>
       </w:pPr>
       <w:r>
-        <w:t>В инструкции к лекарству: «противопоказано при беременности»; «нет данных»; буквы A–X</w:t>
+        <w:t>Лекарства: список «Мои лекарства и добавки» и бланк для печати; нежелательная реакция; как проверить лекарство; «противопоказано при беременности»; «нет данных»; буквы A–X</w:t>
       </w:r>
     </w:p>
     <w:p>
@@ -5083,7 +5059,7 @@
         <w:rPr>
           <w:b/>
         </w:rPr>
-        <w:t>ПРИЛОЖЕНИЕ 4. Как проверять медицинскую информацию в интернете</w:t>
+        <w:t>ПРИЛОЖЕНИЕ 3. Как проверять медицинскую информацию в интернете</w:t>
       </w:r>
     </w:p>
     <w:p>
@@ -5131,7 +5107,7 @@
         <w:rPr>
           <w:b/>
         </w:rPr>
-        <w:t>ПРИЛОЖЕНИЕ 5. Как проверить лекарство</w:t>
+        <w:t>ПРИЛОЖЕНИЕ 4. Как проверить лекарство</w:t>
       </w:r>
     </w:p>
     <w:p>

--- a/editorial/soderzhanie-knigi.docx
+++ b/editorial/soderzhanie-knigi.docx
@@ -5047,7 +5047,7 @@
         <w:ind w:left="794"/>
       </w:pPr>
       <w:r>
-        <w:t>В статьях и новостях: «клинический»; фактор риска; «связано с»; «риск вырос в два раза»; «может», «обычно», «редко»</w:t>
+        <w:t>Слова о риске и исследованиях: «клинический»; «исследование показало»; буквы A, B, C в клинических рекомендациях; «натуральное»; фактор риска; «связано с»; «риск вырос в два раза»; «может», «обычно», «редко»</w:t>
       </w:r>
     </w:p>
     <w:p>

--- a/editorial/soderzhanie-knigi.docx
+++ b/editorial/soderzhanie-knigi.docx
@@ -5038,16 +5038,16 @@
         <w:ind w:left="794"/>
       </w:pPr>
       <w:r>
-        <w:t>Лекарства: список «Мои лекарства и добавки» и бланк для печати; нежелательная реакция; как проверить лекарство; «противопоказано при беременности»; «нет данных»; буквы A–X</w:t>
-      </w:r>
-    </w:p>
-    <w:p>
-      <w:pPr>
-        <w:spacing w:after="40" w:before="0"/>
-        <w:ind w:left="794"/>
-      </w:pPr>
-      <w:r>
-        <w:t>Слова о риске и исследованиях: «клинический»; «исследование показало»; буквы A, B, C в клинических рекомендациях; «натуральное»; фактор риска; «связано с»; «риск вырос в два раза»; «может», «обычно», «редко»</w:t>
+        <w:t>Лекарства: список «Мои лекарства и добавки» и бланк для печати; нежелательная реакция; как проверить лекарство; «противопоказано при беременности»; «нет данных»; буквы A–X; «натуральное»</w:t>
+      </w:r>
+    </w:p>
+    <w:p>
+      <w:pPr>
+        <w:spacing w:after="40" w:before="0"/>
+        <w:ind w:left="794"/>
+      </w:pPr>
+      <w:r>
+        <w:t>Исследования, рекомендации, фактор риска: «клинический»; «исследование показало»; буквы A, B, C в клинических рекомендациях; фактор риска</w:t>
       </w:r>
     </w:p>
     <w:p>

--- a/editorial/soderzhanie-knigi.docx
+++ b/editorial/soderzhanie-knigi.docx
@@ -5038,7 +5038,7 @@
         <w:ind w:left="794"/>
       </w:pPr>
       <w:r>
-        <w:t>Лекарства: список «Мои лекарства и добавки» и бланк для печати; нежелательная реакция; как проверить лекарство; «противопоказано при беременности»; «нет данных»; буквы A–X; «натуральное»</w:t>
+        <w:t>Лекарства: список «Мои лекарства и добавки» и бланк для печати; нежелательная реакция; как проверить лекарство; как спросить врача о лекарстве; если лекарство уже приняли; «противопоказано при беременности»; «нет данных»; буквы A–X; «натуральное»</w:t>
       </w:r>
     </w:p>
     <w:p>
@@ -5096,63 +5096,6 @@
       </w:pPr>
       <w:r>
         <w:t>Готовые запросы для ИИ: проверить текст; еда и добавки; занятие и поездка; симптом; анализ; инфекция и прививка; уже случилось; подготовка к беременности</w:t>
-      </w:r>
-    </w:p>
-    <w:p>
-      <w:pPr>
-        <w:spacing w:after="40" w:before="80"/>
-        <w:ind w:left="340"/>
-      </w:pPr>
-      <w:r>
-        <w:rPr>
-          <w:b/>
-        </w:rPr>
-        <w:t>ПРИЛОЖЕНИЕ 4. Как проверить лекарство</w:t>
-      </w:r>
-    </w:p>
-    <w:p>
-      <w:pPr>
-        <w:spacing w:after="40" w:before="0"/>
-        <w:ind w:left="794"/>
-      </w:pPr>
-      <w:r>
-        <w:t>Шаг 1. Посмотрите на упаковку</w:t>
-      </w:r>
-    </w:p>
-    <w:p>
-      <w:pPr>
-        <w:spacing w:after="40" w:before="0"/>
-        <w:ind w:left="794"/>
-      </w:pPr>
-      <w:r>
-        <w:t>Шаг 2. Спросите ИИ</w:t>
-      </w:r>
-    </w:p>
-    <w:p>
-      <w:pPr>
-        <w:spacing w:after="40" w:before="0"/>
-        <w:ind w:left="794"/>
-      </w:pPr>
-      <w:r>
-        <w:t>Шаг 3. Спросите врача</w:t>
-      </w:r>
-    </w:p>
-    <w:p>
-      <w:pPr>
-        <w:spacing w:after="40" w:before="0"/>
-        <w:ind w:left="794"/>
-      </w:pPr>
-      <w:r>
-        <w:t>Если лекарство уже приняли</w:t>
-      </w:r>
-    </w:p>
-    <w:p>
-      <w:pPr>
-        <w:spacing w:after="40" w:before="0"/>
-        <w:ind w:left="794"/>
-      </w:pPr>
-      <w:r>
-        <w:t>Если хотите проверить сами</w:t>
       </w:r>
     </w:p>
     <w:p>

--- a/editorial/soderzhanie-knigi.docx
+++ b/editorial/soderzhanie-knigi.docx
@@ -22,7 +22,7 @@
         <w:rPr>
           <w:i/>
         </w:rPr>
-        <w:t>Справочное пособие для будущих матерей. Содержание книги — редакция от 16.10.2026: Темы 1–11 сверены с актуальными текстами в репозитории</w:t>
+        <w:t>Справочное пособие для будущих матерей. Содержание книги — редакция от 20.10.2026: Темы 1–11 сверены с актуальными текстами в репозитории</w:t>
       </w:r>
     </w:p>
     <w:p>
@@ -121,7 +121,7 @@
           <w:b/>
           <w:sz w:val="26"/>
         </w:rPr>
-        <w:t>РАЗДЕЛ 0. БЫСТРАЯ ПОМОЩЬ: КОГДА НЕЛЬЗЯ ЖДАТЬ</w:t>
+        <w:t>РАЗДЕЛ 0. БЫСТРАЯ ПОМОЩЬ: ЧТО ВАС БЕСПОКОИТ</w:t>
       </w:r>
     </w:p>
     <w:p>
@@ -133,259 +133,226 @@
         <w:rPr>
           <w:i/>
         </w:rPr>
-        <w:t>Состав утверждён 16.10.2026 (Checkpoint 0); текст — черновик после Checkpoint 3</w:t>
-      </w:r>
-    </w:p>
-    <w:p>
-      <w:pPr>
-        <w:spacing w:after="40" w:before="80"/>
-        <w:ind w:left="340"/>
-      </w:pPr>
-      <w:r>
-        <w:rPr>
-          <w:b/>
-        </w:rPr>
-        <w:t>0.1. Как пользоваться разделом: скорая или роддом</w:t>
-      </w:r>
-    </w:p>
-    <w:p>
-      <w:pPr>
-        <w:spacing w:after="40" w:before="80"/>
-        <w:ind w:left="340"/>
-      </w:pPr>
-      <w:r>
-        <w:rPr>
-          <w:b/>
-        </w:rPr>
-        <w:t>0.2. Кровь из влагалища: когда в роддом, а когда вызывать скорую</w:t>
-      </w:r>
-    </w:p>
-    <w:p>
-      <w:pPr>
-        <w:spacing w:after="40" w:before="80"/>
-        <w:ind w:left="340"/>
-      </w:pPr>
-      <w:r>
-        <w:rPr>
-          <w:b/>
-        </w:rPr>
-        <w:t>0.3. Подтекание вод: что делать, если бельё намокает снова и снова</w:t>
-      </w:r>
-    </w:p>
-    <w:p>
-      <w:pPr>
-        <w:spacing w:after="40" w:before="80"/>
-        <w:ind w:left="340"/>
-      </w:pPr>
-      <w:r>
-        <w:rPr>
-          <w:b/>
-        </w:rPr>
-        <w:t>0.4. Боль в животе и схватки до 37 недель</w:t>
-      </w:r>
-    </w:p>
-    <w:p>
-      <w:pPr>
-        <w:spacing w:after="40" w:before="80"/>
-        <w:ind w:left="340"/>
-      </w:pPr>
-      <w:r>
-        <w:rPr>
-          <w:b/>
-        </w:rPr>
-        <w:t>0.5. Головная боль, «мушки» перед глазами, высокое давление: признаки преэклампсии</w:t>
-      </w:r>
-    </w:p>
-    <w:p>
-      <w:pPr>
-        <w:spacing w:after="40" w:before="80"/>
-        <w:ind w:left="340"/>
-      </w:pPr>
-      <w:r>
-        <w:rPr>
-          <w:b/>
-        </w:rPr>
-        <w:t>0.6. Отёк и боль одной ноги: почему ехать сразу</w:t>
-      </w:r>
-    </w:p>
-    <w:p>
-      <w:pPr>
-        <w:spacing w:after="40" w:before="80"/>
-        <w:ind w:left="340"/>
-      </w:pPr>
-      <w:r>
-        <w:rPr>
-          <w:b/>
-        </w:rPr>
-        <w:t>0.7. Одышка и боль в груди</w:t>
-      </w:r>
-    </w:p>
-    <w:p>
-      <w:pPr>
-        <w:spacing w:after="40" w:before="80"/>
-        <w:ind w:left="340"/>
-      </w:pPr>
-      <w:r>
-        <w:rPr>
-          <w:b/>
-        </w:rPr>
-        <w:t>0.8. Температура с ознобом: когда это уже не простуда</w:t>
-      </w:r>
-    </w:p>
-    <w:p>
-      <w:pPr>
-        <w:spacing w:after="40" w:before="80"/>
-        <w:ind w:left="340"/>
-      </w:pPr>
-      <w:r>
-        <w:rPr>
-          <w:b/>
-        </w:rPr>
-        <w:t>0.9. Ребёнок двигается меньше или не двигается</w:t>
-      </w:r>
-    </w:p>
-    <w:p>
-      <w:pPr>
-        <w:spacing w:after="40" w:before="80"/>
-        <w:ind w:left="340"/>
-      </w:pPr>
-      <w:r>
-        <w:rPr>
-          <w:b/>
-        </w:rPr>
-        <w:t>0.10. Обморок, судороги, спутанность сознания</w:t>
-      </w:r>
-    </w:p>
-    <w:p>
-      <w:pPr>
-        <w:spacing w:after="40" w:before="80"/>
-        <w:ind w:left="340"/>
-      </w:pPr>
-      <w:r>
-        <w:rPr>
-          <w:b/>
-        </w:rPr>
-        <w:t>0.11. Тяжёлая аллергическая реакция</w:t>
-      </w:r>
-    </w:p>
-    <w:p>
-      <w:pPr>
-        <w:spacing w:after="40" w:before="80"/>
-        <w:ind w:left="340"/>
-      </w:pPr>
-      <w:r>
-        <w:rPr>
-          <w:b/>
-        </w:rPr>
-        <w:t>0.12. Рвота, при которой не удерживается даже вода</w:t>
-      </w:r>
-    </w:p>
-    <w:p>
-      <w:pPr>
-        <w:spacing w:after="40" w:before="80"/>
-        <w:ind w:left="340"/>
-      </w:pPr>
-      <w:r>
-        <w:rPr>
-          <w:b/>
-        </w:rPr>
-        <w:t>0.13. Удар в живот, падение, авария: почему нужен осмотр, даже если ничего не болит</w:t>
-      </w:r>
-    </w:p>
-    <w:p>
-      <w:pPr>
-        <w:spacing w:after="40" w:before="80"/>
-        <w:ind w:left="340"/>
-      </w:pPr>
-      <w:r>
-        <w:rPr>
-          <w:b/>
-        </w:rPr>
-        <w:t>0.14. Укус клеща или животного: что сделать в первые часы</w:t>
-      </w:r>
-    </w:p>
-    <w:p>
-      <w:pPr>
-        <w:spacing w:after="40" w:before="80"/>
-        <w:ind w:left="340"/>
-      </w:pPr>
-      <w:r>
-        <w:rPr>
-          <w:b/>
-        </w:rPr>
-        <w:t>0.15. Угарный газ и тепловой удар</w:t>
-      </w:r>
-    </w:p>
-    <w:p>
-      <w:pPr>
-        <w:spacing w:after="40" w:before="80"/>
-        <w:ind w:left="340"/>
-      </w:pPr>
-      <w:r>
-        <w:rPr>
-          <w:b/>
-        </w:rPr>
-        <w:t>0.16. Приняли слишком много таблеток</w:t>
-      </w:r>
-    </w:p>
-    <w:p>
-      <w:pPr>
-        <w:spacing w:after="40" w:before="80"/>
-        <w:ind w:left="340"/>
-      </w:pPr>
-      <w:r>
-        <w:rPr>
-          <w:b/>
-        </w:rPr>
-        <w:t>0.17. Острый психический кризис</w:t>
-      </w:r>
-    </w:p>
-    <w:p>
-      <w:pPr>
-        <w:spacing w:after="40" w:before="80"/>
-        <w:ind w:left="340"/>
-      </w:pPr>
-      <w:r>
-        <w:rPr>
-          <w:b/>
-        </w:rPr>
-        <w:t>0.18. Угроза со стороны другого человека</w:t>
-      </w:r>
-    </w:p>
-    <w:p>
-      <w:pPr>
-        <w:spacing w:after="40" w:before="80"/>
-        <w:ind w:left="340"/>
-      </w:pPr>
-      <w:r>
-        <w:rPr>
-          <w:b/>
-        </w:rPr>
-        <w:t>0.19. Резкое ухудшение, которому нет объяснения</w:t>
-      </w:r>
-    </w:p>
-    <w:p>
-      <w:pPr>
-        <w:spacing w:after="40" w:before="80"/>
-        <w:ind w:left="340"/>
-      </w:pPr>
-      <w:r>
-        <w:rPr>
-          <w:b/>
-        </w:rPr>
-        <w:t>0.20. Что сказать диспетчеру и в приёмном отделении</w:t>
-      </w:r>
-    </w:p>
-    <w:p>
-      <w:pPr>
-        <w:spacing w:after="40" w:before="80"/>
-        <w:ind w:left="340"/>
-      </w:pPr>
-      <w:r>
-        <w:rPr>
-          <w:b/>
-        </w:rPr>
-        <w:t>0.21. Пока вы ждёте помощи: что делать и чего не делать</w:t>
+        <w:t>20.10.2026 объединён с навигатором (бывшее Приложение 1): группы по признакам и ситуациям, в группе — карточки от самых срочных к спокойным</w:t>
+      </w:r>
+    </w:p>
+    <w:p>
+      <w:pPr>
+        <w:spacing w:after="40" w:before="80"/>
+        <w:ind w:left="340"/>
+      </w:pPr>
+      <w:r>
+        <w:rPr>
+          <w:b/>
+        </w:rPr>
+        <w:t>Как пользоваться разделом</w:t>
+      </w:r>
+    </w:p>
+    <w:p>
+      <w:pPr>
+        <w:spacing w:after="40" w:before="80"/>
+        <w:ind w:left="340"/>
+      </w:pPr>
+      <w:r>
+        <w:rPr>
+          <w:b/>
+        </w:rPr>
+        <w:t>Скорая или роддом: как выбрать</w:t>
+      </w:r>
+    </w:p>
+    <w:p>
+      <w:pPr>
+        <w:spacing w:after="40" w:before="80"/>
+        <w:ind w:left="340"/>
+      </w:pPr>
+      <w:r>
+        <w:rPr>
+          <w:b/>
+        </w:rPr>
+        <w:t>Подготовьтесь заранее</w:t>
+      </w:r>
+    </w:p>
+    <w:p>
+      <w:pPr>
+        <w:spacing w:after="40" w:before="80"/>
+        <w:ind w:left="340"/>
+      </w:pPr>
+      <w:r>
+        <w:rPr>
+          <w:b/>
+        </w:rPr>
+        <w:t>Что сказать диспетчеру и что взять с собой</w:t>
+      </w:r>
+    </w:p>
+    <w:p>
+      <w:pPr>
+        <w:spacing w:after="40" w:before="80"/>
+        <w:ind w:left="340"/>
+      </w:pPr>
+      <w:r>
+        <w:rPr>
+          <w:b/>
+        </w:rPr>
+        <w:t>Что вы заметили</w:t>
+      </w:r>
+    </w:p>
+    <w:p>
+      <w:pPr>
+        <w:spacing w:after="40" w:before="0"/>
+        <w:ind w:left="794"/>
+      </w:pPr>
+      <w:r>
+        <w:t>Кровь и выделения</w:t>
+      </w:r>
+    </w:p>
+    <w:p>
+      <w:pPr>
+        <w:spacing w:after="40" w:before="0"/>
+        <w:ind w:left="794"/>
+      </w:pPr>
+      <w:r>
+        <w:t>Живот, схватки, ребёнок</w:t>
+      </w:r>
+    </w:p>
+    <w:p>
+      <w:pPr>
+        <w:spacing w:after="40" w:before="0"/>
+        <w:ind w:left="794"/>
+      </w:pPr>
+      <w:r>
+        <w:t>Голова и давление</w:t>
+      </w:r>
+    </w:p>
+    <w:p>
+      <w:pPr>
+        <w:spacing w:after="40" w:before="0"/>
+        <w:ind w:left="794"/>
+      </w:pPr>
+      <w:r>
+        <w:t>Дыхание и температура</w:t>
+      </w:r>
+    </w:p>
+    <w:p>
+      <w:pPr>
+        <w:spacing w:after="40" w:before="0"/>
+        <w:ind w:left="794"/>
+      </w:pPr>
+      <w:r>
+        <w:t>Отёки, ноги, спина</w:t>
+      </w:r>
+    </w:p>
+    <w:p>
+      <w:pPr>
+        <w:spacing w:after="40" w:before="0"/>
+        <w:ind w:left="794"/>
+      </w:pPr>
+      <w:r>
+        <w:t>Тошнота, желудок, туалет</w:t>
+      </w:r>
+    </w:p>
+    <w:p>
+      <w:pPr>
+        <w:spacing w:after="40" w:before="0"/>
+        <w:ind w:left="794"/>
+      </w:pPr>
+      <w:r>
+        <w:t>Кожа и аллергия</w:t>
+      </w:r>
+    </w:p>
+    <w:p>
+      <w:pPr>
+        <w:spacing w:after="40" w:before="0"/>
+        <w:ind w:left="794"/>
+      </w:pPr>
+      <w:r>
+        <w:t>Сон и настроение</w:t>
+      </w:r>
+    </w:p>
+    <w:p>
+      <w:pPr>
+        <w:spacing w:after="40" w:before="0"/>
+        <w:ind w:left="794"/>
+      </w:pPr>
+      <w:r>
+        <w:t>Зубы и дёсны</w:t>
+      </w:r>
+    </w:p>
+    <w:p>
+      <w:pPr>
+        <w:spacing w:after="40" w:before="80"/>
+        <w:ind w:left="340"/>
+      </w:pPr>
+      <w:r>
+        <w:rPr>
+          <w:b/>
+        </w:rPr>
+        <w:t>Что-то случилось</w:t>
+      </w:r>
+    </w:p>
+    <w:p>
+      <w:pPr>
+        <w:spacing w:after="40" w:before="0"/>
+        <w:ind w:left="794"/>
+      </w:pPr>
+      <w:r>
+        <w:t>Травма или укус</w:t>
+      </w:r>
+    </w:p>
+    <w:p>
+      <w:pPr>
+        <w:spacing w:after="40" w:before="0"/>
+        <w:ind w:left="794"/>
+      </w:pPr>
+      <w:r>
+        <w:t>Лекарство или алкоголь</w:t>
+      </w:r>
+    </w:p>
+    <w:p>
+      <w:pPr>
+        <w:spacing w:after="40" w:before="0"/>
+        <w:ind w:left="794"/>
+      </w:pPr>
+      <w:r>
+        <w:t>Дым, отравление, жара</w:t>
+      </w:r>
+    </w:p>
+    <w:p>
+      <w:pPr>
+        <w:spacing w:after="40" w:before="0"/>
+        <w:ind w:left="794"/>
+      </w:pPr>
+      <w:r>
+        <w:t>Болезнь рядом, прививки</w:t>
+      </w:r>
+    </w:p>
+    <w:p>
+      <w:pPr>
+        <w:spacing w:after="40" w:before="0"/>
+        <w:ind w:left="794"/>
+      </w:pPr>
+      <w:r>
+        <w:t>Результат анализа</w:t>
+      </w:r>
+    </w:p>
+    <w:p>
+      <w:pPr>
+        <w:spacing w:after="40" w:before="0"/>
+        <w:ind w:left="794"/>
+      </w:pPr>
+      <w:r>
+        <w:t>Мне угрожают</w:t>
+      </w:r>
+    </w:p>
+    <w:p>
+      <w:pPr>
+        <w:spacing w:after="40" w:before="80"/>
+        <w:ind w:left="340"/>
+      </w:pPr>
+      <w:r>
+        <w:rPr>
+          <w:b/>
+        </w:rPr>
+        <w:t>Если резко стало хуже</w:t>
       </w:r>
     </w:p>
     <w:p>
@@ -4795,7 +4762,7 @@
         <w:ind w:left="794"/>
       </w:pPr>
       <w:r>
-        <w:t>Четыре уровня срочности; указатель по признакам — Приложение 1</w:t>
+        <w:t>Четыре уровня срочности; по каждому признаку — Раздел 0</w:t>
       </w:r>
     </w:p>
     <w:p>
@@ -4969,157 +4936,124 @@
         <w:rPr>
           <w:b/>
         </w:rPr>
-        <w:t>ПРИЛОЖЕНИЕ 1. Навигатор: что вы заметили и что случилось</w:t>
-      </w:r>
-    </w:p>
-    <w:p>
-      <w:pPr>
-        <w:spacing w:after="40" w:before="0"/>
-        <w:ind w:left="794"/>
+        <w:t>ПРИЛОЖЕНИЕ 1. Как понимать медицинскую информацию</w:t>
+      </w:r>
+    </w:p>
+    <w:p>
+      <w:pPr>
+        <w:spacing w:after="40" w:before="0"/>
+        <w:ind w:left="794"/>
+      </w:pPr>
+      <w:r>
+        <w:t>В обменной карте и заключении врача: акушерский срок; анамнез; жалоба, симптом, диагноз; показания и противопоказания; острый и хронический; экстренная, неотложная, плановая помощь; амбулаторно и стационар</w:t>
+      </w:r>
+    </w:p>
+    <w:p>
+      <w:pPr>
+        <w:spacing w:after="40" w:before="0"/>
+        <w:ind w:left="794"/>
+      </w:pPr>
+      <w:r>
+        <w:t>В бланке анализа и результате УЗИ: как читать бланк анализа; скрининг и диагностика; риск 1:100; цифра-порог</w:t>
+      </w:r>
+    </w:p>
+    <w:p>
+      <w:pPr>
+        <w:spacing w:after="40" w:before="0"/>
+        <w:ind w:left="794"/>
+      </w:pPr>
+      <w:r>
+        <w:t>Лекарства: список «Мои лекарства и добавки» и бланк для печати; нежелательная реакция; как проверить лекарство; как спросить врача о лекарстве; если лекарство уже приняли; «противопоказано при беременности»; «нет данных»; буквы A–X; «натуральное»</w:t>
+      </w:r>
+    </w:p>
+    <w:p>
+      <w:pPr>
+        <w:spacing w:after="40" w:before="0"/>
+        <w:ind w:left="794"/>
+      </w:pPr>
+      <w:r>
+        <w:t>Исследования, рекомендации, фактор риска: «клинический»; «исследование показало»; буквы A, B, C в клинических рекомендациях; фактор риска</w:t>
+      </w:r>
+    </w:p>
+    <w:p>
+      <w:pPr>
+        <w:spacing w:after="40" w:before="0"/>
+        <w:ind w:left="794"/>
+      </w:pPr>
+      <w:r>
+        <w:t>Словарь терминов от А до Я (собирается)</w:t>
+      </w:r>
+    </w:p>
+    <w:p>
+      <w:pPr>
+        <w:spacing w:after="40" w:before="80"/>
+        <w:ind w:left="340"/>
+      </w:pPr>
+      <w:r>
+        <w:rPr>
+          <w:b/>
+        </w:rPr>
+        <w:t>ПРИЛОЖЕНИЕ 2. Как проверять медицинскую информацию в интернете</w:t>
+      </w:r>
+    </w:p>
+    <w:p>
+      <w:pPr>
+        <w:spacing w:after="40" w:before="0"/>
+        <w:ind w:left="794"/>
+      </w:pPr>
+      <w:r>
+        <w:t>Где искать</w:t>
+      </w:r>
+    </w:p>
+    <w:p>
+      <w:pPr>
+        <w:spacing w:after="40" w:before="0"/>
+        <w:ind w:left="794"/>
+      </w:pPr>
+      <w:r>
+        <w:t>Можно ли верить тексту: четыре вопроса</w:t>
+      </w:r>
+    </w:p>
+    <w:p>
+      <w:pPr>
+        <w:spacing w:after="40" w:before="0"/>
+        <w:ind w:left="794"/>
+      </w:pPr>
+      <w:r>
+        <w:t>Как пользоваться искусственным интеллектом</w:t>
+      </w:r>
+    </w:p>
+    <w:p>
+      <w:pPr>
+        <w:spacing w:after="40" w:before="0"/>
+        <w:ind w:left="794"/>
+      </w:pPr>
+      <w:r>
+        <w:t>Готовые запросы для ИИ: проверить текст или совет; можно ли мне; лекарство; симптом; анализ или слово из заключения; уже случилось; подготовка к беременности</w:t>
+      </w:r>
+    </w:p>
+    <w:p>
+      <w:pPr>
+        <w:spacing w:after="80" w:before="280"/>
+      </w:pPr>
+      <w:r>
+        <w:rPr>
+          <w:b/>
+          <w:sz w:val="26"/>
+        </w:rPr>
+        <w:t>ГЛОССАРИЙ МЕДИЦИНСКИХ ТЕРМИНОВ</w:t>
+      </w:r>
+    </w:p>
+    <w:p>
+      <w:pPr>
+        <w:spacing w:after="80" w:before="0"/>
+        <w:ind w:left="340"/>
       </w:pPr>
       <w:r>
         <w:rPr>
           <w:i/>
         </w:rPr>
-        <w:t>Строка → где читать → когда позвонить врачу раньше приёма → когда сразу открыть Раздел 0 «Быстрая помощь»</w:t>
-      </w:r>
-    </w:p>
-    <w:p>
-      <w:pPr>
-        <w:spacing w:after="40" w:before="0"/>
-        <w:ind w:left="794"/>
-      </w:pPr>
-      <w:r>
-        <w:t>Что вы заметили: признаки по группам — живот и выделения; голова, давление, отёки; дыхание и температура; мочеиспускание и пищеварение; кожа; спина и ноги; сознание; сон и настроение; зубы; ребёнок; анализы</w:t>
-      </w:r>
-    </w:p>
-    <w:p>
-      <w:pPr>
-        <w:spacing w:after="40" w:before="0"/>
-        <w:ind w:left="794"/>
-      </w:pPr>
-      <w:r>
-        <w:t>Что случилось или предстоит: лекарство, алкоголь, дым и химия, контакт с заболевшим, укусы, падение, сомнительный продукт, поездка, лечение зубов, прививка, работа, небезопасно дома</w:t>
-      </w:r>
-    </w:p>
-    <w:p>
-      <w:pPr>
-        <w:spacing w:after="40" w:before="80"/>
-        <w:ind w:left="340"/>
-      </w:pPr>
-      <w:r>
-        <w:rPr>
-          <w:b/>
-        </w:rPr>
-        <w:t>ПРИЛОЖЕНИЕ 2. Как понимать медицинскую информацию</w:t>
-      </w:r>
-    </w:p>
-    <w:p>
-      <w:pPr>
-        <w:spacing w:after="40" w:before="0"/>
-        <w:ind w:left="794"/>
-      </w:pPr>
-      <w:r>
-        <w:t>В обменной карте и заключении врача: акушерский срок; анамнез; жалоба, симптом, диагноз; показания и противопоказания; острый и хронический; экстренная, неотложная, плановая помощь; амбулаторно и стационар</w:t>
-      </w:r>
-    </w:p>
-    <w:p>
-      <w:pPr>
-        <w:spacing w:after="40" w:before="0"/>
-        <w:ind w:left="794"/>
-      </w:pPr>
-      <w:r>
-        <w:t>В бланке анализа и результате УЗИ: как читать бланк анализа; скрининг и диагностика; риск 1:100; цифра-порог</w:t>
-      </w:r>
-    </w:p>
-    <w:p>
-      <w:pPr>
-        <w:spacing w:after="40" w:before="0"/>
-        <w:ind w:left="794"/>
-      </w:pPr>
-      <w:r>
-        <w:t>Лекарства: список «Мои лекарства и добавки» и бланк для печати; нежелательная реакция; как проверить лекарство; как спросить врача о лекарстве; если лекарство уже приняли; «противопоказано при беременности»; «нет данных»; буквы A–X; «натуральное»</w:t>
-      </w:r>
-    </w:p>
-    <w:p>
-      <w:pPr>
-        <w:spacing w:after="40" w:before="0"/>
-        <w:ind w:left="794"/>
-      </w:pPr>
-      <w:r>
-        <w:t>Исследования, рекомендации, фактор риска: «клинический»; «исследование показало»; буквы A, B, C в клинических рекомендациях; фактор риска</w:t>
-      </w:r>
-    </w:p>
-    <w:p>
-      <w:pPr>
-        <w:spacing w:after="40" w:before="80"/>
-        <w:ind w:left="340"/>
-      </w:pPr>
-      <w:r>
-        <w:rPr>
-          <w:b/>
-        </w:rPr>
-        <w:t>ПРИЛОЖЕНИЕ 3. Как проверять медицинскую информацию в интернете</w:t>
-      </w:r>
-    </w:p>
-    <w:p>
-      <w:pPr>
-        <w:spacing w:after="40" w:before="0"/>
-        <w:ind w:left="794"/>
-      </w:pPr>
-      <w:r>
-        <w:t>Где искать</w:t>
-      </w:r>
-    </w:p>
-    <w:p>
-      <w:pPr>
-        <w:spacing w:after="40" w:before="0"/>
-        <w:ind w:left="794"/>
-      </w:pPr>
-      <w:r>
-        <w:t>Можно ли верить тексту: четыре вопроса</w:t>
-      </w:r>
-    </w:p>
-    <w:p>
-      <w:pPr>
-        <w:spacing w:after="40" w:before="0"/>
-        <w:ind w:left="794"/>
-      </w:pPr>
-      <w:r>
-        <w:t>Как пользоваться искусственным интеллектом</w:t>
-      </w:r>
-    </w:p>
-    <w:p>
-      <w:pPr>
-        <w:spacing w:after="40" w:before="0"/>
-        <w:ind w:left="794"/>
-      </w:pPr>
-      <w:r>
-        <w:t>Готовые запросы для ИИ: проверить текст; еда и добавки; занятие и поездка; симптом; анализ; инфекция и прививка; уже случилось; подготовка к беременности</w:t>
-      </w:r>
-    </w:p>
-    <w:p>
-      <w:pPr>
-        <w:spacing w:after="80" w:before="280"/>
-      </w:pPr>
-      <w:r>
-        <w:rPr>
-          <w:b/>
-          <w:sz w:val="26"/>
-        </w:rPr>
-        <w:t>ГЛОССАРИЙ МЕДИЦИНСКИХ ТЕРМИНОВ</w:t>
-      </w:r>
-    </w:p>
-    <w:p>
-      <w:pPr>
-        <w:spacing w:after="80" w:before="0"/>
-        <w:ind w:left="340"/>
-      </w:pPr>
-      <w:r>
-        <w:rPr>
-          <w:i/>
-        </w:rPr>
-        <w:t>Формируется после завершения всех тем: только термины, реально использованные в книге; краткие определения — для всплывающих подсказок онлайн-версии</w:t>
+        <w:t>Формируется после завершения всех тем: только термины, реально использованные в книге; краткие определения — для всплывающих подсказок онлайн-версии. Решение 20.10.2026: словарь входит в Приложение 1 «Словарь терминов от А до Я»; отдельный глоссарий — свести с ним при сборке</w:t>
       </w:r>
     </w:p>
     <w:p>

--- a/editorial/soderzhanie-knigi.docx
+++ b/editorial/soderzhanie-knigi.docx
@@ -22,7 +22,7 @@
         <w:rPr>
           <w:i/>
         </w:rPr>
-        <w:t>Справочное пособие для будущих матерей. Содержание книги — редакция от 20.10.2026: Темы 1–11 сверены с актуальными текстами в репозитории</w:t>
+        <w:t>Справочное пособие для будущих матерей. Содержание книги — редакция от 22.10.2026: Введение и Темы 1–11 сверены с актуальными текстами в репозитории</w:t>
       </w:r>
     </w:p>
     <w:p>
@@ -73,43 +73,43 @@
         <w:ind w:left="794"/>
       </w:pPr>
       <w:r>
-        <w:t>Как устроена книга</w:t>
-      </w:r>
-    </w:p>
-    <w:p>
-      <w:pPr>
-        <w:spacing w:after="40" w:before="0"/>
-        <w:ind w:left="794"/>
-      </w:pPr>
-      <w:r>
-        <w:t>Как быстро найти ответ на конкретный вопрос</w:t>
-      </w:r>
-    </w:p>
-    <w:p>
-      <w:pPr>
-        <w:spacing w:after="40" w:before="0"/>
-        <w:ind w:left="794"/>
-      </w:pPr>
-      <w:r>
-        <w:t>Что можно делать самостоятельно, а что требует врача</w:t>
-      </w:r>
-    </w:p>
-    <w:p>
-      <w:pPr>
-        <w:spacing w:after="40" w:before="0"/>
-        <w:ind w:left="794"/>
-      </w:pPr>
-      <w:r>
-        <w:t>Как читать медицинские рекомендации, ограничения и цифры</w:t>
-      </w:r>
-    </w:p>
-    <w:p>
-      <w:pPr>
-        <w:spacing w:after="40" w:before="0"/>
-        <w:ind w:left="794"/>
-      </w:pPr>
-      <w:r>
-        <w:t>Чем эта книга не является</w:t>
+        <w:t>Как быстро найти ответ</w:t>
+      </w:r>
+    </w:p>
+    <w:p>
+      <w:pPr>
+        <w:spacing w:after="40" w:before="0"/>
+        <w:ind w:left="794"/>
+      </w:pPr>
+      <w:r>
+        <w:t>Что можно решать самой и что обсуждать с врачом</w:t>
+      </w:r>
+    </w:p>
+    <w:p>
+      <w:pPr>
+        <w:spacing w:after="40" w:before="0"/>
+        <w:ind w:left="794"/>
+      </w:pPr>
+      <w:r>
+        <w:t>На чём основаны рекомендации</w:t>
+      </w:r>
+    </w:p>
+    <w:p>
+      <w:pPr>
+        <w:spacing w:after="40" w:before="0"/>
+        <w:ind w:left="794"/>
+      </w:pPr>
+      <w:r>
+        <w:t>Границы книги</w:t>
+      </w:r>
+    </w:p>
+    <w:p>
+      <w:pPr>
+        <w:spacing w:after="40" w:before="0"/>
+        <w:ind w:left="794"/>
+      </w:pPr>
+      <w:r>
+        <w:t>Если книгу читает близкий человек</w:t>
       </w:r>
     </w:p>
     <w:p>
@@ -526,7 +526,7 @@
         <w:rPr>
           <w:b/>
         </w:rPr>
-        <w:t>1.2. Витамины и нутриенты: что действительно нужно</w:t>
+        <w:t>1.2. Нутриенты и добавки: что действительно нужно</w:t>
       </w:r>
     </w:p>
     <w:p>
@@ -811,7 +811,7 @@
         <w:rPr>
           <w:b/>
         </w:rPr>
-        <w:t>2.1. Сон при беременности: что меняется и почему</w:t>
+        <w:t>2.1. Изменения сна и дневного самочувствия</w:t>
       </w:r>
     </w:p>
     <w:p>
@@ -868,7 +868,7 @@
         <w:rPr>
           <w:b/>
         </w:rPr>
-        <w:t>2.2. Причины плохого сна: от изжоги до тревоги</w:t>
+        <w:t>2.2. Частые причины нарушения сна</w:t>
       </w:r>
     </w:p>
     <w:p>
@@ -961,7 +961,7 @@
         <w:rPr>
           <w:b/>
         </w:rPr>
-        <w:t>2.3. Режим дня: как настроить засыпание</w:t>
+        <w:t>2.3. Организация дневного режима и подготовка ко сну</w:t>
       </w:r>
     </w:p>
     <w:p>
@@ -1027,7 +1027,7 @@
         <w:rPr>
           <w:b/>
         </w:rPr>
-        <w:t>2.4. Поза для сна: почему после 28 недель это важно</w:t>
+        <w:t>2.4. Положение тела во сне после 28 полных недель</w:t>
       </w:r>
     </w:p>
     <w:p>
@@ -1066,7 +1066,7 @@
         <w:rPr>
           <w:b/>
         </w:rPr>
-        <w:t>2.5. Когда нужен врач: границы самопомощи при бессоннице</w:t>
+        <w:t>2.5. Когда нарушения сна требуют медицинской помощи</w:t>
       </w:r>
     </w:p>
     <w:p>
@@ -2245,6 +2245,15 @@
         <w:ind w:left="794"/>
       </w:pPr>
       <w:r>
+        <w:t>Сухость кожи: с чего начинают уход</w:t>
+      </w:r>
+    </w:p>
+    <w:p>
+      <w:pPr>
+        <w:spacing w:after="40" w:before="0"/>
+        <w:ind w:left="794"/>
+      </w:pPr>
+      <w:r>
         <w:t>Частые причины зуда</w:t>
       </w:r>
     </w:p>
@@ -2254,33 +2263,6 @@
         <w:ind w:left="794"/>
       </w:pPr>
       <w:r>
-        <w:t>Сухость кожи: с чего начинают</w:t>
-      </w:r>
-    </w:p>
-    <w:p>
-      <w:pPr>
-        <w:spacing w:after="40" w:before="0"/>
-        <w:ind w:left="794"/>
-      </w:pPr>
-      <w:r>
-        <w:t>Когда бережного ухода недостаточно</w:t>
-      </w:r>
-    </w:p>
-    <w:p>
-      <w:pPr>
-        <w:spacing w:after="40" w:before="0"/>
-        <w:ind w:left="794"/>
-      </w:pPr>
-      <w:r>
-        <w:t>Зуд без первичной сыпи и внутрипечёночный холестаз</w:t>
-      </w:r>
-    </w:p>
-    <w:p>
-      <w:pPr>
-        <w:spacing w:after="40" w:before="0"/>
-        <w:ind w:left="794"/>
-      </w:pPr>
-      <w:r>
         <w:t>Уровень желчных кислот и степень тяжести</w:t>
       </w:r>
     </w:p>
@@ -2290,7 +2272,16 @@
         <w:ind w:left="794"/>
       </w:pPr>
       <w:r>
-        <w:t>Если первый анализ нормальный</w:t>
+        <w:t>Сроки родов: почему их могут назначить раньше</w:t>
+      </w:r>
+    </w:p>
+    <w:p>
+      <w:pPr>
+        <w:spacing w:after="40" w:before="0"/>
+        <w:ind w:left="794"/>
+      </w:pPr>
+      <w:r>
+        <w:t>После родов</w:t>
       </w:r>
     </w:p>
     <w:p>
@@ -2434,6 +2425,24 @@
         <w:ind w:left="794"/>
       </w:pPr>
       <w:r>
+        <w:t>Добавки для ванны</w:t>
+      </w:r>
+    </w:p>
+    <w:p>
+      <w:pPr>
+        <w:spacing w:after="40" w:before="0"/>
+        <w:ind w:left="794"/>
+      </w:pPr>
+      <w:r>
+        <w:t>Длительность процедуры</w:t>
+      </w:r>
+    </w:p>
+    <w:p>
+      <w:pPr>
+        <w:spacing w:after="40" w:before="0"/>
+        <w:ind w:left="794"/>
+      </w:pPr>
+      <w:r>
         <w:t>Если стало плохо во время процедуры</w:t>
       </w:r>
     </w:p>
@@ -2443,25 +2452,7 @@
         <w:ind w:left="794"/>
       </w:pPr>
       <w:r>
-        <w:t>Джакузи, баня и сауна</w:t>
-      </w:r>
-    </w:p>
-    <w:p>
-      <w:pPr>
-        <w:spacing w:after="40" w:before="0"/>
-        <w:ind w:left="794"/>
-      </w:pPr>
-      <w:r>
-        <w:t>Добавки для ванны</w:t>
-      </w:r>
-    </w:p>
-    <w:p>
-      <w:pPr>
-        <w:spacing w:after="40" w:before="0"/>
-        <w:ind w:left="794"/>
-      </w:pPr>
-      <w:r>
-        <w:t>Длительность процедуры и поздние сроки</w:t>
+        <w:t>Можно ли мыться, если отошли воды</w:t>
       </w:r>
     </w:p>
     <w:p>
@@ -2626,16 +2617,7 @@
         <w:ind w:left="794"/>
       </w:pPr>
       <w:r>
-        <w:t>Что моют, а что не моют</w:t>
-      </w:r>
-    </w:p>
-    <w:p>
-      <w:pPr>
-        <w:spacing w:after="40" w:before="0"/>
-        <w:ind w:left="794"/>
-      </w:pPr>
-      <w:r>
-        <w:t>Выделения и микробиота при беременности</w:t>
+        <w:t>Особенности ухода</w:t>
       </w:r>
     </w:p>
     <w:p>
@@ -2656,15 +2638,6 @@
         <w:ind w:left="794"/>
       </w:pPr>
       <w:r>
-        <w:t>Как выглядят обычные выделения</w:t>
-      </w:r>
-    </w:p>
-    <w:p>
-      <w:pPr>
-        <w:spacing w:after="40" w:before="0"/>
-        <w:ind w:left="794"/>
-      </w:pPr>
-      <w:r>
         <w:t>Запах</w:t>
       </w:r>
     </w:p>
@@ -2704,55 +2677,7 @@
         <w:rPr>
           <w:b/>
         </w:rPr>
-        <w:t>5.10. Уход за наружной интимной зоной: как мыться и что носить</w:t>
-      </w:r>
-    </w:p>
-    <w:p>
-      <w:pPr>
-        <w:spacing w:after="40" w:before="0"/>
-        <w:ind w:left="794"/>
-      </w:pPr>
-      <w:r>
-        <w:t>Частота и техника подмывания</w:t>
-      </w:r>
-    </w:p>
-    <w:p>
-      <w:pPr>
-        <w:spacing w:after="40" w:before="0"/>
-        <w:ind w:left="794"/>
-      </w:pPr>
-      <w:r>
-        <w:t>Бельё</w:t>
-      </w:r>
-    </w:p>
-    <w:p>
-      <w:pPr>
-        <w:spacing w:after="40" w:before="0"/>
-        <w:ind w:left="794"/>
-      </w:pPr>
-      <w:r>
-        <w:t>После туалета</w:t>
-      </w:r>
-    </w:p>
-    <w:p>
-      <w:pPr>
-        <w:spacing w:after="40" w:before="0"/>
-        <w:ind w:left="794"/>
-      </w:pPr>
-      <w:r>
-        <w:t>Замкнутый круг избыточной гигиены</w:t>
-      </w:r>
-    </w:p>
-    <w:p>
-      <w:pPr>
-        <w:spacing w:after="40" w:before="80"/>
-        <w:ind w:left="340"/>
-      </w:pPr>
-      <w:r>
-        <w:rPr>
-          <w:b/>
-        </w:rPr>
-        <w:t>5.11. Средства для интимной гигиены: что нужно, а что лишнее</w:t>
+        <w:t>5.10. Средства для интимной гигиены: что нужно, а что лишнее</w:t>
       </w:r>
     </w:p>
     <w:p>
@@ -2775,41 +2700,14 @@
     </w:p>
     <w:p>
       <w:pPr>
-        <w:spacing w:after="40" w:before="0"/>
-        <w:ind w:left="794"/>
-      </w:pPr>
-      <w:r>
-        <w:t>Чего не должно делать средство</w:t>
-      </w:r>
-    </w:p>
-    <w:p>
-      <w:pPr>
-        <w:spacing w:after="40" w:before="0"/>
-        <w:ind w:left="794"/>
-      </w:pPr>
-      <w:r>
-        <w:t>Лечебные средства по назначению врача</w:t>
-      </w:r>
-    </w:p>
-    <w:p>
-      <w:pPr>
-        <w:spacing w:after="40" w:before="0"/>
-        <w:ind w:left="794"/>
-      </w:pPr>
-      <w:r>
-        <w:t>Как вводить новое средство</w:t>
-      </w:r>
-    </w:p>
-    <w:p>
-      <w:pPr>
-        <w:spacing w:after="40" w:before="80"/>
-        <w:ind w:left="340"/>
-      </w:pPr>
-      <w:r>
-        <w:rPr>
-          <w:b/>
-        </w:rPr>
-        <w:t>5.12. Спринцевания, салфетки и прокладки: что можно, а что вредит</w:t>
+        <w:spacing w:after="40" w:before="80"/>
+        <w:ind w:left="340"/>
+      </w:pPr>
+      <w:r>
+        <w:rPr>
+          <w:b/>
+        </w:rPr>
+        <w:t>5.11. Спринцевания, салфетки и прокладки: что можно, а что вредит</w:t>
       </w:r>
     </w:p>
     <w:p>
@@ -2857,16 +2755,7 @@
         <w:rPr>
           <w:b/>
         </w:rPr>
-        <w:t>5.13. Зуд, запах и боль в интимной зоне: как понять причину</w:t>
-      </w:r>
-    </w:p>
-    <w:p>
-      <w:pPr>
-        <w:spacing w:after="40" w:before="0"/>
-        <w:ind w:left="794"/>
-      </w:pPr>
-      <w:r>
-        <w:t>Почему по внешнему виду нельзя определить причину</w:t>
+        <w:t>5.12. Зуд, запах и боль в интимной зоне: как понять причину</w:t>
       </w:r>
     </w:p>
     <w:p>
@@ -2923,34 +2812,16 @@
         <w:rPr>
           <w:b/>
         </w:rPr>
-        <w:t>5.14. Когда это уже не вопрос гигиены: границы обращения к врачу</w:t>
-      </w:r>
-    </w:p>
-    <w:p>
-      <w:pPr>
-        <w:spacing w:after="40" w:before="0"/>
-        <w:ind w:left="794"/>
-      </w:pPr>
-      <w:r>
-        <w:t>Связаться с врачом в ближайшее время</w:t>
-      </w:r>
-    </w:p>
-    <w:p>
-      <w:pPr>
-        <w:spacing w:after="40" w:before="0"/>
-        <w:ind w:left="794"/>
-      </w:pPr>
-      <w:r>
-        <w:t>Не откладывать обращение</w:t>
-      </w:r>
-    </w:p>
-    <w:p>
-      <w:pPr>
-        <w:spacing w:after="40" w:before="0"/>
-        <w:ind w:left="794"/>
-      </w:pPr>
-      <w:r>
-        <w:t>Навигатор: признак, действие, адрес</w:t>
+        <w:t>5.13. Когда это уже не вопрос гигиены: границы обращения к врачу</w:t>
+      </w:r>
+    </w:p>
+    <w:p>
+      <w:pPr>
+        <w:spacing w:after="40" w:before="0"/>
+        <w:ind w:left="794"/>
+      </w:pPr>
+      <w:r>
+        <w:t>Навигатор возможных действий</w:t>
       </w:r>
     </w:p>
     <w:p>

--- a/editorial/soderzhanie-knigi.docx
+++ b/editorial/soderzhanie-knigi.docx
@@ -22,7 +22,7 @@
         <w:rPr>
           <w:i/>
         </w:rPr>
-        <w:t>Справочное пособие для будущих матерей. Содержание книги — редакция от 22.10.2026: Введение и Темы 1–11 сверены с актуальными текстами в репозитории</w:t>
+        <w:t>Справочное пособие для будущих матерей. Содержание книги — редакция от 22.10.2026: Введение и Темы 1–11 сверены с актуальными текстами в репозитории Подразделы Тем 6, 8, 9, 10 перенесены из текстов после разметки 22.10.2026; подразделы Темы 7 — целевая структура для переработки, в тексте темы их ещё нет.</w:t>
       </w:r>
     </w:p>
     <w:p>
@@ -2901,6 +2901,60 @@
     </w:p>
     <w:p>
       <w:pPr>
+        <w:spacing w:after="40" w:before="0"/>
+        <w:ind w:left="794"/>
+      </w:pPr>
+      <w:r>
+        <w:t>Почему дёсны кровоточат</w:t>
+      </w:r>
+    </w:p>
+    <w:p>
+      <w:pPr>
+        <w:spacing w:after="40" w:before="0"/>
+        <w:ind w:left="794"/>
+      </w:pPr>
+      <w:r>
+        <w:t>Гингивит и пародонтит: в чём разница</w:t>
+      </w:r>
+    </w:p>
+    <w:p>
+      <w:pPr>
+        <w:spacing w:after="40" w:before="0"/>
+        <w:ind w:left="794"/>
+      </w:pPr>
+      <w:r>
+        <w:t>Когда появляется и когда проходит</w:t>
+      </w:r>
+    </w:p>
+    <w:p>
+      <w:pPr>
+        <w:spacing w:after="40" w:before="0"/>
+        <w:ind w:left="794"/>
+      </w:pPr>
+      <w:r>
+        <w:t>Пародонтит и преждевременные роды</w:t>
+      </w:r>
+    </w:p>
+    <w:p>
+      <w:pPr>
+        <w:spacing w:after="40" w:before="0"/>
+        <w:ind w:left="794"/>
+      </w:pPr>
+      <w:r>
+        <w:t>Профессиональная чистка</w:t>
+      </w:r>
+    </w:p>
+    <w:p>
+      <w:pPr>
+        <w:spacing w:after="40" w:before="0"/>
+        <w:ind w:left="794"/>
+      </w:pPr>
+      <w:r>
+        <w:t>Когда записываться к стоматологу</w:t>
+      </w:r>
+    </w:p>
+    <w:p>
+      <w:pPr>
         <w:spacing w:after="40" w:before="80"/>
         <w:ind w:left="340"/>
       </w:pPr>
@@ -2913,6 +2967,42 @@
     </w:p>
     <w:p>
       <w:pPr>
+        <w:spacing w:after="40" w:before="0"/>
+        <w:ind w:left="794"/>
+      </w:pPr>
+      <w:r>
+        <w:t>Миф о «кальции из зубов»</w:t>
+      </w:r>
+    </w:p>
+    <w:p>
+      <w:pPr>
+        <w:spacing w:after="40" w:before="0"/>
+        <w:ind w:left="794"/>
+      </w:pPr>
+      <w:r>
+        <w:t>Почему риск кариеса растёт</w:t>
+      </w:r>
+    </w:p>
+    <w:p>
+      <w:pPr>
+        <w:spacing w:after="40" w:before="0"/>
+        <w:ind w:left="794"/>
+      </w:pPr>
+      <w:r>
+        <w:t>Бактерии кариеса и ребёнок</w:t>
+      </w:r>
+    </w:p>
+    <w:p>
+      <w:pPr>
+        <w:spacing w:after="40" w:before="0"/>
+        <w:ind w:left="794"/>
+      </w:pPr>
+      <w:r>
+        <w:t>Если зуб заболел</w:t>
+      </w:r>
+    </w:p>
+    <w:p>
+      <w:pPr>
         <w:spacing w:after="40" w:before="80"/>
         <w:ind w:left="340"/>
       </w:pPr>
@@ -2925,6 +3015,51 @@
     </w:p>
     <w:p>
       <w:pPr>
+        <w:spacing w:after="40" w:before="0"/>
+        <w:ind w:left="794"/>
+      </w:pPr>
+      <w:r>
+        <w:t>Чистка зубов при тошноте</w:t>
+      </w:r>
+    </w:p>
+    <w:p>
+      <w:pPr>
+        <w:spacing w:after="40" w:before="0"/>
+        <w:ind w:left="794"/>
+      </w:pPr>
+      <w:r>
+        <w:t>Основа ухода</w:t>
+      </w:r>
+    </w:p>
+    <w:p>
+      <w:pPr>
+        <w:spacing w:after="40" w:before="0"/>
+        <w:ind w:left="794"/>
+      </w:pPr>
+      <w:r>
+        <w:t>Сколько фтора в вашей пасте</w:t>
+      </w:r>
+    </w:p>
+    <w:p>
+      <w:pPr>
+        <w:spacing w:after="40" w:before="0"/>
+        <w:ind w:left="794"/>
+      </w:pPr>
+      <w:r>
+        <w:t>Дополнительная защита эмали</w:t>
+      </w:r>
+    </w:p>
+    <w:p>
+      <w:pPr>
+        <w:spacing w:after="40" w:before="0"/>
+        <w:ind w:left="794"/>
+      </w:pPr>
+      <w:r>
+        <w:t>Щётка, ирригатор, ополаскиватель</w:t>
+      </w:r>
+    </w:p>
+    <w:p>
+      <w:pPr>
         <w:spacing w:after="40" w:before="80"/>
         <w:ind w:left="340"/>
       </w:pPr>
@@ -2937,6 +3072,33 @@
     </w:p>
     <w:p>
       <w:pPr>
+        <w:spacing w:after="40" w:before="0"/>
+        <w:ind w:left="794"/>
+      </w:pPr>
+      <w:r>
+        <w:t>Почему не чистить зубы сразу</w:t>
+      </w:r>
+    </w:p>
+    <w:p>
+      <w:pPr>
+        <w:spacing w:after="40" w:before="0"/>
+        <w:ind w:left="794"/>
+      </w:pPr>
+      <w:r>
+        <w:t>Что делать после рвоты</w:t>
+      </w:r>
+    </w:p>
+    <w:p>
+      <w:pPr>
+        <w:spacing w:after="40" w:before="0"/>
+        <w:ind w:left="794"/>
+      </w:pPr>
+      <w:r>
+        <w:t>Когда нужен врач</w:t>
+      </w:r>
+    </w:p>
+    <w:p>
+      <w:pPr>
         <w:spacing w:after="40" w:before="80"/>
         <w:ind w:left="340"/>
       </w:pPr>
@@ -2949,6 +3111,42 @@
     </w:p>
     <w:p>
       <w:pPr>
+        <w:spacing w:after="40" w:before="0"/>
+        <w:ind w:left="794"/>
+      </w:pPr>
+      <w:r>
+        <w:t>Когда лечить зубы</w:t>
+      </w:r>
+    </w:p>
+    <w:p>
+      <w:pPr>
+        <w:spacing w:after="40" w:before="0"/>
+        <w:ind w:left="794"/>
+      </w:pPr>
+      <w:r>
+        <w:t>Пломбы, отбеливание, брекеты</w:t>
+      </w:r>
+    </w:p>
+    <w:p>
+      <w:pPr>
+        <w:spacing w:after="40" w:before="0"/>
+        <w:ind w:left="794"/>
+      </w:pPr>
+      <w:r>
+        <w:t>Что сообщить стоматологу</w:t>
+      </w:r>
+    </w:p>
+    <w:p>
+      <w:pPr>
+        <w:spacing w:after="40" w:before="0"/>
+        <w:ind w:left="794"/>
+      </w:pPr>
+      <w:r>
+        <w:t>Положение в кресле стоматолога</w:t>
+      </w:r>
+    </w:p>
+    <w:p>
+      <w:pPr>
         <w:spacing w:after="40" w:before="80"/>
         <w:ind w:left="340"/>
       </w:pPr>
@@ -2961,6 +3159,33 @@
     </w:p>
     <w:p>
       <w:pPr>
+        <w:spacing w:after="40" w:before="0"/>
+        <w:ind w:left="794"/>
+      </w:pPr>
+      <w:r>
+        <w:t>Что применяют</w:t>
+      </w:r>
+    </w:p>
+    <w:p>
+      <w:pPr>
+        <w:spacing w:after="40" w:before="0"/>
+        <w:ind w:left="794"/>
+      </w:pPr>
+      <w:r>
+        <w:t>Артикаин</w:t>
+      </w:r>
+    </w:p>
+    <w:p>
+      <w:pPr>
+        <w:spacing w:after="40" w:before="0"/>
+        <w:ind w:left="794"/>
+      </w:pPr>
+      <w:r>
+        <w:t>Закись азота</w:t>
+      </w:r>
+    </w:p>
+    <w:p>
+      <w:pPr>
         <w:spacing w:after="40" w:before="80"/>
         <w:ind w:left="340"/>
       </w:pPr>
@@ -2973,6 +3198,33 @@
     </w:p>
     <w:p>
       <w:pPr>
+        <w:spacing w:after="40" w:before="0"/>
+        <w:ind w:left="794"/>
+      </w:pPr>
+      <w:r>
+        <w:t>Рентгеновские снимки</w:t>
+      </w:r>
+    </w:p>
+    <w:p>
+      <w:pPr>
+        <w:spacing w:after="40" w:before="0"/>
+        <w:ind w:left="794"/>
+      </w:pPr>
+      <w:r>
+        <w:t>Обезболивание после лечения</w:t>
+      </w:r>
+    </w:p>
+    <w:p>
+      <w:pPr>
+        <w:spacing w:after="40" w:before="0"/>
+        <w:ind w:left="794"/>
+      </w:pPr>
+      <w:r>
+        <w:t>Антибиотики</w:t>
+      </w:r>
+    </w:p>
+    <w:p>
+      <w:pPr>
         <w:spacing w:after="40" w:before="80"/>
         <w:ind w:left="340"/>
       </w:pPr>
@@ -2985,6 +3237,24 @@
     </w:p>
     <w:p>
       <w:pPr>
+        <w:spacing w:after="40" w:before="0"/>
+        <w:ind w:left="794"/>
+      </w:pPr>
+      <w:r>
+        <w:t>Пиогенная гранулёма</w:t>
+      </w:r>
+    </w:p>
+    <w:p>
+      <w:pPr>
+        <w:spacing w:after="40" w:before="0"/>
+        <w:ind w:left="794"/>
+      </w:pPr>
+      <w:r>
+        <w:t>Подвижность зуба</w:t>
+      </w:r>
+    </w:p>
+    <w:p>
+      <w:pPr>
         <w:spacing w:after="40" w:before="80"/>
         <w:ind w:left="340"/>
       </w:pPr>
@@ -2997,6 +3267,33 @@
     </w:p>
     <w:p>
       <w:pPr>
+        <w:spacing w:after="40" w:before="0"/>
+        <w:ind w:left="794"/>
+      </w:pPr>
+      <w:r>
+        <w:t>Насколько срочно: четыре уровня</w:t>
+      </w:r>
+    </w:p>
+    <w:p>
+      <w:pPr>
+        <w:spacing w:after="40" w:before="0"/>
+        <w:ind w:left="794"/>
+      </w:pPr>
+      <w:r>
+        <w:t>Где найти дежурную стоматологию</w:t>
+      </w:r>
+    </w:p>
+    <w:p>
+      <w:pPr>
+        <w:spacing w:after="40" w:before="0"/>
+        <w:ind w:left="794"/>
+      </w:pPr>
+      <w:r>
+        <w:t>Если зуб выпал целиком</w:t>
+      </w:r>
+    </w:p>
+    <w:p>
+      <w:pPr>
         <w:spacing w:after="40" w:before="80"/>
         <w:ind w:left="340"/>
       </w:pPr>
@@ -3057,6 +3354,33 @@
     </w:p>
     <w:p>
       <w:pPr>
+        <w:spacing w:after="40" w:before="0"/>
+        <w:ind w:left="794"/>
+      </w:pPr>
+      <w:r>
+        <w:t>Что пишут в инструкции о беременности</w:t>
+      </w:r>
+    </w:p>
+    <w:p>
+      <w:pPr>
+        <w:spacing w:after="40" w:before="0"/>
+        <w:ind w:left="794"/>
+      </w:pPr>
+      <w:r>
+        <w:t>Если препарат назначен, а в инструкции «противопоказано»</w:t>
+      </w:r>
+    </w:p>
+    <w:p>
+      <w:pPr>
+        <w:spacing w:after="40" w:before="0"/>
+        <w:ind w:left="794"/>
+      </w:pPr>
+      <w:r>
+        <w:t>Буквы A, B, C, D и X</w:t>
+      </w:r>
+    </w:p>
+    <w:p>
+      <w:pPr>
         <w:spacing w:after="40" w:before="80"/>
         <w:ind w:left="340"/>
       </w:pPr>
@@ -3069,6 +3393,42 @@
     </w:p>
     <w:p>
       <w:pPr>
+        <w:spacing w:after="40" w:before="0"/>
+        <w:ind w:left="794"/>
+      </w:pPr>
+      <w:r>
+        <w:t>Как считают недели</w:t>
+      </w:r>
+    </w:p>
+    <w:p>
+      <w:pPr>
+        <w:spacing w:after="40" w:before="0"/>
+        <w:ind w:left="794"/>
+      </w:pPr>
+      <w:r>
+        <w:t>Первые две недели после зачатия</w:t>
+      </w:r>
+    </w:p>
+    <w:p>
+      <w:pPr>
+        <w:spacing w:after="40" w:before="0"/>
+        <w:ind w:left="794"/>
+      </w:pPr>
+      <w:r>
+        <w:t>С пятой по десятую неделю</w:t>
+      </w:r>
+    </w:p>
+    <w:p>
+      <w:pPr>
+        <w:spacing w:after="40" w:before="0"/>
+        <w:ind w:left="794"/>
+      </w:pPr>
+      <w:r>
+        <w:t>Когда органы уже заложены</w:t>
+      </w:r>
+    </w:p>
+    <w:p>
+      <w:pPr>
         <w:spacing w:after="40" w:before="80"/>
         <w:ind w:left="340"/>
       </w:pPr>
@@ -3081,6 +3441,33 @@
     </w:p>
     <w:p>
       <w:pPr>
+        <w:spacing w:after="40" w:before="0"/>
+        <w:ind w:left="794"/>
+      </w:pPr>
+      <w:r>
+        <w:t>Торговое название и действующее вещество</w:t>
+      </w:r>
+    </w:p>
+    <w:p>
+      <w:pPr>
+        <w:spacing w:after="40" w:before="0"/>
+        <w:ind w:left="794"/>
+      </w:pPr>
+      <w:r>
+        <w:t>Как не принять парацетамол дважды</w:t>
+      </w:r>
+    </w:p>
+    <w:p>
+      <w:pPr>
+        <w:spacing w:after="40" w:before="0"/>
+        <w:ind w:left="794"/>
+      </w:pPr>
+      <w:r>
+        <w:t>«То же самое, только дешевле»</w:t>
+      </w:r>
+    </w:p>
+    <w:p>
+      <w:pPr>
         <w:spacing w:after="40" w:before="80"/>
         <w:ind w:left="340"/>
       </w:pPr>
@@ -3093,6 +3480,33 @@
     </w:p>
     <w:p>
       <w:pPr>
+        <w:spacing w:after="40" w:before="0"/>
+        <w:ind w:left="794"/>
+      </w:pPr>
+      <w:r>
+        <w:t>Сколько вещества попадает в кровь</w:t>
+      </w:r>
+    </w:p>
+    <w:p>
+      <w:pPr>
+        <w:spacing w:after="40" w:before="0"/>
+        <w:ind w:left="794"/>
+      </w:pPr>
+      <w:r>
+        <w:t>Пример витамина А</w:t>
+      </w:r>
+    </w:p>
+    <w:p>
+      <w:pPr>
+        <w:spacing w:after="40" w:before="0"/>
+        <w:ind w:left="794"/>
+      </w:pPr>
+      <w:r>
+        <w:t>Что считать большой площадью</w:t>
+      </w:r>
+    </w:p>
+    <w:p>
+      <w:pPr>
         <w:spacing w:after="40" w:before="80"/>
         <w:ind w:left="340"/>
       </w:pPr>
@@ -3105,6 +3519,42 @@
     </w:p>
     <w:p>
       <w:pPr>
+        <w:spacing w:after="40" w:before="0"/>
+        <w:ind w:left="794"/>
+      </w:pPr>
+      <w:r>
+        <w:t>Почему отмена тоже риск</w:t>
+      </w:r>
+    </w:p>
+    <w:p>
+      <w:pPr>
+        <w:spacing w:after="40" w:before="0"/>
+        <w:ind w:left="794"/>
+      </w:pPr>
+      <w:r>
+        <w:t>Что делать вместо отмены</w:t>
+      </w:r>
+    </w:p>
+    <w:p>
+      <w:pPr>
+        <w:spacing w:after="40" w:before="0"/>
+        <w:ind w:left="794"/>
+      </w:pPr>
+      <w:r>
+        <w:t>Если вы уже перестали принимать</w:t>
+      </w:r>
+    </w:p>
+    <w:p>
+      <w:pPr>
+        <w:spacing w:after="40" w:before="0"/>
+        <w:ind w:left="794"/>
+      </w:pPr>
+      <w:r>
+        <w:t>Какие препараты приходится менять</w:t>
+      </w:r>
+    </w:p>
+    <w:p>
+      <w:pPr>
         <w:spacing w:after="40" w:before="80"/>
         <w:ind w:left="340"/>
       </w:pPr>
@@ -3117,6 +3567,33 @@
     </w:p>
     <w:p>
       <w:pPr>
+        <w:spacing w:after="40" w:before="0"/>
+        <w:ind w:left="794"/>
+      </w:pPr>
+      <w:r>
+        <w:t>Американский список и российская аптека</w:t>
+      </w:r>
+    </w:p>
+    <w:p>
+      <w:pPr>
+        <w:spacing w:after="40" w:before="0"/>
+        <w:ind w:left="794"/>
+      </w:pPr>
+      <w:r>
+        <w:t>Нестероидные противовоспалительные средства и срок</w:t>
+      </w:r>
+    </w:p>
+    <w:p>
+      <w:pPr>
+        <w:spacing w:after="40" w:before="0"/>
+        <w:ind w:left="794"/>
+      </w:pPr>
+      <w:r>
+        <w:t>Правило перед покупкой</w:t>
+      </w:r>
+    </w:p>
+    <w:p>
+      <w:pPr>
         <w:spacing w:after="40" w:before="80"/>
         <w:ind w:left="340"/>
       </w:pPr>
@@ -3129,6 +3606,87 @@
     </w:p>
     <w:p>
       <w:pPr>
+        <w:spacing w:after="40" w:before="0"/>
+        <w:ind w:left="794"/>
+      </w:pPr>
+      <w:r>
+        <w:t>Температура: почему её снижают</w:t>
+      </w:r>
+    </w:p>
+    <w:p>
+      <w:pPr>
+        <w:spacing w:after="40" w:before="0"/>
+        <w:ind w:left="794"/>
+      </w:pPr>
+      <w:r>
+        <w:t>Порог для звонка врачу</w:t>
+      </w:r>
+    </w:p>
+    <w:p>
+      <w:pPr>
+        <w:spacing w:after="40" w:before="0"/>
+        <w:ind w:left="794"/>
+      </w:pPr>
+      <w:r>
+        <w:t>Парацетамол</w:t>
+      </w:r>
+    </w:p>
+    <w:p>
+      <w:pPr>
+        <w:spacing w:after="40" w:before="0"/>
+        <w:ind w:left="794"/>
+      </w:pPr>
+      <w:r>
+        <w:t>Сколько дней можно принимать самой</w:t>
+      </w:r>
+    </w:p>
+    <w:p>
+      <w:pPr>
+        <w:spacing w:after="40" w:before="0"/>
+        <w:ind w:left="794"/>
+      </w:pPr>
+      <w:r>
+        <w:t>Парацетамол и аутизм</w:t>
+      </w:r>
+    </w:p>
+    <w:p>
+      <w:pPr>
+        <w:spacing w:after="40" w:before="0"/>
+        <w:ind w:left="794"/>
+      </w:pPr>
+      <w:r>
+        <w:t>Нестероидные противовоспалительные средства</w:t>
+      </w:r>
+    </w:p>
+    <w:p>
+      <w:pPr>
+        <w:spacing w:after="40" w:before="0"/>
+        <w:ind w:left="794"/>
+      </w:pPr>
+      <w:r>
+        <w:t>Цитрамон</w:t>
+      </w:r>
+    </w:p>
+    <w:p>
+      <w:pPr>
+        <w:spacing w:after="40" w:before="0"/>
+        <w:ind w:left="794"/>
+      </w:pPr>
+      <w:r>
+        <w:t>Дротаверин («Но-шпа»)</w:t>
+      </w:r>
+    </w:p>
+    <w:p>
+      <w:pPr>
+        <w:spacing w:after="40" w:before="0"/>
+        <w:ind w:left="794"/>
+      </w:pPr>
+      <w:r>
+        <w:t>Когда обезболивающее — неправильный ответ</w:t>
+      </w:r>
+    </w:p>
+    <w:p>
+      <w:pPr>
         <w:spacing w:after="40" w:before="80"/>
         <w:ind w:left="340"/>
       </w:pPr>
@@ -3141,6 +3699,78 @@
     </w:p>
     <w:p>
       <w:pPr>
+        <w:spacing w:after="40" w:before="0"/>
+        <w:ind w:left="794"/>
+      </w:pPr>
+      <w:r>
+        <w:t>Заложенный нос</w:t>
+      </w:r>
+    </w:p>
+    <w:p>
+      <w:pPr>
+        <w:spacing w:after="40" w:before="0"/>
+        <w:ind w:left="794"/>
+      </w:pPr>
+      <w:r>
+        <w:t>Солевой раствор</w:t>
+      </w:r>
+    </w:p>
+    <w:p>
+      <w:pPr>
+        <w:spacing w:after="40" w:before="0"/>
+        <w:ind w:left="794"/>
+      </w:pPr>
+      <w:r>
+        <w:t>Сосудосуживающие капли</w:t>
+      </w:r>
+    </w:p>
+    <w:p>
+      <w:pPr>
+        <w:spacing w:after="40" w:before="0"/>
+        <w:ind w:left="794"/>
+      </w:pPr>
+      <w:r>
+        <w:t>Псевдоэфедрин</w:t>
+      </w:r>
+    </w:p>
+    <w:p>
+      <w:pPr>
+        <w:spacing w:after="40" w:before="0"/>
+        <w:ind w:left="794"/>
+      </w:pPr>
+      <w:r>
+        <w:t>Кашель и боль в горле</w:t>
+      </w:r>
+    </w:p>
+    <w:p>
+      <w:pPr>
+        <w:spacing w:after="40" w:before="0"/>
+        <w:ind w:left="794"/>
+      </w:pPr>
+      <w:r>
+        <w:t>Когда звонить врачу</w:t>
+      </w:r>
+    </w:p>
+    <w:p>
+      <w:pPr>
+        <w:spacing w:after="40" w:before="0"/>
+        <w:ind w:left="794"/>
+      </w:pPr>
+      <w:r>
+        <w:t>Когда это уже не простуда</w:t>
+      </w:r>
+    </w:p>
+    <w:p>
+      <w:pPr>
+        <w:spacing w:after="40" w:before="0"/>
+        <w:ind w:left="794"/>
+      </w:pPr>
+      <w:r>
+        <w:t>Противовирусные средства и антибиотики</w:t>
+      </w:r>
+    </w:p>
+    <w:p>
+      <w:pPr>
         <w:spacing w:after="40" w:before="80"/>
         <w:ind w:left="340"/>
       </w:pPr>
@@ -3153,6 +3783,51 @@
     </w:p>
     <w:p>
       <w:pPr>
+        <w:spacing w:after="40" w:before="0"/>
+        <w:ind w:left="794"/>
+      </w:pPr>
+      <w:r>
+        <w:t>Антигистаминные препараты</w:t>
+      </w:r>
+    </w:p>
+    <w:p>
+      <w:pPr>
+        <w:spacing w:after="40" w:before="0"/>
+        <w:ind w:left="794"/>
+      </w:pPr>
+      <w:r>
+        <w:t>Если аллергия была до беременности</w:t>
+      </w:r>
+    </w:p>
+    <w:p>
+      <w:pPr>
+        <w:spacing w:after="40" w:before="0"/>
+        <w:ind w:left="794"/>
+      </w:pPr>
+      <w:r>
+        <w:t>Заложенный нос при поллинозе</w:t>
+      </w:r>
+    </w:p>
+    <w:p>
+      <w:pPr>
+        <w:spacing w:after="40" w:before="0"/>
+        <w:ind w:left="794"/>
+      </w:pPr>
+      <w:r>
+        <w:t>Если препарат приняли случайно</w:t>
+      </w:r>
+    </w:p>
+    <w:p>
+      <w:pPr>
+        <w:spacing w:after="40" w:before="0"/>
+        <w:ind w:left="794"/>
+      </w:pPr>
+      <w:r>
+        <w:t>Когда таблетка — неправильный ответ</w:t>
+      </w:r>
+    </w:p>
+    <w:p>
+      <w:pPr>
         <w:spacing w:after="40" w:before="80"/>
         <w:ind w:left="340"/>
       </w:pPr>
@@ -3165,6 +3840,33 @@
     </w:p>
     <w:p>
       <w:pPr>
+        <w:spacing w:after="40" w:before="0"/>
+        <w:ind w:left="794"/>
+      </w:pPr>
+      <w:r>
+        <w:t>Что означают буквы в рекомендациях</w:t>
+      </w:r>
+    </w:p>
+    <w:p>
+      <w:pPr>
+        <w:spacing w:after="40" w:before="0"/>
+        <w:ind w:left="794"/>
+      </w:pPr>
+      <w:r>
+        <w:t>Изжога</w:t>
+      </w:r>
+    </w:p>
+    <w:p>
+      <w:pPr>
+        <w:spacing w:after="40" w:before="0"/>
+        <w:ind w:left="794"/>
+      </w:pPr>
+      <w:r>
+        <w:t>Запор</w:t>
+      </w:r>
+    </w:p>
+    <w:p>
+      <w:pPr>
         <w:spacing w:after="40" w:before="80"/>
         <w:ind w:left="340"/>
       </w:pPr>
@@ -3177,6 +3879,33 @@
     </w:p>
     <w:p>
       <w:pPr>
+        <w:spacing w:after="40" w:before="0"/>
+        <w:ind w:left="794"/>
+      </w:pPr>
+      <w:r>
+        <w:t>Что рутинно не назначают</w:t>
+      </w:r>
+    </w:p>
+    <w:p>
+      <w:pPr>
+        <w:spacing w:after="40" w:before="0"/>
+        <w:ind w:left="794"/>
+      </w:pPr>
+      <w:r>
+        <w:t>Когда добавку всё же назначают</w:t>
+      </w:r>
+    </w:p>
+    <w:p>
+      <w:pPr>
+        <w:spacing w:after="40" w:before="0"/>
+        <w:ind w:left="794"/>
+      </w:pPr>
+      <w:r>
+        <w:t>Если комплекс уже куплен</w:t>
+      </w:r>
+    </w:p>
+    <w:p>
+      <w:pPr>
         <w:spacing w:after="40" w:before="80"/>
         <w:ind w:left="340"/>
       </w:pPr>
@@ -3189,6 +3918,42 @@
     </w:p>
     <w:p>
       <w:pPr>
+        <w:spacing w:after="40" w:before="0"/>
+        <w:ind w:left="794"/>
+      </w:pPr>
+      <w:r>
+        <w:t>Почему «натуральное» не значит изученное</w:t>
+      </w:r>
+    </w:p>
+    <w:p>
+      <w:pPr>
+        <w:spacing w:after="40" w:before="0"/>
+        <w:ind w:left="794"/>
+      </w:pPr>
+      <w:r>
+        <w:t>Что изучено лучше остального</w:t>
+      </w:r>
+    </w:p>
+    <w:p>
+      <w:pPr>
+        <w:spacing w:after="40" w:before="0"/>
+        <w:ind w:left="794"/>
+      </w:pPr>
+      <w:r>
+        <w:t>Что вызывает опасения</w:t>
+      </w:r>
+    </w:p>
+    <w:p>
+      <w:pPr>
+        <w:spacing w:after="40" w:before="0"/>
+        <w:ind w:left="794"/>
+      </w:pPr>
+      <w:r>
+        <w:t>Травы, по которым данных нет</w:t>
+      </w:r>
+    </w:p>
+    <w:p>
+      <w:pPr>
         <w:spacing w:after="40" w:before="80"/>
         <w:ind w:left="340"/>
       </w:pPr>
@@ -3201,6 +3966,51 @@
     </w:p>
     <w:p>
       <w:pPr>
+        <w:spacing w:after="40" w:before="0"/>
+        <w:ind w:left="794"/>
+      </w:pPr>
+      <w:r>
+        <w:t>Ретиноиды</w:t>
+      </w:r>
+    </w:p>
+    <w:p>
+      <w:pPr>
+        <w:spacing w:after="40" w:before="0"/>
+        <w:ind w:left="794"/>
+      </w:pPr>
+      <w:r>
+        <w:t>Гормональные мази</w:t>
+      </w:r>
+    </w:p>
+    <w:p>
+      <w:pPr>
+        <w:spacing w:after="40" w:before="0"/>
+        <w:ind w:left="794"/>
+      </w:pPr>
+      <w:r>
+        <w:t>Средства от акне без рецепта</w:t>
+      </w:r>
+    </w:p>
+    <w:p>
+      <w:pPr>
+        <w:spacing w:after="40" w:before="0"/>
+        <w:ind w:left="794"/>
+      </w:pPr>
+      <w:r>
+        <w:t>Осветляющие средства</w:t>
+      </w:r>
+    </w:p>
+    <w:p>
+      <w:pPr>
+        <w:spacing w:after="40" w:before="0"/>
+        <w:ind w:left="794"/>
+      </w:pPr>
+      <w:r>
+        <w:t>Общее правило для наружных средств</w:t>
+      </w:r>
+    </w:p>
+    <w:p>
+      <w:pPr>
         <w:spacing w:after="40" w:before="80"/>
         <w:ind w:left="340"/>
       </w:pPr>
@@ -3213,6 +4023,33 @@
     </w:p>
     <w:p>
       <w:pPr>
+        <w:spacing w:after="40" w:before="0"/>
+        <w:ind w:left="794"/>
+      </w:pPr>
+      <w:r>
+        <w:t>Почему таблетка мелатонина — не «свой гормон»</w:t>
+      </w:r>
+    </w:p>
+    <w:p>
+      <w:pPr>
+        <w:spacing w:after="40" w:before="0"/>
+        <w:ind w:left="794"/>
+      </w:pPr>
+      <w:r>
+        <w:t>Что о нём известно</w:t>
+      </w:r>
+    </w:p>
+    <w:p>
+      <w:pPr>
+        <w:spacing w:after="40" w:before="0"/>
+        <w:ind w:left="794"/>
+      </w:pPr>
+      <w:r>
+        <w:t>Что делать</w:t>
+      </w:r>
+    </w:p>
+    <w:p>
+      <w:pPr>
         <w:spacing w:after="40" w:before="80"/>
         <w:ind w:left="340"/>
       </w:pPr>
@@ -3225,6 +4062,42 @@
     </w:p>
     <w:p>
       <w:pPr>
+        <w:spacing w:after="40" w:before="0"/>
+        <w:ind w:left="794"/>
+      </w:pPr>
+      <w:r>
+        <w:t>Когда антибиотик назначают без жалоб</w:t>
+      </w:r>
+    </w:p>
+    <w:p>
+      <w:pPr>
+        <w:spacing w:after="40" w:before="0"/>
+        <w:ind w:left="794"/>
+      </w:pPr>
+      <w:r>
+        <w:t>Кто выбирает препарат</w:t>
+      </w:r>
+    </w:p>
+    <w:p>
+      <w:pPr>
+        <w:spacing w:after="40" w:before="0"/>
+        <w:ind w:left="794"/>
+      </w:pPr>
+      <w:r>
+        <w:t>Что сделать вам</w:t>
+      </w:r>
+    </w:p>
+    <w:p>
+      <w:pPr>
+        <w:spacing w:after="40" w:before="0"/>
+        <w:ind w:left="794"/>
+      </w:pPr>
+      <w:r>
+        <w:t>Почему курс допивают</w:t>
+      </w:r>
+    </w:p>
+    <w:p>
+      <w:pPr>
         <w:spacing w:after="40" w:before="80"/>
         <w:ind w:left="340"/>
       </w:pPr>
@@ -3237,6 +4110,33 @@
     </w:p>
     <w:p>
       <w:pPr>
+        <w:spacing w:after="40" w:before="0"/>
+        <w:ind w:left="794"/>
+      </w:pPr>
+      <w:r>
+        <w:t>Как оценить случившееся</w:t>
+      </w:r>
+    </w:p>
+    <w:p>
+      <w:pPr>
+        <w:spacing w:after="40" w:before="0"/>
+        <w:ind w:left="794"/>
+      </w:pPr>
+      <w:r>
+        <w:t>Что делать</w:t>
+      </w:r>
+    </w:p>
+    <w:p>
+      <w:pPr>
+        <w:spacing w:after="40" w:before="0"/>
+        <w:ind w:left="794"/>
+      </w:pPr>
+      <w:r>
+        <w:t>Когда ждать нельзя</w:t>
+      </w:r>
+    </w:p>
+    <w:p>
+      <w:pPr>
         <w:spacing w:after="40" w:before="80"/>
         <w:ind w:left="340"/>
       </w:pPr>
@@ -3249,6 +4149,33 @@
     </w:p>
     <w:p>
       <w:pPr>
+        <w:spacing w:after="40" w:before="0"/>
+        <w:ind w:left="794"/>
+      </w:pPr>
+      <w:r>
+        <w:t>Пять деталей вопроса</w:t>
+      </w:r>
+    </w:p>
+    <w:p>
+      <w:pPr>
+        <w:spacing w:after="40" w:before="0"/>
+        <w:ind w:left="794"/>
+      </w:pPr>
+      <w:r>
+        <w:t>Что ещё спросить, кроме «можно ли»</w:t>
+      </w:r>
+    </w:p>
+    <w:p>
+      <w:pPr>
+        <w:spacing w:after="40" w:before="0"/>
+        <w:ind w:left="794"/>
+      </w:pPr>
+      <w:r>
+        <w:t>Если ответ не устроил</w:t>
+      </w:r>
+    </w:p>
+    <w:p>
+      <w:pPr>
         <w:spacing w:after="40" w:before="80"/>
         <w:ind w:left="340"/>
       </w:pPr>
@@ -3378,6 +4305,24 @@
     </w:p>
     <w:p>
       <w:pPr>
+        <w:spacing w:after="40" w:before="0"/>
+        <w:ind w:left="794"/>
+      </w:pPr>
+      <w:r>
+        <w:t>Чем вреден чужой дым</w:t>
+      </w:r>
+    </w:p>
+    <w:p>
+      <w:pPr>
+        <w:spacing w:after="40" w:before="0"/>
+        <w:ind w:left="794"/>
+      </w:pPr>
+      <w:r>
+        <w:t>Как договориться с близкими</w:t>
+      </w:r>
+    </w:p>
+    <w:p>
+      <w:pPr>
         <w:spacing w:after="40" w:before="80"/>
         <w:ind w:left="340"/>
       </w:pPr>
@@ -3390,6 +4335,42 @@
     </w:p>
     <w:p>
       <w:pPr>
+        <w:spacing w:after="40" w:before="0"/>
+        <w:ind w:left="794"/>
+      </w:pPr>
+      <w:r>
+        <w:t>Электронные сигареты</w:t>
+      </w:r>
+    </w:p>
+    <w:p>
+      <w:pPr>
+        <w:spacing w:after="40" w:before="0"/>
+        <w:ind w:left="794"/>
+      </w:pPr>
+      <w:r>
+        <w:t>Системы нагревания табака</w:t>
+      </w:r>
+    </w:p>
+    <w:p>
+      <w:pPr>
+        <w:spacing w:after="40" w:before="0"/>
+        <w:ind w:left="794"/>
+      </w:pPr>
+      <w:r>
+        <w:t>Кальян</w:t>
+      </w:r>
+    </w:p>
+    <w:p>
+      <w:pPr>
+        <w:spacing w:after="40" w:before="0"/>
+        <w:ind w:left="794"/>
+      </w:pPr>
+      <w:r>
+        <w:t>Снюс, насвай и другой бездымный табак</w:t>
+      </w:r>
+    </w:p>
+    <w:p>
+      <w:pPr>
         <w:spacing w:after="40" w:before="80"/>
         <w:ind w:left="340"/>
       </w:pPr>
@@ -3402,6 +4383,51 @@
     </w:p>
     <w:p>
       <w:pPr>
+        <w:spacing w:after="40" w:before="0"/>
+        <w:ind w:left="794"/>
+      </w:pPr>
+      <w:r>
+        <w:t>Каннабис</w:t>
+      </w:r>
+    </w:p>
+    <w:p>
+      <w:pPr>
+        <w:spacing w:after="40" w:before="0"/>
+        <w:ind w:left="794"/>
+      </w:pPr>
+      <w:r>
+        <w:t>Средства с каннабидиолом</w:t>
+      </w:r>
+    </w:p>
+    <w:p>
+      <w:pPr>
+        <w:spacing w:after="40" w:before="0"/>
+        <w:ind w:left="794"/>
+      </w:pPr>
+      <w:r>
+        <w:t>Кокаин и метамфетамин</w:t>
+      </w:r>
+    </w:p>
+    <w:p>
+      <w:pPr>
+        <w:spacing w:after="40" w:before="0"/>
+        <w:ind w:left="794"/>
+      </w:pPr>
+      <w:r>
+        <w:t>Опиоиды: не бросать резко</w:t>
+      </w:r>
+    </w:p>
+    <w:p>
+      <w:pPr>
+        <w:spacing w:after="40" w:before="0"/>
+        <w:ind w:left="794"/>
+      </w:pPr>
+      <w:r>
+        <w:t>Что сказать врачу</w:t>
+      </w:r>
+    </w:p>
+    <w:p>
+      <w:pPr>
         <w:spacing w:after="40" w:before="80"/>
         <w:ind w:left="340"/>
       </w:pPr>
@@ -3414,6 +4440,33 @@
     </w:p>
     <w:p>
       <w:pPr>
+        <w:spacing w:after="40" w:before="0"/>
+        <w:ind w:left="794"/>
+      </w:pPr>
+      <w:r>
+        <w:t>Почему одного решения мало</w:t>
+      </w:r>
+    </w:p>
+    <w:p>
+      <w:pPr>
+        <w:spacing w:after="40" w:before="0"/>
+        <w:ind w:left="794"/>
+      </w:pPr>
+      <w:r>
+        <w:t>Куда обратиться</w:t>
+      </w:r>
+    </w:p>
+    <w:p>
+      <w:pPr>
+        <w:spacing w:after="40" w:before="0"/>
+        <w:ind w:left="794"/>
+      </w:pPr>
+      <w:r>
+        <w:t>Когда бросать резко опасно</w:t>
+      </w:r>
+    </w:p>
+    <w:p>
+      <w:pPr>
         <w:spacing w:after="40" w:before="80"/>
         <w:ind w:left="340"/>
       </w:pPr>
@@ -3507,6 +4560,42 @@
     </w:p>
     <w:p>
       <w:pPr>
+        <w:spacing w:after="40" w:before="0"/>
+        <w:ind w:left="794"/>
+      </w:pPr>
+      <w:r>
+        <w:t>Чем опасен перегрев</w:t>
+      </w:r>
+    </w:p>
+    <w:p>
+      <w:pPr>
+        <w:spacing w:after="40" w:before="0"/>
+        <w:ind w:left="794"/>
+      </w:pPr>
+      <w:r>
+        <w:t>Как переносить жару</w:t>
+      </w:r>
+    </w:p>
+    <w:p>
+      <w:pPr>
+        <w:spacing w:after="40" w:before="0"/>
+        <w:ind w:left="794"/>
+      </w:pPr>
+      <w:r>
+        <w:t>Когда вызывать скорую</w:t>
+      </w:r>
+    </w:p>
+    <w:p>
+      <w:pPr>
+        <w:spacing w:after="40" w:before="0"/>
+        <w:ind w:left="794"/>
+      </w:pPr>
+      <w:r>
+        <w:t>Баня, сауна, горячая ванна</w:t>
+      </w:r>
+    </w:p>
+    <w:p>
+      <w:pPr>
         <w:spacing w:after="40" w:before="80"/>
         <w:ind w:left="340"/>
       </w:pPr>
@@ -3645,6 +4734,51 @@
     </w:p>
     <w:p>
       <w:pPr>
+        <w:spacing w:after="40" w:before="0"/>
+        <w:ind w:left="794"/>
+      </w:pPr>
+      <w:r>
+        <w:t>Почему пристёгиваться нужно всегда</w:t>
+      </w:r>
+    </w:p>
+    <w:p>
+      <w:pPr>
+        <w:spacing w:after="40" w:before="0"/>
+        <w:ind w:left="794"/>
+      </w:pPr>
+      <w:r>
+        <w:t>Как пристёгиваться</w:t>
+      </w:r>
+    </w:p>
+    <w:p>
+      <w:pPr>
+        <w:spacing w:after="40" w:before="0"/>
+        <w:ind w:left="794"/>
+      </w:pPr>
+      <w:r>
+        <w:t>Адаптеры для ремня</w:t>
+      </w:r>
+    </w:p>
+    <w:p>
+      <w:pPr>
+        <w:spacing w:after="40" w:before="0"/>
+        <w:ind w:left="794"/>
+      </w:pPr>
+      <w:r>
+        <w:t>После аварии</w:t>
+      </w:r>
+    </w:p>
+    <w:p>
+      <w:pPr>
+        <w:spacing w:after="40" w:before="0"/>
+        <w:ind w:left="794"/>
+      </w:pPr>
+      <w:r>
+        <w:t>Можно ли водить самой</w:t>
+      </w:r>
+    </w:p>
+    <w:p>
+      <w:pPr>
         <w:spacing w:after="40" w:before="80"/>
         <w:ind w:left="340"/>
       </w:pPr>
@@ -3696,6 +4830,42 @@
     </w:p>
     <w:p>
       <w:pPr>
+        <w:spacing w:after="40" w:before="0"/>
+        <w:ind w:left="794"/>
+      </w:pPr>
+      <w:r>
+        <w:t>Когда лучше ехать</w:t>
+      </w:r>
+    </w:p>
+    <w:p>
+      <w:pPr>
+        <w:spacing w:after="40" w:before="0"/>
+        <w:ind w:left="794"/>
+      </w:pPr>
+      <w:r>
+        <w:t>Врач, документы, страховка</w:t>
+      </w:r>
+    </w:p>
+    <w:p>
+      <w:pPr>
+        <w:spacing w:after="40" w:before="0"/>
+        <w:ind w:left="794"/>
+      </w:pPr>
+      <w:r>
+        <w:t>Инфекции, прививки, комары и клещи</w:t>
+      </w:r>
+    </w:p>
+    <w:p>
+      <w:pPr>
+        <w:spacing w:after="40" w:before="0"/>
+        <w:ind w:left="794"/>
+      </w:pPr>
+      <w:r>
+        <w:t>Еда, вода и лекарства в дороге</w:t>
+      </w:r>
+    </w:p>
+    <w:p>
+      <w:pPr>
         <w:spacing w:after="40" w:before="80"/>
         <w:ind w:left="340"/>
       </w:pPr>
@@ -3708,6 +4878,33 @@
     </w:p>
     <w:p>
       <w:pPr>
+        <w:spacing w:after="40" w:before="0"/>
+        <w:ind w:left="794"/>
+      </w:pPr>
+      <w:r>
+        <w:t>Как снизить риск падения</w:t>
+      </w:r>
+    </w:p>
+    <w:p>
+      <w:pPr>
+        <w:spacing w:after="40" w:before="0"/>
+        <w:ind w:left="794"/>
+      </w:pPr>
+      <w:r>
+        <w:t>Когда показаться врачу после травмы</w:t>
+      </w:r>
+    </w:p>
+    <w:p>
+      <w:pPr>
+        <w:spacing w:after="40" w:before="0"/>
+        <w:ind w:left="794"/>
+      </w:pPr>
+      <w:r>
+        <w:t>Когда вызывать скорую</w:t>
+      </w:r>
+    </w:p>
+    <w:p>
+      <w:pPr>
         <w:spacing w:after="40" w:before="80"/>
         <w:ind w:left="340"/>
       </w:pPr>
@@ -3780,6 +4977,51 @@
     </w:p>
     <w:p>
       <w:pPr>
+        <w:spacing w:after="40" w:before="0"/>
+        <w:ind w:left="794"/>
+      </w:pPr>
+      <w:r>
+        <w:t>Инфекции, которые тяжелее переносит женщина</w:t>
+      </w:r>
+    </w:p>
+    <w:p>
+      <w:pPr>
+        <w:spacing w:after="40" w:before="0"/>
+        <w:ind w:left="794"/>
+      </w:pPr>
+      <w:r>
+        <w:t>Инфекции, опасные для ребёнка</w:t>
+      </w:r>
+    </w:p>
+    <w:p>
+      <w:pPr>
+        <w:spacing w:after="40" w:before="0"/>
+        <w:ind w:left="794"/>
+      </w:pPr>
+      <w:r>
+        <w:t>Инфекции, опасные для обоих</w:t>
+      </w:r>
+    </w:p>
+    <w:p>
+      <w:pPr>
+        <w:spacing w:after="40" w:before="0"/>
+        <w:ind w:left="794"/>
+      </w:pPr>
+      <w:r>
+        <w:t>Почему при беременности инфекции протекают иначе</w:t>
+      </w:r>
+    </w:p>
+    <w:p>
+      <w:pPr>
+        <w:spacing w:after="40" w:before="0"/>
+        <w:ind w:left="794"/>
+      </w:pPr>
+      <w:r>
+        <w:t>Что защищает от каждой группы</w:t>
+      </w:r>
+    </w:p>
+    <w:p>
+      <w:pPr>
         <w:spacing w:after="40" w:before="80"/>
         <w:ind w:left="340"/>
       </w:pPr>
@@ -3792,6 +5034,33 @@
     </w:p>
     <w:p>
       <w:pPr>
+        <w:spacing w:after="40" w:before="0"/>
+        <w:ind w:left="794"/>
+      </w:pPr>
+      <w:r>
+        <w:t>Как передаётся цитомегаловирус</w:t>
+      </w:r>
+    </w:p>
+    <w:p>
+      <w:pPr>
+        <w:spacing w:after="40" w:before="0"/>
+        <w:ind w:left="794"/>
+      </w:pPr>
+      <w:r>
+        <w:t>Как снизить риск</w:t>
+      </w:r>
+    </w:p>
+    <w:p>
+      <w:pPr>
+        <w:spacing w:after="40" w:before="0"/>
+        <w:ind w:left="794"/>
+      </w:pPr>
+      <w:r>
+        <w:t>Если вы работаете с детьми</w:t>
+      </w:r>
+    </w:p>
+    <w:p>
+      <w:pPr>
         <w:spacing w:after="40" w:before="80"/>
         <w:ind w:left="340"/>
       </w:pPr>
@@ -3804,6 +5073,33 @@
     </w:p>
     <w:p>
       <w:pPr>
+        <w:spacing w:after="40" w:before="0"/>
+        <w:ind w:left="794"/>
+      </w:pPr>
+      <w:r>
+        <w:t>Листериоз и сальмонеллёз</w:t>
+      </w:r>
+    </w:p>
+    <w:p>
+      <w:pPr>
+        <w:spacing w:after="40" w:before="0"/>
+        <w:ind w:left="794"/>
+      </w:pPr>
+      <w:r>
+        <w:t>Чего избегать</w:t>
+      </w:r>
+    </w:p>
+    <w:p>
+      <w:pPr>
+        <w:spacing w:after="40" w:before="0"/>
+        <w:ind w:left="794"/>
+      </w:pPr>
+      <w:r>
+        <w:t>Вода в поездке</w:t>
+      </w:r>
+    </w:p>
+    <w:p>
+      <w:pPr>
         <w:spacing w:after="40" w:before="80"/>
         <w:ind w:left="340"/>
       </w:pPr>
@@ -3816,6 +5112,42 @@
     </w:p>
     <w:p>
       <w:pPr>
+        <w:spacing w:after="40" w:before="0"/>
+        <w:ind w:left="794"/>
+      </w:pPr>
+      <w:r>
+        <w:t>Как заражаются токсоплазмозом</w:t>
+      </w:r>
+    </w:p>
+    <w:p>
+      <w:pPr>
+        <w:spacing w:after="40" w:before="0"/>
+        <w:ind w:left="794"/>
+      </w:pPr>
+      <w:r>
+        <w:t>Как снизить риск</w:t>
+      </w:r>
+    </w:p>
+    <w:p>
+      <w:pPr>
+        <w:spacing w:after="40" w:before="0"/>
+        <w:ind w:left="794"/>
+      </w:pPr>
+      <w:r>
+        <w:t>Кошка дома</w:t>
+      </w:r>
+    </w:p>
+    <w:p>
+      <w:pPr>
+        <w:spacing w:after="40" w:before="0"/>
+        <w:ind w:left="794"/>
+      </w:pPr>
+      <w:r>
+        <w:t>Нужен ли анализ</w:t>
+      </w:r>
+    </w:p>
+    <w:p>
+      <w:pPr>
         <w:spacing w:after="40" w:before="80"/>
         <w:ind w:left="340"/>
       </w:pPr>
@@ -3828,6 +5160,33 @@
     </w:p>
     <w:p>
       <w:pPr>
+        <w:spacing w:after="40" w:before="0"/>
+        <w:ind w:left="794"/>
+      </w:pPr>
+      <w:r>
+        <w:t>Анализы для вас и партнёра</w:t>
+      </w:r>
+    </w:p>
+    <w:p>
+      <w:pPr>
+        <w:spacing w:after="40" w:before="0"/>
+        <w:ind w:left="794"/>
+      </w:pPr>
+      <w:r>
+        <w:t>Вирус Зика и партнёр</w:t>
+      </w:r>
+    </w:p>
+    <w:p>
+      <w:pPr>
+        <w:spacing w:after="40" w:before="0"/>
+        <w:ind w:left="794"/>
+      </w:pPr>
+      <w:r>
+        <w:t>Защита и плановые анализы</w:t>
+      </w:r>
+    </w:p>
+    <w:p>
+      <w:pPr>
         <w:spacing w:after="40" w:before="80"/>
         <w:ind w:left="340"/>
       </w:pPr>
@@ -3840,6 +5199,33 @@
     </w:p>
     <w:p>
       <w:pPr>
+        <w:spacing w:after="40" w:before="0"/>
+        <w:ind w:left="794"/>
+      </w:pPr>
+      <w:r>
+        <w:t>Вирус Зика</w:t>
+      </w:r>
+    </w:p>
+    <w:p>
+      <w:pPr>
+        <w:spacing w:after="40" w:before="0"/>
+        <w:ind w:left="794"/>
+      </w:pPr>
+      <w:r>
+        <w:t>Малярия</w:t>
+      </w:r>
+    </w:p>
+    <w:p>
+      <w:pPr>
+        <w:spacing w:after="40" w:before="0"/>
+        <w:ind w:left="794"/>
+      </w:pPr>
+      <w:r>
+        <w:t>Прививки перед поездкой</w:t>
+      </w:r>
+    </w:p>
+    <w:p>
+      <w:pPr>
         <w:spacing w:after="40" w:before="80"/>
         <w:ind w:left="340"/>
       </w:pPr>
@@ -3852,6 +5238,24 @@
     </w:p>
     <w:p>
       <w:pPr>
+        <w:spacing w:after="40" w:before="0"/>
+        <w:ind w:left="794"/>
+      </w:pPr>
+      <w:r>
+        <w:t>Почему первые месяцы самые уязвимые</w:t>
+      </w:r>
+    </w:p>
+    <w:p>
+      <w:pPr>
+        <w:spacing w:after="40" w:before="0"/>
+        <w:ind w:left="794"/>
+      </w:pPr>
+      <w:r>
+        <w:t>Как антитела переходят к ребёнку</w:t>
+      </w:r>
+    </w:p>
+    <w:p>
+      <w:pPr>
         <w:spacing w:after="40" w:before="80"/>
         <w:ind w:left="340"/>
       </w:pPr>
@@ -3864,6 +5268,42 @@
     </w:p>
     <w:p>
       <w:pPr>
+        <w:spacing w:after="40" w:before="0"/>
+        <w:ind w:left="794"/>
+      </w:pPr>
+      <w:r>
+        <w:t>Какие вакцины противопоказаны</w:t>
+      </w:r>
+    </w:p>
+    <w:p>
+      <w:pPr>
+        <w:spacing w:after="40" w:before="0"/>
+        <w:ind w:left="794"/>
+      </w:pPr>
+      <w:r>
+        <w:t>Какие вакцины допустимы</w:t>
+      </w:r>
+    </w:p>
+    <w:p>
+      <w:pPr>
+        <w:spacing w:after="40" w:before="0"/>
+        <w:ind w:left="794"/>
+      </w:pPr>
+      <w:r>
+        <w:t>Какие прививки предлагают беременным</w:t>
+      </w:r>
+    </w:p>
+    <w:p>
+      <w:pPr>
+        <w:spacing w:after="40" w:before="0"/>
+        <w:ind w:left="794"/>
+      </w:pPr>
+      <w:r>
+        <w:t>Особые случаи</w:t>
+      </w:r>
+    </w:p>
+    <w:p>
+      <w:pPr>
         <w:spacing w:after="40" w:before="80"/>
         <w:ind w:left="340"/>
       </w:pPr>
@@ -3888,6 +5328,33 @@
     </w:p>
     <w:p>
       <w:pPr>
+        <w:spacing w:after="40" w:before="0"/>
+        <w:ind w:left="794"/>
+      </w:pPr>
+      <w:r>
+        <w:t>Что считается контактом</w:t>
+      </w:r>
+    </w:p>
+    <w:p>
+      <w:pPr>
+        <w:spacing w:after="40" w:before="0"/>
+        <w:ind w:left="794"/>
+      </w:pPr>
+      <w:r>
+        <w:t>Что выяснить после контакта</w:t>
+      </w:r>
+    </w:p>
+    <w:p>
+      <w:pPr>
+        <w:spacing w:after="40" w:before="0"/>
+        <w:ind w:left="794"/>
+      </w:pPr>
+      <w:r>
+        <w:t>Если сыпь появилась у вас</w:t>
+      </w:r>
+    </w:p>
+    <w:p>
+      <w:pPr>
         <w:spacing w:after="40" w:before="80"/>
         <w:ind w:left="340"/>
       </w:pPr>
@@ -3900,6 +5367,60 @@
     </w:p>
     <w:p>
       <w:pPr>
+        <w:spacing w:after="40" w:before="0"/>
+        <w:ind w:left="794"/>
+      </w:pPr>
+      <w:r>
+        <w:t>Ветряная оспа</w:t>
+      </w:r>
+    </w:p>
+    <w:p>
+      <w:pPr>
+        <w:spacing w:after="40" w:before="0"/>
+        <w:ind w:left="794"/>
+      </w:pPr>
+      <w:r>
+        <w:t>Корь</w:t>
+      </w:r>
+    </w:p>
+    <w:p>
+      <w:pPr>
+        <w:spacing w:after="40" w:before="0"/>
+        <w:ind w:left="794"/>
+      </w:pPr>
+      <w:r>
+        <w:t>Краснуха</w:t>
+      </w:r>
+    </w:p>
+    <w:p>
+      <w:pPr>
+        <w:spacing w:after="40" w:before="0"/>
+        <w:ind w:left="794"/>
+      </w:pPr>
+      <w:r>
+        <w:t>Парвовирус B19</w:t>
+      </w:r>
+    </w:p>
+    <w:p>
+      <w:pPr>
+        <w:spacing w:after="40" w:before="0"/>
+        <w:ind w:left="794"/>
+      </w:pPr>
+      <w:r>
+        <w:t>Цитомегаловирус</w:t>
+      </w:r>
+    </w:p>
+    <w:p>
+      <w:pPr>
+        <w:spacing w:after="40" w:before="0"/>
+        <w:ind w:left="794"/>
+      </w:pPr>
+      <w:r>
+        <w:t>Если вы работаете с детьми</w:t>
+      </w:r>
+    </w:p>
+    <w:p>
+      <w:pPr>
         <w:spacing w:after="40" w:before="80"/>
         <w:ind w:left="340"/>
       </w:pPr>
@@ -3912,6 +5433,24 @@
     </w:p>
     <w:p>
       <w:pPr>
+        <w:spacing w:after="40" w:before="0"/>
+        <w:ind w:left="794"/>
+      </w:pPr>
+      <w:r>
+        <w:t>Если анализ положительный</w:t>
+      </w:r>
+    </w:p>
+    <w:p>
+      <w:pPr>
+        <w:spacing w:after="40" w:before="0"/>
+        <w:ind w:left="794"/>
+      </w:pPr>
+      <w:r>
+        <w:t>После контакта с кошкой, сырым мясом или землёй</w:t>
+      </w:r>
+    </w:p>
+    <w:p>
+      <w:pPr>
         <w:spacing w:after="40" w:before="80"/>
         <w:ind w:left="340"/>
       </w:pPr>
@@ -3924,6 +5463,33 @@
     </w:p>
     <w:p>
       <w:pPr>
+        <w:spacing w:after="40" w:before="0"/>
+        <w:ind w:left="794"/>
+      </w:pPr>
+      <w:r>
+        <w:t>Грипп</w:t>
+      </w:r>
+    </w:p>
+    <w:p>
+      <w:pPr>
+        <w:spacing w:after="40" w:before="0"/>
+        <w:ind w:left="794"/>
+      </w:pPr>
+      <w:r>
+        <w:t>Температура</w:t>
+      </w:r>
+    </w:p>
+    <w:p>
+      <w:pPr>
+        <w:spacing w:after="40" w:before="0"/>
+        <w:ind w:left="794"/>
+      </w:pPr>
+      <w:r>
+        <w:t>Когда простуда — уже не простуда</w:t>
+      </w:r>
+    </w:p>
+    <w:p>
+      <w:pPr>
         <w:spacing w:after="40" w:before="80"/>
         <w:ind w:left="340"/>
       </w:pPr>
@@ -3936,6 +5502,33 @@
     </w:p>
     <w:p>
       <w:pPr>
+        <w:spacing w:after="40" w:before="0"/>
+        <w:ind w:left="794"/>
+      </w:pPr>
+      <w:r>
+        <w:t>Листериоз</w:t>
+      </w:r>
+    </w:p>
+    <w:p>
+      <w:pPr>
+        <w:spacing w:after="40" w:before="0"/>
+        <w:ind w:left="794"/>
+      </w:pPr>
+      <w:r>
+        <w:t>Рвота</w:t>
+      </w:r>
+    </w:p>
+    <w:p>
+      <w:pPr>
+        <w:spacing w:after="40" w:before="0"/>
+        <w:ind w:left="794"/>
+      </w:pPr>
+      <w:r>
+        <w:t>Обезвоживание</w:t>
+      </w:r>
+    </w:p>
+    <w:p>
+      <w:pPr>
         <w:spacing w:after="40" w:before="80"/>
         <w:ind w:left="340"/>
       </w:pPr>
@@ -3948,6 +5541,42 @@
     </w:p>
     <w:p>
       <w:pPr>
+        <w:spacing w:after="40" w:before="0"/>
+        <w:ind w:left="794"/>
+      </w:pPr>
+      <w:r>
+        <w:t>Укус животного</w:t>
+      </w:r>
+    </w:p>
+    <w:p>
+      <w:pPr>
+        <w:spacing w:after="40" w:before="0"/>
+        <w:ind w:left="794"/>
+      </w:pPr>
+      <w:r>
+        <w:t>Укус клеща: как его снять</w:t>
+      </w:r>
+    </w:p>
+    <w:p>
+      <w:pPr>
+        <w:spacing w:after="40" w:before="0"/>
+        <w:ind w:left="794"/>
+      </w:pPr>
+      <w:r>
+        <w:t>Исследование клеща и наблюдение после укуса</w:t>
+      </w:r>
+    </w:p>
+    <w:p>
+      <w:pPr>
+        <w:spacing w:after="40" w:before="0"/>
+        <w:ind w:left="794"/>
+      </w:pPr>
+      <w:r>
+        <w:t>Прививка от клещевого энцефалита</w:t>
+      </w:r>
+    </w:p>
+    <w:p>
+      <w:pPr>
         <w:spacing w:after="40" w:before="80"/>
         <w:ind w:left="340"/>
       </w:pPr>
@@ -3960,6 +5589,33 @@
     </w:p>
     <w:p>
       <w:pPr>
+        <w:spacing w:after="40" w:before="0"/>
+        <w:ind w:left="794"/>
+      </w:pPr>
+      <w:r>
+        <w:t>Инфекция мочевых путей</w:t>
+      </w:r>
+    </w:p>
+    <w:p>
+      <w:pPr>
+        <w:spacing w:after="40" w:before="0"/>
+        <w:ind w:left="794"/>
+      </w:pPr>
+      <w:r>
+        <w:t>Зуд, жжение, выделения</w:t>
+      </w:r>
+    </w:p>
+    <w:p>
+      <w:pPr>
+        <w:spacing w:after="40" w:before="0"/>
+        <w:ind w:left="794"/>
+      </w:pPr>
+      <w:r>
+        <w:t>Высыпания на губах или половых органах</w:t>
+      </w:r>
+    </w:p>
+    <w:p>
+      <w:pPr>
         <w:spacing w:after="40" w:before="80"/>
         <w:ind w:left="340"/>
       </w:pPr>
@@ -3984,6 +5640,24 @@
     </w:p>
     <w:p>
       <w:pPr>
+        <w:spacing w:after="40" w:before="0"/>
+        <w:ind w:left="794"/>
+      </w:pPr>
+      <w:r>
+        <w:t>Обследование по срокам</w:t>
+      </w:r>
+    </w:p>
+    <w:p>
+      <w:pPr>
+        <w:spacing w:after="40" w:before="0"/>
+        <w:ind w:left="794"/>
+      </w:pPr>
+      <w:r>
+        <w:t>Стрептококк группы B</w:t>
+      </w:r>
+    </w:p>
+    <w:p>
+      <w:pPr>
         <w:spacing w:after="40" w:before="80"/>
         <w:ind w:left="340"/>
       </w:pPr>
@@ -3996,6 +5670,24 @@
     </w:p>
     <w:p>
       <w:pPr>
+        <w:spacing w:after="40" w:before="0"/>
+        <w:ind w:left="794"/>
+      </w:pPr>
+      <w:r>
+        <w:t>Плановый анализ и анализ по поводу</w:t>
+      </w:r>
+    </w:p>
+    <w:p>
+      <w:pPr>
+        <w:spacing w:after="40" w:before="0"/>
+        <w:ind w:left="794"/>
+      </w:pPr>
+      <w:r>
+        <w:t>Что даёт анализ после контакта</w:t>
+      </w:r>
+    </w:p>
+    <w:p>
+      <w:pPr>
         <w:spacing w:after="40" w:before="80"/>
         <w:ind w:left="340"/>
       </w:pPr>
@@ -4008,6 +5700,24 @@
     </w:p>
     <w:p>
       <w:pPr>
+        <w:spacing w:after="40" w:before="0"/>
+        <w:ind w:left="794"/>
+      </w:pPr>
+      <w:r>
+        <w:t>Как читать результат: пример краснухи</w:t>
+      </w:r>
+    </w:p>
+    <w:p>
+      <w:pPr>
+        <w:spacing w:after="40" w:before="0"/>
+        <w:ind w:left="794"/>
+      </w:pPr>
+      <w:r>
+        <w:t>Когда произошло заражение</w:t>
+      </w:r>
+    </w:p>
+    <w:p>
+      <w:pPr>
         <w:spacing w:after="40" w:before="80"/>
         <w:ind w:left="340"/>
       </w:pPr>
@@ -4020,6 +5730,33 @@
     </w:p>
     <w:p>
       <w:pPr>
+        <w:spacing w:after="40" w:before="0"/>
+        <w:ind w:left="794"/>
+      </w:pPr>
+      <w:r>
+        <w:t>Какие анализы всем не назначают</w:t>
+      </w:r>
+    </w:p>
+    <w:p>
+      <w:pPr>
+        <w:spacing w:after="40" w:before="0"/>
+        <w:ind w:left="794"/>
+      </w:pPr>
+      <w:r>
+        <w:t>Чем вреден лишний анализ</w:t>
+      </w:r>
+    </w:p>
+    <w:p>
+      <w:pPr>
+        <w:spacing w:after="40" w:before="0"/>
+        <w:ind w:left="794"/>
+      </w:pPr>
+      <w:r>
+        <w:t>Если анализ уже сдан</w:t>
+      </w:r>
+    </w:p>
+    <w:p>
+      <w:pPr>
         <w:spacing w:after="40" w:before="80"/>
         <w:ind w:left="340"/>
       </w:pPr>
@@ -4080,6 +5817,33 @@
     </w:p>
     <w:p>
       <w:pPr>
+        <w:spacing w:after="40" w:before="0"/>
+        <w:ind w:left="794"/>
+      </w:pPr>
+      <w:r>
+        <w:t>Роль гормонов</w:t>
+      </w:r>
+    </w:p>
+    <w:p>
+      <w:pPr>
+        <w:spacing w:after="40" w:before="0"/>
+        <w:ind w:left="794"/>
+      </w:pPr>
+      <w:r>
+        <w:t>Не только гормоны</w:t>
+      </w:r>
+    </w:p>
+    <w:p>
+      <w:pPr>
+        <w:spacing w:after="40" w:before="0"/>
+        <w:ind w:left="794"/>
+      </w:pPr>
+      <w:r>
+        <w:t>Если трудности были и раньше</w:t>
+      </w:r>
+    </w:p>
+    <w:p>
+      <w:pPr>
         <w:spacing w:after="40" w:before="80"/>
         <w:ind w:left="340"/>
       </w:pPr>
@@ -4092,6 +5856,33 @@
     </w:p>
     <w:p>
       <w:pPr>
+        <w:spacing w:after="40" w:before="0"/>
+        <w:ind w:left="794"/>
+      </w:pPr>
+      <w:r>
+        <w:t>Насколько это часто</w:t>
+      </w:r>
+    </w:p>
+    <w:p>
+      <w:pPr>
+        <w:spacing w:after="40" w:before="0"/>
+        <w:ind w:left="794"/>
+      </w:pPr>
+      <w:r>
+        <w:t>У кого риск выше</w:t>
+      </w:r>
+    </w:p>
+    <w:p>
+      <w:pPr>
+        <w:spacing w:after="40" w:before="0"/>
+        <w:ind w:left="794"/>
+      </w:pPr>
+      <w:r>
+        <w:t>Что сделать</w:t>
+      </w:r>
+    </w:p>
+    <w:p>
+      <w:pPr>
         <w:spacing w:after="40" w:before="80"/>
         <w:ind w:left="340"/>
       </w:pPr>
@@ -4104,6 +5895,51 @@
     </w:p>
     <w:p>
       <w:pPr>
+        <w:spacing w:after="40" w:before="0"/>
+        <w:ind w:left="794"/>
+      </w:pPr>
+      <w:r>
+        <w:t>Обычные переживания или расстройство</w:t>
+      </w:r>
+    </w:p>
+    <w:p>
+      <w:pPr>
+        <w:spacing w:after="40" w:before="0"/>
+        <w:ind w:left="794"/>
+      </w:pPr>
+      <w:r>
+        <w:t>Когда обратиться за помощью</w:t>
+      </w:r>
+    </w:p>
+    <w:p>
+      <w:pPr>
+        <w:spacing w:after="40" w:before="0"/>
+        <w:ind w:left="794"/>
+      </w:pPr>
+      <w:r>
+        <w:t>Простая самопроверка</w:t>
+      </w:r>
+    </w:p>
+    <w:p>
+      <w:pPr>
+        <w:spacing w:after="40" w:before="0"/>
+        <w:ind w:left="794"/>
+      </w:pPr>
+      <w:r>
+        <w:t>Когда самопомощи недостаточно</w:t>
+      </w:r>
+    </w:p>
+    <w:p>
+      <w:pPr>
+        <w:spacing w:after="40" w:before="0"/>
+        <w:ind w:left="794"/>
+      </w:pPr>
+      <w:r>
+        <w:t>«Мне нельзя нервничать»</w:t>
+      </w:r>
+    </w:p>
+    <w:p>
+      <w:pPr>
         <w:spacing w:after="40" w:before="80"/>
         <w:ind w:left="340"/>
       </w:pPr>
@@ -4116,6 +5952,51 @@
     </w:p>
     <w:p>
       <w:pPr>
+        <w:spacing w:after="40" w:before="0"/>
+        <w:ind w:left="794"/>
+      </w:pPr>
+      <w:r>
+        <w:t>Тревога о ребёнке</w:t>
+      </w:r>
+    </w:p>
+    <w:p>
+      <w:pPr>
+        <w:spacing w:after="40" w:before="0"/>
+        <w:ind w:left="794"/>
+      </w:pPr>
+      <w:r>
+        <w:t>Навязчивые мысли</w:t>
+      </w:r>
+    </w:p>
+    <w:p>
+      <w:pPr>
+        <w:spacing w:after="40" w:before="0"/>
+        <w:ind w:left="794"/>
+      </w:pPr>
+      <w:r>
+        <w:t>Что сделать, когда мысль пришла</w:t>
+      </w:r>
+    </w:p>
+    <w:p>
+      <w:pPr>
+        <w:spacing w:after="40" w:before="0"/>
+        <w:ind w:left="794"/>
+      </w:pPr>
+      <w:r>
+        <w:t>К кому идти</w:t>
+      </w:r>
+    </w:p>
+    <w:p>
+      <w:pPr>
+        <w:spacing w:after="40" w:before="0"/>
+        <w:ind w:left="794"/>
+      </w:pPr>
+      <w:r>
+        <w:t>Проверки в интернете и приложениях</w:t>
+      </w:r>
+    </w:p>
+    <w:p>
+      <w:pPr>
         <w:spacing w:after="40" w:before="80"/>
         <w:ind w:left="340"/>
       </w:pPr>
@@ -4128,6 +6009,42 @@
     </w:p>
     <w:p>
       <w:pPr>
+        <w:spacing w:after="40" w:before="0"/>
+        <w:ind w:left="794"/>
+      </w:pPr>
+      <w:r>
+        <w:t>Как выглядит депрессия</w:t>
+      </w:r>
+    </w:p>
+    <w:p>
+      <w:pPr>
+        <w:spacing w:after="40" w:before="0"/>
+        <w:ind w:left="794"/>
+      </w:pPr>
+      <w:r>
+        <w:t>Почему депрессию легко принять за усталость</w:t>
+      </w:r>
+    </w:p>
+    <w:p>
+      <w:pPr>
+        <w:spacing w:after="40" w:before="0"/>
+        <w:ind w:left="794"/>
+      </w:pPr>
+      <w:r>
+        <w:t>Почему не ждать, что пройдёт само</w:t>
+      </w:r>
+    </w:p>
+    <w:p>
+      <w:pPr>
+        <w:spacing w:after="40" w:before="0"/>
+        <w:ind w:left="794"/>
+      </w:pPr>
+      <w:r>
+        <w:t>После родов</w:t>
+      </w:r>
+    </w:p>
+    <w:p>
+      <w:pPr>
         <w:spacing w:after="40" w:before="80"/>
         <w:ind w:left="340"/>
       </w:pPr>
@@ -4140,6 +6057,51 @@
     </w:p>
     <w:p>
       <w:pPr>
+        <w:spacing w:after="40" w:before="0"/>
+        <w:ind w:left="794"/>
+      </w:pPr>
+      <w:r>
+        <w:t>Матресценция</w:t>
+      </w:r>
+    </w:p>
+    <w:p>
+      <w:pPr>
+        <w:spacing w:after="40" w:before="0"/>
+        <w:ind w:left="794"/>
+      </w:pPr>
+      <w:r>
+        <w:t>Изменения тела</w:t>
+      </w:r>
+    </w:p>
+    <w:p>
+      <w:pPr>
+        <w:spacing w:after="40" w:before="0"/>
+        <w:ind w:left="794"/>
+      </w:pPr>
+      <w:r>
+        <w:t>Привязанность к ребёнку</w:t>
+      </w:r>
+    </w:p>
+    <w:p>
+      <w:pPr>
+        <w:spacing w:after="40" w:before="0"/>
+        <w:ind w:left="794"/>
+      </w:pPr>
+      <w:r>
+        <w:t>Смешанные чувства</w:t>
+      </w:r>
+    </w:p>
+    <w:p>
+      <w:pPr>
+        <w:spacing w:after="40" w:before="0"/>
+        <w:ind w:left="794"/>
+      </w:pPr>
+      <w:r>
+        <w:t>С кем говорить</w:t>
+      </w:r>
+    </w:p>
+    <w:p>
+      <w:pPr>
         <w:spacing w:after="40" w:before="80"/>
         <w:ind w:left="340"/>
       </w:pPr>
@@ -4152,6 +6114,33 @@
     </w:p>
     <w:p>
       <w:pPr>
+        <w:spacing w:after="40" w:before="0"/>
+        <w:ind w:left="794"/>
+      </w:pPr>
+      <w:r>
+        <w:t>После потери</w:t>
+      </w:r>
+    </w:p>
+    <w:p>
+      <w:pPr>
+        <w:spacing w:after="40" w:before="0"/>
+        <w:ind w:left="794"/>
+      </w:pPr>
+      <w:r>
+        <w:t>Что сделать</w:t>
+      </w:r>
+    </w:p>
+    <w:p>
+      <w:pPr>
+        <w:spacing w:after="40" w:before="0"/>
+        <w:ind w:left="794"/>
+      </w:pPr>
+      <w:r>
+        <w:t>После трудного пути к зачатию</w:t>
+      </w:r>
+    </w:p>
+    <w:p>
+      <w:pPr>
         <w:spacing w:after="40" w:before="80"/>
         <w:ind w:left="340"/>
       </w:pPr>
@@ -4164,6 +6153,33 @@
     </w:p>
     <w:p>
       <w:pPr>
+        <w:spacing w:after="40" w:before="0"/>
+        <w:ind w:left="794"/>
+      </w:pPr>
+      <w:r>
+        <w:t>Когда страх мешает жить</w:t>
+      </w:r>
+    </w:p>
+    <w:p>
+      <w:pPr>
+        <w:spacing w:after="40" w:before="0"/>
+        <w:ind w:left="794"/>
+      </w:pPr>
+      <w:r>
+        <w:t>Какую помощь предлагают</w:t>
+      </w:r>
+    </w:p>
+    <w:p>
+      <w:pPr>
+        <w:spacing w:after="40" w:before="0"/>
+        <w:ind w:left="794"/>
+      </w:pPr>
+      <w:r>
+        <w:t>Что сделать</w:t>
+      </w:r>
+    </w:p>
+    <w:p>
+      <w:pPr>
         <w:spacing w:after="40" w:before="80"/>
         <w:ind w:left="340"/>
       </w:pPr>
@@ -4176,6 +6192,42 @@
     </w:p>
     <w:p>
       <w:pPr>
+        <w:spacing w:after="40" w:before="0"/>
+        <w:ind w:left="794"/>
+      </w:pPr>
+      <w:r>
+        <w:t>Соцсети и тревога</w:t>
+      </w:r>
+    </w:p>
+    <w:p>
+      <w:pPr>
+        <w:spacing w:after="40" w:before="0"/>
+        <w:ind w:left="794"/>
+      </w:pPr>
+      <w:r>
+        <w:t>Как заметить, что лента вам не помогает</w:t>
+      </w:r>
+    </w:p>
+    <w:p>
+      <w:pPr>
+        <w:spacing w:after="40" w:before="0"/>
+        <w:ind w:left="794"/>
+      </w:pPr>
+      <w:r>
+        <w:t>Что сделать</w:t>
+      </w:r>
+    </w:p>
+    <w:p>
+      <w:pPr>
+        <w:spacing w:after="40" w:before="0"/>
+        <w:ind w:left="794"/>
+      </w:pPr>
+      <w:r>
+        <w:t>Чужие советы</w:t>
+      </w:r>
+    </w:p>
+    <w:p>
+      <w:pPr>
         <w:spacing w:after="40" w:before="80"/>
         <w:ind w:left="340"/>
       </w:pPr>
@@ -4188,6 +6240,51 @@
     </w:p>
     <w:p>
       <w:pPr>
+        <w:spacing w:after="40" w:before="0"/>
+        <w:ind w:left="794"/>
+      </w:pPr>
+      <w:r>
+        <w:t>Сон</w:t>
+      </w:r>
+    </w:p>
+    <w:p>
+      <w:pPr>
+        <w:spacing w:after="40" w:before="0"/>
+        <w:ind w:left="794"/>
+      </w:pPr>
+      <w:r>
+        <w:t>Движение</w:t>
+      </w:r>
+    </w:p>
+    <w:p>
+      <w:pPr>
+        <w:spacing w:after="40" w:before="0"/>
+        <w:ind w:left="794"/>
+      </w:pPr>
+      <w:r>
+        <w:t>Поддержка</w:t>
+      </w:r>
+    </w:p>
+    <w:p>
+      <w:pPr>
+        <w:spacing w:after="40" w:before="0"/>
+        <w:ind w:left="794"/>
+      </w:pPr>
+      <w:r>
+        <w:t>Приёмы для острой тревоги</w:t>
+      </w:r>
+    </w:p>
+    <w:p>
+      <w:pPr>
+        <w:spacing w:after="40" w:before="0"/>
+        <w:ind w:left="794"/>
+      </w:pPr>
+      <w:r>
+        <w:t>Чего лучше не делать</w:t>
+      </w:r>
+    </w:p>
+    <w:p>
+      <w:pPr>
         <w:spacing w:after="40" w:before="80"/>
         <w:ind w:left="340"/>
       </w:pPr>
@@ -4200,6 +6297,60 @@
     </w:p>
     <w:p>
       <w:pPr>
+        <w:spacing w:after="40" w:before="0"/>
+        <w:ind w:left="794"/>
+      </w:pPr>
+      <w:r>
+        <w:t>Акушер-гинеколог — первый шаг</w:t>
+      </w:r>
+    </w:p>
+    <w:p>
+      <w:pPr>
+        <w:spacing w:after="40" w:before="0"/>
+        <w:ind w:left="794"/>
+      </w:pPr>
+      <w:r>
+        <w:t>Медицинский психолог в женской консультации</w:t>
+      </w:r>
+    </w:p>
+    <w:p>
+      <w:pPr>
+        <w:spacing w:after="40" w:before="0"/>
+        <w:ind w:left="794"/>
+      </w:pPr>
+      <w:r>
+        <w:t>Психолог, психотерапевт, психиатр: кто есть кто</w:t>
+      </w:r>
+    </w:p>
+    <w:p>
+      <w:pPr>
+        <w:spacing w:after="40" w:before="0"/>
+        <w:ind w:left="794"/>
+      </w:pPr>
+      <w:r>
+        <w:t>Куда записаться</w:t>
+      </w:r>
+    </w:p>
+    <w:p>
+      <w:pPr>
+        <w:spacing w:after="40" w:before="0"/>
+        <w:ind w:left="794"/>
+      </w:pPr>
+      <w:r>
+        <w:t>«Не поставят ли на учёт»</w:t>
+      </w:r>
+    </w:p>
+    <w:p>
+      <w:pPr>
+        <w:spacing w:after="40" w:before="0"/>
+        <w:ind w:left="794"/>
+      </w:pPr>
+      <w:r>
+        <w:t>Как говорить на приёме</w:t>
+      </w:r>
+    </w:p>
+    <w:p>
+      <w:pPr>
         <w:spacing w:after="40" w:before="80"/>
         <w:ind w:left="340"/>
       </w:pPr>
@@ -4212,6 +6363,51 @@
     </w:p>
     <w:p>
       <w:pPr>
+        <w:spacing w:after="40" w:before="0"/>
+        <w:ind w:left="794"/>
+      </w:pPr>
+      <w:r>
+        <w:t>Психотерапия — в первую очередь</w:t>
+      </w:r>
+    </w:p>
+    <w:p>
+      <w:pPr>
+        <w:spacing w:after="40" w:before="0"/>
+        <w:ind w:left="794"/>
+      </w:pPr>
+      <w:r>
+        <w:t>Когда нужны лекарства</w:t>
+      </w:r>
+    </w:p>
+    <w:p>
+      <w:pPr>
+        <w:spacing w:after="40" w:before="0"/>
+        <w:ind w:left="794"/>
+      </w:pPr>
+      <w:r>
+        <w:t>Как взвешивают риски</w:t>
+      </w:r>
+    </w:p>
+    <w:p>
+      <w:pPr>
+        <w:spacing w:after="40" w:before="0"/>
+        <w:ind w:left="794"/>
+      </w:pPr>
+      <w:r>
+        <w:t>Если вы уже принимаете лечение</w:t>
+      </w:r>
+    </w:p>
+    <w:p>
+      <w:pPr>
+        <w:spacing w:after="40" w:before="0"/>
+        <w:ind w:left="794"/>
+      </w:pPr>
+      <w:r>
+        <w:t>Особые случаи</w:t>
+      </w:r>
+    </w:p>
+    <w:p>
+      <w:pPr>
         <w:spacing w:after="40" w:before="80"/>
         <w:ind w:left="340"/>
       </w:pPr>
@@ -4224,6 +6420,69 @@
     </w:p>
     <w:p>
       <w:pPr>
+        <w:spacing w:after="40" w:before="0"/>
+        <w:ind w:left="794"/>
+      </w:pPr>
+      <w:r>
+        <w:t>Что считается насилием</w:t>
+      </w:r>
+    </w:p>
+    <w:p>
+      <w:pPr>
+        <w:spacing w:after="40" w:before="0"/>
+        <w:ind w:left="794"/>
+      </w:pPr>
+      <w:r>
+        <w:t>Не только партнёр</w:t>
+      </w:r>
+    </w:p>
+    <w:p>
+      <w:pPr>
+        <w:spacing w:after="40" w:before="0"/>
+        <w:ind w:left="794"/>
+      </w:pPr>
+      <w:r>
+        <w:t>Почему это вопрос здоровья, а не только семьи</w:t>
+      </w:r>
+    </w:p>
+    <w:p>
+      <w:pPr>
+        <w:spacing w:after="40" w:before="0"/>
+        <w:ind w:left="794"/>
+      </w:pPr>
+      <w:r>
+        <w:t>Кому можно сказать</w:t>
+      </w:r>
+    </w:p>
+    <w:p>
+      <w:pPr>
+        <w:spacing w:after="40" w:before="0"/>
+        <w:ind w:left="794"/>
+      </w:pPr>
+      <w:r>
+        <w:t>Решение остаётся за вами</w:t>
+      </w:r>
+    </w:p>
+    <w:p>
+      <w:pPr>
+        <w:spacing w:after="40" w:before="0"/>
+        <w:ind w:left="794"/>
+      </w:pPr>
+      <w:r>
+        <w:t>Когда нужна помощь сразу</w:t>
+      </w:r>
+    </w:p>
+    <w:p>
+      <w:pPr>
+        <w:spacing w:after="40" w:before="0"/>
+        <w:ind w:left="794"/>
+      </w:pPr>
+      <w:r>
+        <w:t>Если вы рядом и видите это со стороны</w:t>
+      </w:r>
+    </w:p>
+    <w:p>
+      <w:pPr>
         <w:spacing w:after="40" w:before="80"/>
         <w:ind w:left="340"/>
       </w:pPr>
@@ -4232,6 +6491,33 @@
           <w:b/>
         </w:rPr>
         <w:t>10.14. Острый психический кризис: что делать сразу</w:t>
+      </w:r>
+    </w:p>
+    <w:p>
+      <w:pPr>
+        <w:spacing w:after="40" w:before="0"/>
+        <w:ind w:left="794"/>
+      </w:pPr>
+      <w:r>
+        <w:t>Мысли о самоубийстве</w:t>
+      </w:r>
+    </w:p>
+    <w:p>
+      <w:pPr>
+        <w:spacing w:after="40" w:before="0"/>
+        <w:ind w:left="794"/>
+      </w:pPr>
+      <w:r>
+        <w:t>Когда помощь нужна немедленно</w:t>
+      </w:r>
+    </w:p>
+    <w:p>
+      <w:pPr>
+        <w:spacing w:after="40" w:before="0"/>
+        <w:ind w:left="794"/>
+      </w:pPr>
+      <w:r>
+        <w:t>Что делать</w:t>
       </w:r>
     </w:p>
     <w:p>

--- a/editorial/soderzhanie-knigi.docx
+++ b/editorial/soderzhanie-knigi.docx
@@ -22,7 +22,7 @@
         <w:rPr>
           <w:i/>
         </w:rPr>
-        <w:t>Справочное пособие для будущих матерей. Содержание книги — редакция от 22.10.2026: Введение и Темы 1–11 сверены с актуальными текстами в репозитории Подразделы Тем 6, 8, 9, 10 перенесены из текстов после разметки 22.10.2026; подразделы Темы 7 — целевая структура для переработки, в тексте темы их ещё нет.</w:t>
+        <w:t>Справочное пособие для будущих матерей. Содержание книги — редакция от 22.10.2026, утверждена пользователем: Введение и Темы 1–11 сверены с актуальными текстами в репозитории. Подразделы Тем 6, 8, 9, 10 перенесены из текстов после разметки 22.10.2026; подразделы Темы 7 — целевая структура для переработки, в тексте темы их ещё нет.</w:t>
       </w:r>
     </w:p>
     <w:p>

--- a/editorial/soderzhanie-knigi.docx
+++ b/editorial/soderzhanie-knigi.docx
@@ -3514,7 +3514,7 @@
         <w:rPr>
           <w:b/>
         </w:rPr>
-        <w:t>7.5. Лекарства, начатые до беременности: почему их не бросают</w:t>
+        <w:t>7.5. Постоянное лечение при наступлении беременности: продолжать или менять?</w:t>
       </w:r>
     </w:p>
     <w:p>
@@ -3562,45 +3562,6 @@
         <w:rPr>
           <w:b/>
         </w:rPr>
-        <w:t>7.6. Безрецептурные средства: почему «без рецепта» не значит «разрешено»</w:t>
-      </w:r>
-    </w:p>
-    <w:p>
-      <w:pPr>
-        <w:spacing w:after="40" w:before="0"/>
-        <w:ind w:left="794"/>
-      </w:pPr>
-      <w:r>
-        <w:t>Американский список и российская аптека</w:t>
-      </w:r>
-    </w:p>
-    <w:p>
-      <w:pPr>
-        <w:spacing w:after="40" w:before="0"/>
-        <w:ind w:left="794"/>
-      </w:pPr>
-      <w:r>
-        <w:t>Нестероидные противовоспалительные средства и срок</w:t>
-      </w:r>
-    </w:p>
-    <w:p>
-      <w:pPr>
-        <w:spacing w:after="40" w:before="0"/>
-        <w:ind w:left="794"/>
-      </w:pPr>
-      <w:r>
-        <w:t>Правило перед покупкой</w:t>
-      </w:r>
-    </w:p>
-    <w:p>
-      <w:pPr>
-        <w:spacing w:after="40" w:before="80"/>
-        <w:ind w:left="340"/>
-      </w:pPr>
-      <w:r>
-        <w:rPr>
-          <w:b/>
-        </w:rPr>
         <w:t>7.7. Боль и температура: чем снижать и когда звонить врачу</w:t>
       </w:r>
     </w:p>
@@ -3787,43 +3748,52 @@
         <w:ind w:left="794"/>
       </w:pPr>
       <w:r>
-        <w:t>Антигистаминные препараты</w:t>
-      </w:r>
-    </w:p>
-    <w:p>
-      <w:pPr>
-        <w:spacing w:after="40" w:before="0"/>
-        <w:ind w:left="794"/>
-      </w:pPr>
-      <w:r>
-        <w:t>Если аллергия была до беременности</w:t>
-      </w:r>
-    </w:p>
-    <w:p>
-      <w:pPr>
-        <w:spacing w:after="40" w:before="0"/>
-        <w:ind w:left="794"/>
-      </w:pPr>
-      <w:r>
-        <w:t>Заложенный нос при поллинозе</w:t>
-      </w:r>
-    </w:p>
-    <w:p>
-      <w:pPr>
-        <w:spacing w:after="40" w:before="0"/>
-        <w:ind w:left="794"/>
-      </w:pPr>
-      <w:r>
-        <w:t>Если препарат приняли случайно</w:t>
-      </w:r>
-    </w:p>
-    <w:p>
-      <w:pPr>
-        <w:spacing w:after="40" w:before="0"/>
-        <w:ind w:left="794"/>
-      </w:pPr>
-      <w:r>
-        <w:t>Когда таблетка — неправильный ответ</w:t>
+        <w:t>Как развивается аллергическая реакция</w:t>
+      </w:r>
+    </w:p>
+    <w:p>
+      <w:pPr>
+        <w:spacing w:after="40" w:before="0"/>
+        <w:ind w:left="794"/>
+      </w:pPr>
+      <w:r>
+        <w:t>Как отличить аллергию от ринита беременных</w:t>
+      </w:r>
+    </w:p>
+    <w:p>
+      <w:pPr>
+        <w:spacing w:after="40" w:before="0"/>
+        <w:ind w:left="794"/>
+      </w:pPr>
+      <w:r>
+        <w:t>Может ли аллергия измениться во время беременности?</w:t>
+      </w:r>
+    </w:p>
+    <w:p>
+      <w:pPr>
+        <w:spacing w:after="40" w:before="0"/>
+        <w:ind w:left="794"/>
+      </w:pPr>
+      <w:r>
+        <w:t>Антигистаминные препараты: новизна и данные о беременности</w:t>
+      </w:r>
+    </w:p>
+    <w:p>
+      <w:pPr>
+        <w:spacing w:after="40" w:before="0"/>
+        <w:ind w:left="794"/>
+      </w:pPr>
+      <w:r>
+        <w:t>Назальные глюкокортикостероиды: чем отличаются препараты</w:t>
+      </w:r>
+    </w:p>
+    <w:p>
+      <w:pPr>
+        <w:spacing w:after="40" w:before="0"/>
+        <w:ind w:left="794"/>
+      </w:pPr>
+      <w:r>
+        <w:t>Когда нужна неотложная помощь</w:t>
       </w:r>
     </w:p>
     <w:p>

--- a/editorial/soderzhanie-knigi.docx
+++ b/editorial/soderzhanie-knigi.docx
@@ -7028,6 +7028,1488 @@
           <w:b/>
         </w:rPr>
         <w:t>Клинические и научные источники</w:t>
+      </w:r>
+    </w:p>
+    <w:p>
+      <w:pPr>
+        <w:spacing w:after="120" w:before="360"/>
+      </w:pPr>
+      <w:r>
+        <w:rPr>
+          <w:b/>
+          <w:sz w:val="26"/>
+        </w:rPr>
+        <w:t xml:space="preserve">ЧАСТЬ VII. ОСОБЫЕ СИТУАЦИИ</w:t>
+      </w:r>
+    </w:p>
+    <w:p>
+      <w:pPr>
+        <w:spacing w:after="80" w:before="240"/>
+      </w:pPr>
+      <w:r>
+        <w:rPr>
+          <w:b/>
+          <w:sz w:val="25"/>
+        </w:rPr>
+        <w:t xml:space="preserve">ТЕМА 12. Поездки и путешествия во время беременности</w:t>
+      </w:r>
+    </w:p>
+    <w:p>
+      <w:pPr>
+        <w:spacing w:after="80" w:before="0"/>
+        <w:ind w:left="340"/>
+      </w:pPr>
+      <w:r>
+        <w:t xml:space="preserve">Основа темы 23.10.2026 (до разведки источников); разделы и подразделы уточняются по разведке</w:t>
+      </w:r>
+    </w:p>
+    <w:p>
+      <w:pPr>
+        <w:spacing w:after="40" w:before="80"/>
+        <w:ind w:left="340"/>
+      </w:pPr>
+      <w:r>
+        <w:rPr>
+          <w:b/>
+        </w:rPr>
+        <w:t xml:space="preserve">Часть A. Решить и подготовиться</w:t>
+      </w:r>
+    </w:p>
+    <w:p>
+      <w:pPr>
+        <w:spacing w:after="40" w:before="80"/>
+        <w:ind w:left="340"/>
+      </w:pPr>
+      <w:r>
+        <w:rPr>
+          <w:b/>
+        </w:rPr>
+        <w:t xml:space="preserve">12.1. Ехать или отложить: срок беременности и состояние</w:t>
+      </w:r>
+    </w:p>
+    <w:p>
+      <w:pPr>
+        <w:spacing w:after="40" w:before="0"/>
+        <w:ind w:left="794"/>
+      </w:pPr>
+      <w:r>
+        <w:t xml:space="preserve">Когда поездку не планируют</w:t>
+      </w:r>
+    </w:p>
+    <w:p>
+      <w:pPr>
+        <w:spacing w:after="40" w:before="0"/>
+        <w:ind w:left="794"/>
+      </w:pPr>
+      <w:r>
+        <w:t xml:space="preserve">Когда решают вместе с врачом</w:t>
+      </w:r>
+    </w:p>
+    <w:p>
+      <w:pPr>
+        <w:spacing w:after="40" w:before="0"/>
+        <w:ind w:left="794"/>
+      </w:pPr>
+      <w:r>
+        <w:t xml:space="preserve">Почему удобнее середина беременности</w:t>
+      </w:r>
+    </w:p>
+    <w:p>
+      <w:pPr>
+        <w:spacing w:after="40" w:before="0"/>
+        <w:ind w:left="794"/>
+      </w:pPr>
+      <w:r>
+        <w:t xml:space="preserve">Что обсудить с врачом до поездки</w:t>
+      </w:r>
+    </w:p>
+    <w:p>
+      <w:pPr>
+        <w:spacing w:after="40" w:before="80"/>
+        <w:ind w:left="340"/>
+      </w:pPr>
+      <w:r>
+        <w:rPr>
+          <w:b/>
+        </w:rPr>
+        <w:t xml:space="preserve">12.2. Дорога: самолёт, поезд, машина, круиз</w:t>
+      </w:r>
+    </w:p>
+    <w:p>
+      <w:pPr>
+        <w:spacing w:after="40" w:before="0"/>
+        <w:ind w:left="794"/>
+      </w:pPr>
+      <w:r>
+        <w:t xml:space="preserve">Перелёт: до какого срока и какая справка нужна</w:t>
+      </w:r>
+    </w:p>
+    <w:p>
+      <w:pPr>
+        <w:spacing w:after="40" w:before="0"/>
+        <w:ind w:left="794"/>
+      </w:pPr>
+      <w:r>
+        <w:t xml:space="preserve">Тромбы в долгой дороге</w:t>
+      </w:r>
+    </w:p>
+    <w:p>
+      <w:pPr>
+        <w:spacing w:after="40" w:before="0"/>
+        <w:ind w:left="794"/>
+      </w:pPr>
+      <w:r>
+        <w:t xml:space="preserve">Ремень в машине, такси и автобусе</w:t>
+      </w:r>
+    </w:p>
+    <w:p>
+      <w:pPr>
+        <w:spacing w:after="40" w:before="0"/>
+        <w:ind w:left="794"/>
+      </w:pPr>
+      <w:r>
+        <w:t xml:space="preserve">Круиз</w:t>
+      </w:r>
+    </w:p>
+    <w:p>
+      <w:pPr>
+        <w:spacing w:after="40" w:before="80"/>
+        <w:ind w:left="340"/>
+      </w:pPr>
+      <w:r>
+        <w:rPr>
+          <w:b/>
+        </w:rPr>
+        <w:t xml:space="preserve">12.3. Как выбрать направление и подготовиться к прививкам</w:t>
+      </w:r>
+    </w:p>
+    <w:p>
+      <w:pPr>
+        <w:spacing w:after="40" w:before="0"/>
+        <w:ind w:left="794"/>
+      </w:pPr>
+      <w:r>
+        <w:t xml:space="preserve">Четыре вопроса к стране</w:t>
+      </w:r>
+    </w:p>
+    <w:p>
+      <w:pPr>
+        <w:spacing w:after="40" w:before="0"/>
+        <w:ind w:left="794"/>
+      </w:pPr>
+      <w:r>
+        <w:t xml:space="preserve">Где смотреть обстановку на дату поездки</w:t>
+      </w:r>
+    </w:p>
+    <w:p>
+      <w:pPr>
+        <w:spacing w:after="40" w:before="0"/>
+        <w:ind w:left="794"/>
+      </w:pPr>
+      <w:r>
+        <w:t xml:space="preserve">Прививки перед поездкой: что можно и что нельзя</w:t>
+      </w:r>
+    </w:p>
+    <w:p>
+      <w:pPr>
+        <w:spacing w:after="40" w:before="0"/>
+        <w:ind w:left="794"/>
+      </w:pPr>
+      <w:r>
+        <w:t xml:space="preserve">Навигатор: страна → раздел</w:t>
+      </w:r>
+    </w:p>
+    <w:p>
+      <w:pPr>
+        <w:spacing w:after="40" w:before="80"/>
+        <w:ind w:left="340"/>
+      </w:pPr>
+      <w:r>
+        <w:rPr>
+          <w:b/>
+        </w:rPr>
+        <w:t xml:space="preserve">Часть B. Направления: чем опасно и какие прививки нужны</w:t>
+      </w:r>
+    </w:p>
+    <w:p>
+      <w:pPr>
+        <w:spacing w:after="40" w:before="80"/>
+        <w:ind w:left="340"/>
+      </w:pPr>
+      <w:r>
+        <w:rPr>
+          <w:b/>
+        </w:rPr>
+        <w:t xml:space="preserve">12.4. Россия: юг, Урал, Сибирь, Дальний Восток, горы</w:t>
+      </w:r>
+    </w:p>
+    <w:p>
+      <w:pPr>
+        <w:spacing w:after="40" w:before="0"/>
+        <w:ind w:left="794"/>
+      </w:pPr>
+      <w:r>
+        <w:t xml:space="preserve">Чем опасно</w:t>
+      </w:r>
+    </w:p>
+    <w:p>
+      <w:pPr>
+        <w:spacing w:after="40" w:before="0"/>
+        <w:ind w:left="794"/>
+      </w:pPr>
+      <w:r>
+        <w:t xml:space="preserve">Прививки и профилактика</w:t>
+      </w:r>
+    </w:p>
+    <w:p>
+      <w:pPr>
+        <w:spacing w:after="40" w:before="0"/>
+        <w:ind w:left="794"/>
+      </w:pPr>
+      <w:r>
+        <w:t xml:space="preserve">Горы и удалённые места</w:t>
+      </w:r>
+    </w:p>
+    <w:p>
+      <w:pPr>
+        <w:spacing w:after="40" w:before="0"/>
+        <w:ind w:left="794"/>
+      </w:pPr>
+      <w:r>
+        <w:t xml:space="preserve">На месте</w:t>
+      </w:r>
+    </w:p>
+    <w:p>
+      <w:pPr>
+        <w:spacing w:after="40" w:before="0"/>
+        <w:ind w:left="794"/>
+      </w:pPr>
+      <w:r>
+        <w:t xml:space="preserve">Полис ОМС в поездке по России</w:t>
+      </w:r>
+    </w:p>
+    <w:p>
+      <w:pPr>
+        <w:spacing w:after="40" w:before="0"/>
+        <w:ind w:left="794"/>
+      </w:pPr>
+      <w:r>
+        <w:t xml:space="preserve">Когда отложить поездку</w:t>
+      </w:r>
+    </w:p>
+    <w:p>
+      <w:pPr>
+        <w:spacing w:after="40" w:before="80"/>
+        <w:ind w:left="340"/>
+      </w:pPr>
+      <w:r>
+        <w:rPr>
+          <w:b/>
+        </w:rPr>
+        <w:t xml:space="preserve">12.5. Абхазия, Закавказье, Средняя Азия, Беларусь</w:t>
+      </w:r>
+    </w:p>
+    <w:p>
+      <w:pPr>
+        <w:spacing w:after="40" w:before="0"/>
+        <w:ind w:left="794"/>
+      </w:pPr>
+      <w:r>
+        <w:t xml:space="preserve">Чем опасно</w:t>
+      </w:r>
+    </w:p>
+    <w:p>
+      <w:pPr>
+        <w:spacing w:after="40" w:before="0"/>
+        <w:ind w:left="794"/>
+      </w:pPr>
+      <w:r>
+        <w:t xml:space="preserve">Прививки и профилактика</w:t>
+      </w:r>
+    </w:p>
+    <w:p>
+      <w:pPr>
+        <w:spacing w:after="40" w:before="0"/>
+        <w:ind w:left="794"/>
+      </w:pPr>
+      <w:r>
+        <w:t xml:space="preserve">На месте</w:t>
+      </w:r>
+    </w:p>
+    <w:p>
+      <w:pPr>
+        <w:spacing w:after="40" w:before="0"/>
+        <w:ind w:left="794"/>
+      </w:pPr>
+      <w:r>
+        <w:t xml:space="preserve">Деньги и страховка</w:t>
+      </w:r>
+    </w:p>
+    <w:p>
+      <w:pPr>
+        <w:spacing w:after="40" w:before="0"/>
+        <w:ind w:left="794"/>
+      </w:pPr>
+      <w:r>
+        <w:t xml:space="preserve">Когда отложить поездку</w:t>
+      </w:r>
+    </w:p>
+    <w:p>
+      <w:pPr>
+        <w:spacing w:after="40" w:before="80"/>
+        <w:ind w:left="340"/>
+      </w:pPr>
+      <w:r>
+        <w:rPr>
+          <w:b/>
+        </w:rPr>
+        <w:t xml:space="preserve">12.6. Турция, Египет, Тунис</w:t>
+      </w:r>
+    </w:p>
+    <w:p>
+      <w:pPr>
+        <w:spacing w:after="40" w:before="0"/>
+        <w:ind w:left="794"/>
+      </w:pPr>
+      <w:r>
+        <w:t xml:space="preserve">Чем опасно</w:t>
+      </w:r>
+    </w:p>
+    <w:p>
+      <w:pPr>
+        <w:spacing w:after="40" w:before="0"/>
+        <w:ind w:left="794"/>
+      </w:pPr>
+      <w:r>
+        <w:t xml:space="preserve">Прививки и профилактика</w:t>
+      </w:r>
+    </w:p>
+    <w:p>
+      <w:pPr>
+        <w:spacing w:after="40" w:before="0"/>
+        <w:ind w:left="794"/>
+      </w:pPr>
+      <w:r>
+        <w:t xml:space="preserve">На месте</w:t>
+      </w:r>
+    </w:p>
+    <w:p>
+      <w:pPr>
+        <w:spacing w:after="40" w:before="0"/>
+        <w:ind w:left="794"/>
+      </w:pPr>
+      <w:r>
+        <w:t xml:space="preserve">Когда отложить поездку</w:t>
+      </w:r>
+    </w:p>
+    <w:p>
+      <w:pPr>
+        <w:spacing w:after="40" w:before="80"/>
+        <w:ind w:left="340"/>
+      </w:pPr>
+      <w:r>
+        <w:rPr>
+          <w:b/>
+        </w:rPr>
+        <w:t xml:space="preserve">12.7. Китай, Корея, Япония</w:t>
+      </w:r>
+    </w:p>
+    <w:p>
+      <w:pPr>
+        <w:spacing w:after="40" w:before="0"/>
+        <w:ind w:left="794"/>
+      </w:pPr>
+      <w:r>
+        <w:t xml:space="preserve">Чем опасно</w:t>
+      </w:r>
+    </w:p>
+    <w:p>
+      <w:pPr>
+        <w:spacing w:after="40" w:before="0"/>
+        <w:ind w:left="794"/>
+      </w:pPr>
+      <w:r>
+        <w:t xml:space="preserve">Прививки и профилактика</w:t>
+      </w:r>
+    </w:p>
+    <w:p>
+      <w:pPr>
+        <w:spacing w:after="40" w:before="0"/>
+        <w:ind w:left="794"/>
+      </w:pPr>
+      <w:r>
+        <w:t xml:space="preserve">На месте</w:t>
+      </w:r>
+    </w:p>
+    <w:p>
+      <w:pPr>
+        <w:spacing w:after="40" w:before="0"/>
+        <w:ind w:left="794"/>
+      </w:pPr>
+      <w:r>
+        <w:t xml:space="preserve">Когда отложить поездку</w:t>
+      </w:r>
+    </w:p>
+    <w:p>
+      <w:pPr>
+        <w:spacing w:after="40" w:before="80"/>
+        <w:ind w:left="340"/>
+      </w:pPr>
+      <w:r>
+        <w:rPr>
+          <w:b/>
+        </w:rPr>
+        <w:t xml:space="preserve">12.8. ОАЭ и Ближний Восток</w:t>
+      </w:r>
+    </w:p>
+    <w:p>
+      <w:pPr>
+        <w:spacing w:after="40" w:before="0"/>
+        <w:ind w:left="794"/>
+      </w:pPr>
+      <w:r>
+        <w:t xml:space="preserve">Чем опасно</w:t>
+      </w:r>
+    </w:p>
+    <w:p>
+      <w:pPr>
+        <w:spacing w:after="40" w:before="0"/>
+        <w:ind w:left="794"/>
+      </w:pPr>
+      <w:r>
+        <w:t xml:space="preserve">Прививки и профилактика</w:t>
+      </w:r>
+    </w:p>
+    <w:p>
+      <w:pPr>
+        <w:spacing w:after="40" w:before="0"/>
+        <w:ind w:left="794"/>
+      </w:pPr>
+      <w:r>
+        <w:t xml:space="preserve">На месте</w:t>
+      </w:r>
+    </w:p>
+    <w:p>
+      <w:pPr>
+        <w:spacing w:after="40" w:before="0"/>
+        <w:ind w:left="794"/>
+      </w:pPr>
+      <w:r>
+        <w:t xml:space="preserve">Когда отложить поездку</w:t>
+      </w:r>
+    </w:p>
+    <w:p>
+      <w:pPr>
+        <w:spacing w:after="40" w:before="80"/>
+        <w:ind w:left="340"/>
+      </w:pPr>
+      <w:r>
+        <w:rPr>
+          <w:b/>
+        </w:rPr>
+        <w:t xml:space="preserve">12.9. Юго-Восточная Азия: Таиланд, Вьетнам, Индонезия, Малайзия, Камбоджа, Филиппины</w:t>
+      </w:r>
+    </w:p>
+    <w:p>
+      <w:pPr>
+        <w:spacing w:after="40" w:before="0"/>
+        <w:ind w:left="794"/>
+      </w:pPr>
+      <w:r>
+        <w:t xml:space="preserve">Денге: почему при беременности тяжелее</w:t>
+      </w:r>
+    </w:p>
+    <w:p>
+      <w:pPr>
+        <w:spacing w:after="40" w:before="0"/>
+        <w:ind w:left="794"/>
+      </w:pPr>
+      <w:r>
+        <w:t xml:space="preserve">Чем опасно</w:t>
+      </w:r>
+    </w:p>
+    <w:p>
+      <w:pPr>
+        <w:spacing w:after="40" w:before="0"/>
+        <w:ind w:left="794"/>
+      </w:pPr>
+      <w:r>
+        <w:t xml:space="preserve">Прививки и профилактика</w:t>
+      </w:r>
+    </w:p>
+    <w:p>
+      <w:pPr>
+        <w:spacing w:after="40" w:before="0"/>
+        <w:ind w:left="794"/>
+      </w:pPr>
+      <w:r>
+        <w:t xml:space="preserve">На месте</w:t>
+      </w:r>
+    </w:p>
+    <w:p>
+      <w:pPr>
+        <w:spacing w:after="40" w:before="0"/>
+        <w:ind w:left="794"/>
+      </w:pPr>
+      <w:r>
+        <w:t xml:space="preserve">Когда отложить поездку</w:t>
+      </w:r>
+    </w:p>
+    <w:p>
+      <w:pPr>
+        <w:spacing w:after="40" w:before="80"/>
+        <w:ind w:left="340"/>
+      </w:pPr>
+      <w:r>
+        <w:rPr>
+          <w:b/>
+        </w:rPr>
+        <w:t xml:space="preserve">12.10. Индия, Шри-Ланка, Мальдивы</w:t>
+      </w:r>
+    </w:p>
+    <w:p>
+      <w:pPr>
+        <w:spacing w:after="40" w:before="0"/>
+        <w:ind w:left="794"/>
+      </w:pPr>
+      <w:r>
+        <w:t xml:space="preserve">Гепатит E: почему опасен в третьем триместре</w:t>
+      </w:r>
+    </w:p>
+    <w:p>
+      <w:pPr>
+        <w:spacing w:after="40" w:before="0"/>
+        <w:ind w:left="794"/>
+      </w:pPr>
+      <w:r>
+        <w:t xml:space="preserve">Чем опасно</w:t>
+      </w:r>
+    </w:p>
+    <w:p>
+      <w:pPr>
+        <w:spacing w:after="40" w:before="0"/>
+        <w:ind w:left="794"/>
+      </w:pPr>
+      <w:r>
+        <w:t xml:space="preserve">Прививки и профилактика</w:t>
+      </w:r>
+    </w:p>
+    <w:p>
+      <w:pPr>
+        <w:spacing w:after="40" w:before="0"/>
+        <w:ind w:left="794"/>
+      </w:pPr>
+      <w:r>
+        <w:t xml:space="preserve">Мальдивы: острова без роддома</w:t>
+      </w:r>
+    </w:p>
+    <w:p>
+      <w:pPr>
+        <w:spacing w:after="40" w:before="0"/>
+        <w:ind w:left="794"/>
+      </w:pPr>
+      <w:r>
+        <w:t xml:space="preserve">Когда отложить поездку</w:t>
+      </w:r>
+    </w:p>
+    <w:p>
+      <w:pPr>
+        <w:spacing w:after="40" w:before="80"/>
+        <w:ind w:left="340"/>
+      </w:pPr>
+      <w:r>
+        <w:rPr>
+          <w:b/>
+        </w:rPr>
+        <w:t xml:space="preserve">12.11. Южная Европа: Италия, Испания, Греция, Кипр, Франция, Португалия, Черногория, Сербия, Болгария</w:t>
+      </w:r>
+    </w:p>
+    <w:p>
+      <w:pPr>
+        <w:spacing w:after="40" w:before="0"/>
+        <w:ind w:left="794"/>
+      </w:pPr>
+      <w:r>
+        <w:t xml:space="preserve">Чем опасно</w:t>
+      </w:r>
+    </w:p>
+    <w:p>
+      <w:pPr>
+        <w:spacing w:after="40" w:before="0"/>
+        <w:ind w:left="794"/>
+      </w:pPr>
+      <w:r>
+        <w:t xml:space="preserve">Еда</w:t>
+      </w:r>
+    </w:p>
+    <w:p>
+      <w:pPr>
+        <w:spacing w:after="40" w:before="0"/>
+        <w:ind w:left="794"/>
+      </w:pPr>
+      <w:r>
+        <w:t xml:space="preserve">Прививки и профилактика</w:t>
+      </w:r>
+    </w:p>
+    <w:p>
+      <w:pPr>
+        <w:spacing w:after="40" w:before="0"/>
+        <w:ind w:left="794"/>
+      </w:pPr>
+      <w:r>
+        <w:t xml:space="preserve">На месте</w:t>
+      </w:r>
+    </w:p>
+    <w:p>
+      <w:pPr>
+        <w:spacing w:after="40" w:before="0"/>
+        <w:ind w:left="794"/>
+      </w:pPr>
+      <w:r>
+        <w:t xml:space="preserve">Деньги и страховка</w:t>
+      </w:r>
+    </w:p>
+    <w:p>
+      <w:pPr>
+        <w:spacing w:after="40" w:before="0"/>
+        <w:ind w:left="794"/>
+      </w:pPr>
+      <w:r>
+        <w:t xml:space="preserve">Когда отложить поездку</w:t>
+      </w:r>
+    </w:p>
+    <w:p>
+      <w:pPr>
+        <w:spacing w:after="40" w:before="80"/>
+        <w:ind w:left="340"/>
+      </w:pPr>
+      <w:r>
+        <w:rPr>
+          <w:b/>
+        </w:rPr>
+        <w:t xml:space="preserve">12.12. Центральная и Северная Европа: Германия, Австрия, Чехия, Венгрия, Прибалтика, Финляндия, Скандинавия</w:t>
+      </w:r>
+    </w:p>
+    <w:p>
+      <w:pPr>
+        <w:spacing w:after="40" w:before="0"/>
+        <w:ind w:left="794"/>
+      </w:pPr>
+      <w:r>
+        <w:t xml:space="preserve">Чем опасно</w:t>
+      </w:r>
+    </w:p>
+    <w:p>
+      <w:pPr>
+        <w:spacing w:after="40" w:before="0"/>
+        <w:ind w:left="794"/>
+      </w:pPr>
+      <w:r>
+        <w:t xml:space="preserve">Прививки и профилактика</w:t>
+      </w:r>
+    </w:p>
+    <w:p>
+      <w:pPr>
+        <w:spacing w:after="40" w:before="0"/>
+        <w:ind w:left="794"/>
+      </w:pPr>
+      <w:r>
+        <w:t xml:space="preserve">На месте</w:t>
+      </w:r>
+    </w:p>
+    <w:p>
+      <w:pPr>
+        <w:spacing w:after="40" w:before="0"/>
+        <w:ind w:left="794"/>
+      </w:pPr>
+      <w:r>
+        <w:t xml:space="preserve">Деньги и страховка</w:t>
+      </w:r>
+    </w:p>
+    <w:p>
+      <w:pPr>
+        <w:spacing w:after="40" w:before="0"/>
+        <w:ind w:left="794"/>
+      </w:pPr>
+      <w:r>
+        <w:t xml:space="preserve">Когда отложить поездку</w:t>
+      </w:r>
+    </w:p>
+    <w:p>
+      <w:pPr>
+        <w:spacing w:after="40" w:before="80"/>
+        <w:ind w:left="340"/>
+      </w:pPr>
+      <w:r>
+        <w:rPr>
+          <w:b/>
+        </w:rPr>
+        <w:t xml:space="preserve">12.13. США и Канада</w:t>
+      </w:r>
+    </w:p>
+    <w:p>
+      <w:pPr>
+        <w:spacing w:after="40" w:before="0"/>
+        <w:ind w:left="794"/>
+      </w:pPr>
+      <w:r>
+        <w:t xml:space="preserve">Чем опасно</w:t>
+      </w:r>
+    </w:p>
+    <w:p>
+      <w:pPr>
+        <w:spacing w:after="40" w:before="0"/>
+        <w:ind w:left="794"/>
+      </w:pPr>
+      <w:r>
+        <w:t xml:space="preserve">Прививки и профилактика</w:t>
+      </w:r>
+    </w:p>
+    <w:p>
+      <w:pPr>
+        <w:spacing w:after="40" w:before="0"/>
+        <w:ind w:left="794"/>
+      </w:pPr>
+      <w:r>
+        <w:t xml:space="preserve">На месте</w:t>
+      </w:r>
+    </w:p>
+    <w:p>
+      <w:pPr>
+        <w:spacing w:after="40" w:before="0"/>
+        <w:ind w:left="794"/>
+      </w:pPr>
+      <w:r>
+        <w:t xml:space="preserve">Деньги и страховка</w:t>
+      </w:r>
+    </w:p>
+    <w:p>
+      <w:pPr>
+        <w:spacing w:after="40" w:before="0"/>
+        <w:ind w:left="794"/>
+      </w:pPr>
+      <w:r>
+        <w:t xml:space="preserve">Когда отложить поездку</w:t>
+      </w:r>
+    </w:p>
+    <w:p>
+      <w:pPr>
+        <w:spacing w:after="40" w:before="80"/>
+        <w:ind w:left="340"/>
+      </w:pPr>
+      <w:r>
+        <w:rPr>
+          <w:b/>
+        </w:rPr>
+        <w:t xml:space="preserve">12.14. Латинская Америка и Карибы: Куба, Доминикана, Мексика, Бразилия, Венесуэла</w:t>
+      </w:r>
+    </w:p>
+    <w:p>
+      <w:pPr>
+        <w:spacing w:after="40" w:before="0"/>
+        <w:ind w:left="794"/>
+      </w:pPr>
+      <w:r>
+        <w:t xml:space="preserve">Зика и Оропуш: почему опасны для ребёнка</w:t>
+      </w:r>
+    </w:p>
+    <w:p>
+      <w:pPr>
+        <w:spacing w:after="40" w:before="0"/>
+        <w:ind w:left="794"/>
+      </w:pPr>
+      <w:r>
+        <w:t xml:space="preserve">Чем опасно</w:t>
+      </w:r>
+    </w:p>
+    <w:p>
+      <w:pPr>
+        <w:spacing w:after="40" w:before="0"/>
+        <w:ind w:left="794"/>
+      </w:pPr>
+      <w:r>
+        <w:t xml:space="preserve">Прививки и профилактика</w:t>
+      </w:r>
+    </w:p>
+    <w:p>
+      <w:pPr>
+        <w:spacing w:after="40" w:before="0"/>
+        <w:ind w:left="794"/>
+      </w:pPr>
+      <w:r>
+        <w:t xml:space="preserve">На месте</w:t>
+      </w:r>
+    </w:p>
+    <w:p>
+      <w:pPr>
+        <w:spacing w:after="40" w:before="0"/>
+        <w:ind w:left="794"/>
+      </w:pPr>
+      <w:r>
+        <w:t xml:space="preserve">Если поездка была у партнёра</w:t>
+      </w:r>
+    </w:p>
+    <w:p>
+      <w:pPr>
+        <w:spacing w:after="40" w:before="0"/>
+        <w:ind w:left="794"/>
+      </w:pPr>
+      <w:r>
+        <w:t xml:space="preserve">Когда отложить поездку</w:t>
+      </w:r>
+    </w:p>
+    <w:p>
+      <w:pPr>
+        <w:spacing w:after="40" w:before="80"/>
+        <w:ind w:left="340"/>
+      </w:pPr>
+      <w:r>
+        <w:rPr>
+          <w:b/>
+        </w:rPr>
+        <w:t xml:space="preserve">12.15. Африка, Сейшелы, Маврикий</w:t>
+      </w:r>
+    </w:p>
+    <w:p>
+      <w:pPr>
+        <w:spacing w:after="40" w:before="0"/>
+        <w:ind w:left="794"/>
+      </w:pPr>
+      <w:r>
+        <w:t xml:space="preserve">Малярия: почему поездку лучше отложить</w:t>
+      </w:r>
+    </w:p>
+    <w:p>
+      <w:pPr>
+        <w:spacing w:after="40" w:before="0"/>
+        <w:ind w:left="794"/>
+      </w:pPr>
+      <w:r>
+        <w:t xml:space="preserve">Таблетки для профилактики малярии</w:t>
+      </w:r>
+    </w:p>
+    <w:p>
+      <w:pPr>
+        <w:spacing w:after="40" w:before="0"/>
+        <w:ind w:left="794"/>
+      </w:pPr>
+      <w:r>
+        <w:t xml:space="preserve">Жёлтая лихорадка: прививка или медицинский отвод</w:t>
+      </w:r>
+    </w:p>
+    <w:p>
+      <w:pPr>
+        <w:spacing w:after="40" w:before="0"/>
+        <w:ind w:left="794"/>
+      </w:pPr>
+      <w:r>
+        <w:t xml:space="preserve">Чем опасно</w:t>
+      </w:r>
+    </w:p>
+    <w:p>
+      <w:pPr>
+        <w:spacing w:after="40" w:before="0"/>
+        <w:ind w:left="794"/>
+      </w:pPr>
+      <w:r>
+        <w:t xml:space="preserve">Сейшелы и Маврикий</w:t>
+      </w:r>
+    </w:p>
+    <w:p>
+      <w:pPr>
+        <w:spacing w:after="40" w:before="0"/>
+        <w:ind w:left="794"/>
+      </w:pPr>
+      <w:r>
+        <w:t xml:space="preserve">Когда отложить поездку</w:t>
+      </w:r>
+    </w:p>
+    <w:p>
+      <w:pPr>
+        <w:spacing w:after="40" w:before="80"/>
+        <w:ind w:left="340"/>
+      </w:pPr>
+      <w:r>
+        <w:rPr>
+          <w:b/>
+        </w:rPr>
+        <w:t xml:space="preserve">Часть C. Сборы</w:t>
+      </w:r>
+    </w:p>
+    <w:p>
+      <w:pPr>
+        <w:spacing w:after="40" w:before="80"/>
+        <w:ind w:left="340"/>
+      </w:pPr>
+      <w:r>
+        <w:rPr>
+          <w:b/>
+        </w:rPr>
+        <w:t xml:space="preserve">12.16. Документы: что взять с собой</w:t>
+      </w:r>
+    </w:p>
+    <w:p>
+      <w:pPr>
+        <w:spacing w:after="40" w:before="0"/>
+        <w:ind w:left="794"/>
+      </w:pPr>
+      <w:r>
+        <w:t xml:space="preserve">Обменная карта и результаты обследований</w:t>
+      </w:r>
+    </w:p>
+    <w:p>
+      <w:pPr>
+        <w:spacing w:after="40" w:before="0"/>
+        <w:ind w:left="794"/>
+      </w:pPr>
+      <w:r>
+        <w:t xml:space="preserve">Выписка на английском языке</w:t>
+      </w:r>
+    </w:p>
+    <w:p>
+      <w:pPr>
+        <w:spacing w:after="40" w:before="0"/>
+        <w:ind w:left="794"/>
+      </w:pPr>
+      <w:r>
+        <w:t xml:space="preserve">Справки и сертификаты</w:t>
+      </w:r>
+    </w:p>
+    <w:p>
+      <w:pPr>
+        <w:spacing w:after="40" w:before="0"/>
+        <w:ind w:left="794"/>
+      </w:pPr>
+      <w:r>
+        <w:t xml:space="preserve">Контакты и копии</w:t>
+      </w:r>
+    </w:p>
+    <w:p>
+      <w:pPr>
+        <w:spacing w:after="40" w:before="80"/>
+        <w:ind w:left="340"/>
+      </w:pPr>
+      <w:r>
+        <w:rPr>
+          <w:b/>
+        </w:rPr>
+        <w:t xml:space="preserve">12.17. Страховка: что проверить в договоре</w:t>
+      </w:r>
+    </w:p>
+    <w:p>
+      <w:pPr>
+        <w:spacing w:after="40" w:before="0"/>
+        <w:ind w:left="794"/>
+      </w:pPr>
+      <w:r>
+        <w:t xml:space="preserve">До какой недели покрываются осложнения беременности</w:t>
+      </w:r>
+    </w:p>
+    <w:p>
+      <w:pPr>
+        <w:spacing w:after="40" w:before="0"/>
+        <w:ind w:left="794"/>
+      </w:pPr>
+      <w:r>
+        <w:t xml:space="preserve">Роды и помощь новорождённому</w:t>
+      </w:r>
+    </w:p>
+    <w:p>
+      <w:pPr>
+        <w:spacing w:after="40" w:before="0"/>
+        <w:ind w:left="794"/>
+      </w:pPr>
+      <w:r>
+        <w:t xml:space="preserve">Эвакуация, лимит, франшиза</w:t>
+      </w:r>
+    </w:p>
+    <w:p>
+      <w:pPr>
+        <w:spacing w:after="40" w:before="0"/>
+        <w:ind w:left="794"/>
+      </w:pPr>
+      <w:r>
+        <w:t xml:space="preserve">Исключения «известное заболевание» и «плановая помощь»</w:t>
+      </w:r>
+    </w:p>
+    <w:p>
+      <w:pPr>
+        <w:spacing w:after="40" w:before="0"/>
+        <w:ind w:left="794"/>
+      </w:pPr>
+      <w:r>
+        <w:t xml:space="preserve">Как платить, если российские карты не работают</w:t>
+      </w:r>
+    </w:p>
+    <w:p>
+      <w:pPr>
+        <w:spacing w:after="40" w:before="80"/>
+        <w:ind w:left="340"/>
+      </w:pPr>
+      <w:r>
+        <w:rPr>
+          <w:b/>
+        </w:rPr>
+        <w:t xml:space="preserve">12.18. Аптечка: базовая и по направлению</w:t>
+      </w:r>
+    </w:p>
+    <w:p>
+      <w:pPr>
+        <w:spacing w:after="40" w:before="0"/>
+        <w:ind w:left="794"/>
+      </w:pPr>
+      <w:r>
+        <w:t xml:space="preserve">Базовая аптечка</w:t>
+      </w:r>
+    </w:p>
+    <w:p>
+      <w:pPr>
+        <w:spacing w:after="40" w:before="0"/>
+        <w:ind w:left="794"/>
+      </w:pPr>
+      <w:r>
+        <w:t xml:space="preserve">Дополнения по направлению</w:t>
+      </w:r>
+    </w:p>
+    <w:p>
+      <w:pPr>
+        <w:spacing w:after="40" w:before="0"/>
+        <w:ind w:left="794"/>
+      </w:pPr>
+      <w:r>
+        <w:t xml:space="preserve">Что не брать</w:t>
+      </w:r>
+    </w:p>
+    <w:p>
+      <w:pPr>
+        <w:spacing w:after="40" w:before="0"/>
+        <w:ind w:left="794"/>
+      </w:pPr>
+      <w:r>
+        <w:t xml:space="preserve">Постоянные лекарства и приборы</w:t>
+      </w:r>
+    </w:p>
+    <w:p>
+      <w:pPr>
+        <w:spacing w:after="40" w:before="80"/>
+        <w:ind w:left="340"/>
+      </w:pPr>
+      <w:r>
+        <w:rPr>
+          <w:b/>
+        </w:rPr>
+        <w:t xml:space="preserve">12.19. Лекарства через границу: вывоз и ввоз</w:t>
+      </w:r>
+    </w:p>
+    <w:p>
+      <w:pPr>
+        <w:spacing w:after="40" w:before="0"/>
+        <w:ind w:left="794"/>
+      </w:pPr>
+      <w:r>
+        <w:t xml:space="preserve">Вывоз из России</w:t>
+      </w:r>
+    </w:p>
+    <w:p>
+      <w:pPr>
+        <w:spacing w:after="40" w:before="0"/>
+        <w:ind w:left="794"/>
+      </w:pPr>
+      <w:r>
+        <w:t xml:space="preserve">Страны со строгими правилами ввоза</w:t>
+      </w:r>
+    </w:p>
+    <w:p>
+      <w:pPr>
+        <w:spacing w:after="40" w:before="80"/>
+        <w:ind w:left="340"/>
+      </w:pPr>
+      <w:r>
+        <w:rPr>
+          <w:b/>
+        </w:rPr>
+        <w:t xml:space="preserve">12.20. Как купить лекарство за границей</w:t>
+      </w:r>
+    </w:p>
+    <w:p>
+      <w:pPr>
+        <w:spacing w:after="40" w:before="0"/>
+        <w:ind w:left="794"/>
+      </w:pPr>
+      <w:r>
+        <w:t xml:space="preserve">Международное название (МНН): как найти его у своего лекарства</w:t>
+      </w:r>
+    </w:p>
+    <w:p>
+      <w:pPr>
+        <w:spacing w:after="40" w:before="0"/>
+        <w:ind w:left="794"/>
+      </w:pPr>
+      <w:r>
+        <w:t xml:space="preserve">Таблица: что нужно, МНН и как называется в других странах</w:t>
+      </w:r>
+    </w:p>
+    <w:p>
+      <w:pPr>
+        <w:spacing w:after="40" w:before="0"/>
+        <w:ind w:left="794"/>
+      </w:pPr>
+      <w:r>
+        <w:t xml:space="preserve">Комбинированные средства от простуды и для сна</w:t>
+      </w:r>
+    </w:p>
+    <w:p>
+      <w:pPr>
+        <w:spacing w:after="40" w:before="0"/>
+        <w:ind w:left="794"/>
+      </w:pPr>
+      <w:r>
+        <w:t xml:space="preserve">Где покупать</w:t>
+      </w:r>
+    </w:p>
+    <w:p>
+      <w:pPr>
+        <w:spacing w:after="40" w:before="0"/>
+        <w:ind w:left="794"/>
+      </w:pPr>
+      <w:r>
+        <w:t xml:space="preserve">Чего нет за границей</w:t>
+      </w:r>
+    </w:p>
+    <w:p>
+      <w:pPr>
+        <w:spacing w:after="40" w:before="0"/>
+        <w:ind w:left="794"/>
+      </w:pPr>
+      <w:r>
+        <w:t xml:space="preserve">Как спросить фармацевта</w:t>
+      </w:r>
+    </w:p>
+    <w:p>
+      <w:pPr>
+        <w:spacing w:after="40" w:before="80"/>
+        <w:ind w:left="340"/>
+      </w:pPr>
+      <w:r>
+        <w:rPr>
+          <w:b/>
+        </w:rPr>
+        <w:t xml:space="preserve">Часть D. На месте и после возвращения</w:t>
+      </w:r>
+    </w:p>
+    <w:p>
+      <w:pPr>
+        <w:spacing w:after="40" w:before="80"/>
+        <w:ind w:left="340"/>
+      </w:pPr>
+      <w:r>
+        <w:rPr>
+          <w:b/>
+        </w:rPr>
+        <w:t xml:space="preserve">12.21. Еда, вода и диарея путешественника</w:t>
+      </w:r>
+    </w:p>
+    <w:p>
+      <w:pPr>
+        <w:spacing w:after="40" w:before="0"/>
+        <w:ind w:left="794"/>
+      </w:pPr>
+      <w:r>
+        <w:t xml:space="preserve">Вода и лёд</w:t>
+      </w:r>
+    </w:p>
+    <w:p>
+      <w:pPr>
+        <w:spacing w:after="40" w:before="0"/>
+        <w:ind w:left="794"/>
+      </w:pPr>
+      <w:r>
+        <w:t xml:space="preserve">Еда</w:t>
+      </w:r>
+    </w:p>
+    <w:p>
+      <w:pPr>
+        <w:spacing w:after="40" w:before="0"/>
+        <w:ind w:left="794"/>
+      </w:pPr>
+      <w:r>
+        <w:t xml:space="preserve">Диарея: что делать</w:t>
+      </w:r>
+    </w:p>
+    <w:p>
+      <w:pPr>
+        <w:spacing w:after="40" w:before="80"/>
+        <w:ind w:left="340"/>
+      </w:pPr>
+      <w:r>
+        <w:rPr>
+          <w:b/>
+        </w:rPr>
+        <w:t xml:space="preserve">12.22. Солнце, жара, купание и развлечения</w:t>
+      </w:r>
+    </w:p>
+    <w:p>
+      <w:pPr>
+        <w:spacing w:after="40" w:before="0"/>
+        <w:ind w:left="794"/>
+      </w:pPr>
+      <w:r>
+        <w:t xml:space="preserve">Жара и солнце</w:t>
+      </w:r>
+    </w:p>
+    <w:p>
+      <w:pPr>
+        <w:spacing w:after="40" w:before="0"/>
+        <w:ind w:left="794"/>
+      </w:pPr>
+      <w:r>
+        <w:t xml:space="preserve">Купание</w:t>
+      </w:r>
+    </w:p>
+    <w:p>
+      <w:pPr>
+        <w:spacing w:after="40" w:before="0"/>
+        <w:ind w:left="794"/>
+      </w:pPr>
+      <w:r>
+        <w:t xml:space="preserve">Чего избегать</w:t>
+      </w:r>
+    </w:p>
+    <w:p>
+      <w:pPr>
+        <w:spacing w:after="40" w:before="0"/>
+        <w:ind w:left="794"/>
+      </w:pPr>
+      <w:r>
+        <w:t xml:space="preserve">Высота</w:t>
+      </w:r>
+    </w:p>
+    <w:p>
+      <w:pPr>
+        <w:spacing w:after="40" w:before="80"/>
+        <w:ind w:left="340"/>
+      </w:pPr>
+      <w:r>
+        <w:rPr>
+          <w:b/>
+        </w:rPr>
+        <w:t xml:space="preserve">12.23. Комары, клещи и животные</w:t>
+      </w:r>
+    </w:p>
+    <w:p>
+      <w:pPr>
+        <w:spacing w:after="40" w:before="0"/>
+        <w:ind w:left="794"/>
+      </w:pPr>
+      <w:r>
+        <w:t xml:space="preserve">Репелленты, одежда, москитные сетки</w:t>
+      </w:r>
+    </w:p>
+    <w:p>
+      <w:pPr>
+        <w:spacing w:after="40" w:before="0"/>
+        <w:ind w:left="794"/>
+      </w:pPr>
+      <w:r>
+        <w:t xml:space="preserve">Клещи</w:t>
+      </w:r>
+    </w:p>
+    <w:p>
+      <w:pPr>
+        <w:spacing w:after="40" w:before="0"/>
+        <w:ind w:left="794"/>
+      </w:pPr>
+      <w:r>
+        <w:t xml:space="preserve">Укус животного: первые 15 минут и прививка</w:t>
+      </w:r>
+    </w:p>
+    <w:p>
+      <w:pPr>
+        <w:spacing w:after="40" w:before="80"/>
+        <w:ind w:left="340"/>
+      </w:pPr>
+      <w:r>
+        <w:rPr>
+          <w:b/>
+        </w:rPr>
+        <w:t xml:space="preserve">12.24. Если стало плохо в поездке</w:t>
+      </w:r>
+    </w:p>
+    <w:p>
+      <w:pPr>
+        <w:spacing w:after="40" w:before="0"/>
+        <w:ind w:left="794"/>
+      </w:pPr>
+      <w:r>
+        <w:t xml:space="preserve">Тревожные признаки</w:t>
+      </w:r>
+    </w:p>
+    <w:p>
+      <w:pPr>
+        <w:spacing w:after="40" w:before="0"/>
+        <w:ind w:left="794"/>
+      </w:pPr>
+      <w:r>
+        <w:t xml:space="preserve">Номера экстренных служб</w:t>
+      </w:r>
+    </w:p>
+    <w:p>
+      <w:pPr>
+        <w:spacing w:after="40" w:before="0"/>
+        <w:ind w:left="794"/>
+      </w:pPr>
+      <w:r>
+        <w:t xml:space="preserve">Кому звонить первым: скорой или в страховую</w:t>
+      </w:r>
+    </w:p>
+    <w:p>
+      <w:pPr>
+        <w:spacing w:after="40" w:before="0"/>
+        <w:ind w:left="794"/>
+      </w:pPr>
+      <w:r>
+        <w:t xml:space="preserve">Если роды начались в поездке</w:t>
+      </w:r>
+    </w:p>
+    <w:p>
+      <w:pPr>
+        <w:spacing w:after="40" w:before="80"/>
+        <w:ind w:left="340"/>
+      </w:pPr>
+      <w:r>
+        <w:rPr>
+          <w:b/>
+        </w:rPr>
+        <w:t xml:space="preserve">12.25. После возвращения: что сказать врачу</w:t>
+      </w:r>
+    </w:p>
+    <w:p>
+      <w:pPr>
+        <w:spacing w:after="40" w:before="0"/>
+        <w:ind w:left="794"/>
+      </w:pPr>
+      <w:r>
+        <w:t xml:space="preserve">Что рассказать о поездке</w:t>
+      </w:r>
+    </w:p>
+    <w:p>
+      <w:pPr>
+        <w:spacing w:after="40" w:before="0"/>
+        <w:ind w:left="794"/>
+      </w:pPr>
+      <w:r>
+        <w:t xml:space="preserve">Температура после тропиков</w:t>
+      </w:r>
+    </w:p>
+    <w:p>
+      <w:pPr>
+        <w:spacing w:after="40" w:before="0"/>
+        <w:ind w:left="794"/>
+      </w:pPr>
+      <w:r>
+        <w:t xml:space="preserve">Зика: анализы и защита</w:t>
+      </w:r>
+    </w:p>
+    <w:p>
+      <w:pPr>
+        <w:spacing w:after="40" w:before="80"/>
+        <w:ind w:left="340"/>
+      </w:pPr>
+      <w:r>
+        <w:rPr>
+          <w:b/>
+        </w:rPr>
+        <w:t xml:space="preserve">Часть E. Роды за границей</w:t>
+      </w:r>
+    </w:p>
+    <w:p>
+      <w:pPr>
+        <w:spacing w:after="40" w:before="80"/>
+        <w:ind w:left="340"/>
+      </w:pPr>
+      <w:r>
+        <w:rPr>
+          <w:b/>
+        </w:rPr>
+        <w:t xml:space="preserve">12.26. Роды за границей по плану: клиника, документы ребёнка, возвращение</w:t>
+      </w:r>
+    </w:p>
+    <w:p>
+      <w:pPr>
+        <w:spacing w:after="40" w:before="0"/>
+        <w:ind w:left="794"/>
+      </w:pPr>
+      <w:r>
+        <w:t xml:space="preserve">Выбор страны и клиники</w:t>
+      </w:r>
+    </w:p>
+    <w:p>
+      <w:pPr>
+        <w:spacing w:after="40" w:before="0"/>
+        <w:ind w:left="794"/>
+      </w:pPr>
+      <w:r>
+        <w:t xml:space="preserve">Виза, срок въезда и перелёт</w:t>
+      </w:r>
+    </w:p>
+    <w:p>
+      <w:pPr>
+        <w:spacing w:after="40" w:before="0"/>
+        <w:ind w:left="794"/>
+      </w:pPr>
+      <w:r>
+        <w:t xml:space="preserve">Договор и стоимость: что если будут осложнения</w:t>
+      </w:r>
+    </w:p>
+    <w:p>
+      <w:pPr>
+        <w:spacing w:after="40" w:before="0"/>
+        <w:ind w:left="794"/>
+      </w:pPr>
+      <w:r>
+        <w:t xml:space="preserve">Документы ребёнка</w:t>
+      </w:r>
+    </w:p>
+    <w:p>
+      <w:pPr>
+        <w:spacing w:after="40" w:before="0"/>
+        <w:ind w:left="794"/>
+      </w:pPr>
+      <w:r>
+        <w:t xml:space="preserve">Перелёт с новорождённым</w:t>
+      </w:r>
+    </w:p>
+    <w:p>
+      <w:pPr>
+        <w:spacing w:after="40" w:before="0"/>
+        <w:ind w:left="794"/>
+      </w:pPr>
+      <w:r>
+        <w:t xml:space="preserve">Дома: учёт, прививки, полис ОМС ребёнку</w:t>
+      </w:r>
+    </w:p>
+    <w:p>
+      <w:pPr>
+        <w:spacing w:after="40" w:before="80"/>
+        <w:ind w:left="340"/>
+      </w:pPr>
+      <w:r>
+        <w:rPr>
+          <w:b/>
+        </w:rPr>
+        <w:t xml:space="preserve">Коротко о главном (Итоги главы)</w:t>
+      </w:r>
+    </w:p>
+    <w:p>
+      <w:pPr>
+        <w:spacing w:after="40" w:before="80"/>
+        <w:ind w:left="340"/>
+      </w:pPr>
+      <w:r>
+        <w:rPr>
+          <w:b/>
+        </w:rPr>
+        <w:t xml:space="preserve">Клинические и научные источники</w:t>
       </w:r>
     </w:p>
     <w:p>

--- a/editorial/soderzhanie-knigi.docx
+++ b/editorial/soderzhanie-knigi.docx
@@ -7060,7 +7060,7 @@
         <w:ind w:left="340"/>
       </w:pPr>
       <w:r>
-        <w:t xml:space="preserve">Основа темы 23.10.2026 (до разведки источников); разделы и подразделы уточняются по разведке</w:t>
+        <w:t xml:space="preserve">ОТЛОЖЕНА до выхода книги (решение пользователя 23.10.2026): в первое издание не входит; ниже — основа темы для будущей работы</w:t>
       </w:r>
     </w:p>
     <w:p>

--- a/editorial/soderzhanie-knigi.docx
+++ b/editorial/soderzhanie-knigi.docx
@@ -3271,7 +3271,7 @@
         <w:ind w:left="794"/>
       </w:pPr>
       <w:r>
-        <w:t>Насколько срочно: четыре уровня</w:t>
+        <w:t>Насколько срочно: три уровня</w:t>
       </w:r>
     </w:p>
     <w:p>
@@ -6889,7 +6889,7 @@
         <w:ind w:left="794"/>
       </w:pPr>
       <w:r>
-        <w:t>Четыре уровня срочности; по каждому признаку — Раздел 0</w:t>
+        <w:t>Три уровня срочности; по каждому признаку — Раздел 0</w:t>
       </w:r>
     </w:p>
     <w:p>
@@ -6928,7 +6928,7 @@
         <w:ind w:left="794"/>
       </w:pPr>
       <w:r>
-        <w:t>Четыре уровня: от планового приёма до скорой помощи</w:t>
+        <w:t>Три уровня: от планового приёма до немедленной помощи</w:t>
       </w:r>
     </w:p>
     <w:p>
